--- a/data/resume/docs/sde.template.docx
+++ b/data/resume/docs/sde.template.docx
@@ -71,17 +71,765 @@
     </w:p>
     <w:p>
       <w:r>
-        <w:t xml:space="preserve">Experienced </w:t>
-      </w:r>
-      <w:r>
-        <w:rPr>
-          <w:b/>
-          <w:bCs/>
-        </w:rPr>
-        <w:t>Lead Engineer</w:t>
-      </w:r>
-      <w:r>
-        <w:t xml:space="preserve"> with 10+ years of building and deploying scalable, cloud-native web applications across monolithic and microservices architectures. Skilled in </w:t>
+        <w:rPr>
+          <w:rFonts w:cstheme="minorHAnsi"/>
+          <w:szCs w:val="21"/>
+        </w:rPr>
+        <w:t xml:space="preserve">Senior Staff Engineer / Lead Backend Engineer with </w:t>
+      </w:r>
+      <w:r>
+        <w:rPr>
+          <w:rStyle w:val="s1"/>
+          <w:rFonts w:cstheme="minorHAnsi"/>
+          <w:b/>
+          <w:bCs/>
+          <w:szCs w:val="21"/>
+        </w:rPr>
+        <w:t>10+ years of experience</w:t>
+      </w:r>
+      <w:r>
+        <w:rPr>
+          <w:rFonts w:cstheme="minorHAnsi"/>
+          <w:szCs w:val="21"/>
+        </w:rPr>
+        <w:t xml:space="preserve"> designing, modernizing, and scaling secure enterprise applications across </w:t>
+      </w:r>
+      <w:r>
+        <w:rPr>
+          <w:rStyle w:val="s1"/>
+          <w:rFonts w:cstheme="minorHAnsi"/>
+          <w:b/>
+          <w:bCs/>
+          <w:szCs w:val="21"/>
+        </w:rPr>
+        <w:t>digital banking, insurance, fintech, SaaS, ERP, and product platforms</w:t>
+      </w:r>
+      <w:r>
+        <w:rPr>
+          <w:rFonts w:cstheme="minorHAnsi"/>
+          <w:szCs w:val="21"/>
+        </w:rPr>
+        <w:t xml:space="preserve">. Strong expertise in </w:t>
+      </w:r>
+      <w:r>
+        <w:rPr>
+          <w:rStyle w:val="s1"/>
+          <w:rFonts w:cstheme="minorHAnsi"/>
+          <w:b/>
+          <w:bCs/>
+          <w:szCs w:val="21"/>
+        </w:rPr>
+        <w:t>Java, Spring Boot, microservices, distributed systems, AWS, Kubernetes, CI/CD, cloud-native architecture</w:t>
+      </w:r>
+      <w:r>
+        <w:rPr>
+          <w:rFonts w:cstheme="minorHAnsi"/>
+          <w:szCs w:val="21"/>
+        </w:rPr>
+        <w:t xml:space="preserve">, and production-grade system design. Experienced in </w:t>
+      </w:r>
+      <w:r>
+        <w:rPr>
+          <w:rStyle w:val="s1"/>
+          <w:rFonts w:cstheme="minorHAnsi"/>
+          <w:b/>
+          <w:bCs/>
+          <w:szCs w:val="21"/>
+        </w:rPr>
+        <w:t>leading engineering teams</w:t>
+      </w:r>
+      <w:r>
+        <w:rPr>
+          <w:rFonts w:cstheme="minorHAnsi"/>
+          <w:szCs w:val="21"/>
+        </w:rPr>
+        <w:t xml:space="preserve">, owning end-to-end delivery, modernizing legacy applications, optimizing performance, resolving production issues, and integrating backend systems with frontend platforms, third-party services, and enterprise security solutions. Known for </w:t>
+      </w:r>
+      <w:r>
+        <w:rPr>
+          <w:rStyle w:val="s1"/>
+          <w:rFonts w:cstheme="minorHAnsi"/>
+          <w:b/>
+          <w:bCs/>
+          <w:szCs w:val="21"/>
+        </w:rPr>
+        <w:t>strong ownership, release execution, banking-grade reliability, clean architecture, cloud automation</w:t>
+      </w:r>
+      <w:r>
+        <w:rPr>
+          <w:rFonts w:cstheme="minorHAnsi"/>
+          <w:szCs w:val="21"/>
+        </w:rPr>
+        <w:t xml:space="preserve">, and practical engineering leadership. Active Stack Overflow contributor with </w:t>
+      </w:r>
+      <w:r>
+        <w:rPr>
+          <w:rStyle w:val="s1"/>
+          <w:rFonts w:cstheme="minorHAnsi"/>
+          <w:b/>
+          <w:bCs/>
+          <w:szCs w:val="21"/>
+        </w:rPr>
+        <w:t>8K+ reputation</w:t>
+      </w:r>
+      <w:r>
+        <w:t>.</w:t>
+      </w:r>
+    </w:p>
+    <w:p>
+      <w:pPr>
+        <w:pStyle w:val="Heading2"/>
+      </w:pPr>
+      <w:r>
+        <w:t>Technical Proficiencies</w:t>
+      </w:r>
+    </w:p>
+    <w:p>
+      <w:pPr>
+        <w:pStyle w:val="p1"/>
+        <w:numPr>
+          <w:ilvl w:val="0"/>
+          <w:numId w:val="34"/>
+        </w:numPr>
+        <w:rPr>
+          <w:rFonts w:asciiTheme="minorHAnsi" w:hAnsiTheme="minorHAnsi" w:cstheme="minorHAnsi"/>
+          <w:sz w:val="21"/>
+          <w:szCs w:val="21"/>
+        </w:rPr>
+      </w:pPr>
+      <w:r>
+        <w:rPr>
+          <w:rFonts w:asciiTheme="minorHAnsi" w:hAnsiTheme="minorHAnsi" w:cstheme="minorHAnsi"/>
+          <w:b/>
+          <w:bCs/>
+          <w:sz w:val="21"/>
+          <w:szCs w:val="21"/>
+        </w:rPr>
+        <w:t>Languages:</w:t>
+      </w:r>
+      <w:r>
+        <w:rPr>
+          <w:rFonts w:asciiTheme="minorHAnsi" w:hAnsiTheme="minorHAnsi" w:cstheme="minorHAnsi"/>
+          <w:sz w:val="21"/>
+          <w:szCs w:val="21"/>
+        </w:rPr>
+        <w:t xml:space="preserve"> Java 21 / Java 17, Kotlin, Python, JavaScript</w:t>
+      </w:r>
+    </w:p>
+    <w:p>
+      <w:pPr>
+        <w:pStyle w:val="p1"/>
+        <w:numPr>
+          <w:ilvl w:val="0"/>
+          <w:numId w:val="34"/>
+        </w:numPr>
+        <w:rPr>
+          <w:rFonts w:asciiTheme="minorHAnsi" w:hAnsiTheme="minorHAnsi" w:cstheme="minorHAnsi"/>
+          <w:sz w:val="21"/>
+          <w:szCs w:val="21"/>
+        </w:rPr>
+      </w:pPr>
+      <w:r>
+        <w:rPr>
+          <w:rFonts w:asciiTheme="minorHAnsi" w:hAnsiTheme="minorHAnsi" w:cstheme="minorHAnsi"/>
+          <w:b/>
+          <w:bCs/>
+          <w:sz w:val="21"/>
+          <w:szCs w:val="21"/>
+        </w:rPr>
+        <w:t>Backend Engineering:</w:t>
+      </w:r>
+      <w:r>
+        <w:rPr>
+          <w:rFonts w:asciiTheme="minorHAnsi" w:hAnsiTheme="minorHAnsi" w:cstheme="minorHAnsi"/>
+          <w:sz w:val="21"/>
+          <w:szCs w:val="21"/>
+        </w:rPr>
+        <w:t xml:space="preserve"> Spring Boot, Hibernate/JPA, REST APIs, Microservices, Node.js, Kafka, RabbitMQ, API Design, Distributed Systems</w:t>
+      </w:r>
+    </w:p>
+    <w:p>
+      <w:pPr>
+        <w:pStyle w:val="p1"/>
+        <w:numPr>
+          <w:ilvl w:val="0"/>
+          <w:numId w:val="34"/>
+        </w:numPr>
+        <w:rPr>
+          <w:rFonts w:asciiTheme="minorHAnsi" w:hAnsiTheme="minorHAnsi" w:cstheme="minorHAnsi"/>
+          <w:sz w:val="21"/>
+          <w:szCs w:val="21"/>
+        </w:rPr>
+      </w:pPr>
+      <w:r>
+        <w:rPr>
+          <w:rFonts w:asciiTheme="minorHAnsi" w:hAnsiTheme="minorHAnsi" w:cstheme="minorHAnsi"/>
+          <w:b/>
+          <w:bCs/>
+          <w:sz w:val="21"/>
+          <w:szCs w:val="21"/>
+        </w:rPr>
+        <w:t>Cloud &amp; Platform:</w:t>
+      </w:r>
+      <w:r>
+        <w:rPr>
+          <w:rFonts w:asciiTheme="minorHAnsi" w:hAnsiTheme="minorHAnsi" w:cstheme="minorHAnsi"/>
+          <w:sz w:val="21"/>
+          <w:szCs w:val="21"/>
+        </w:rPr>
+        <w:t xml:space="preserve"> AWS, EKS, ECS, EC2, Lambda, S3, RDS, API Gateway, </w:t>
+      </w:r>
+      <w:proofErr w:type="spellStart"/>
+      <w:r>
+        <w:rPr>
+          <w:rFonts w:asciiTheme="minorHAnsi" w:hAnsiTheme="minorHAnsi" w:cstheme="minorHAnsi"/>
+          <w:sz w:val="21"/>
+          <w:szCs w:val="21"/>
+        </w:rPr>
+        <w:t>EventBridge</w:t>
+      </w:r>
+      <w:proofErr w:type="spellEnd"/>
+      <w:r>
+        <w:rPr>
+          <w:rFonts w:asciiTheme="minorHAnsi" w:hAnsiTheme="minorHAnsi" w:cstheme="minorHAnsi"/>
+          <w:sz w:val="21"/>
+          <w:szCs w:val="21"/>
+        </w:rPr>
+        <w:t>, SNS, SQS, Step Functions, IAM, CloudWatch, Azure</w:t>
+      </w:r>
+    </w:p>
+    <w:p>
+      <w:pPr>
+        <w:pStyle w:val="p1"/>
+        <w:numPr>
+          <w:ilvl w:val="0"/>
+          <w:numId w:val="34"/>
+        </w:numPr>
+        <w:rPr>
+          <w:rFonts w:asciiTheme="minorHAnsi" w:hAnsiTheme="minorHAnsi" w:cstheme="minorHAnsi"/>
+          <w:sz w:val="21"/>
+          <w:szCs w:val="21"/>
+        </w:rPr>
+      </w:pPr>
+      <w:r>
+        <w:rPr>
+          <w:rFonts w:asciiTheme="minorHAnsi" w:hAnsiTheme="minorHAnsi" w:cstheme="minorHAnsi"/>
+          <w:b/>
+          <w:bCs/>
+          <w:sz w:val="21"/>
+          <w:szCs w:val="21"/>
+        </w:rPr>
+        <w:t>DevOps &amp; CI/CD:</w:t>
+      </w:r>
+      <w:r>
+        <w:rPr>
+          <w:rFonts w:asciiTheme="minorHAnsi" w:hAnsiTheme="minorHAnsi" w:cstheme="minorHAnsi"/>
+          <w:sz w:val="21"/>
+          <w:szCs w:val="21"/>
+        </w:rPr>
+        <w:t xml:space="preserve"> Docker, Kubernetes, Helm, Terraform, Jenkins, GitHub Actions, Argo CD, Linux CLI, Nginx</w:t>
+      </w:r>
+    </w:p>
+    <w:p>
+      <w:pPr>
+        <w:pStyle w:val="p1"/>
+        <w:numPr>
+          <w:ilvl w:val="0"/>
+          <w:numId w:val="34"/>
+        </w:numPr>
+        <w:rPr>
+          <w:rFonts w:asciiTheme="minorHAnsi" w:hAnsiTheme="minorHAnsi" w:cstheme="minorHAnsi"/>
+          <w:sz w:val="21"/>
+          <w:szCs w:val="21"/>
+        </w:rPr>
+      </w:pPr>
+      <w:r>
+        <w:rPr>
+          <w:rFonts w:asciiTheme="minorHAnsi" w:hAnsiTheme="minorHAnsi" w:cstheme="minorHAnsi"/>
+          <w:b/>
+          <w:bCs/>
+          <w:sz w:val="21"/>
+          <w:szCs w:val="21"/>
+        </w:rPr>
+        <w:t>Databases &amp; Caching:</w:t>
+      </w:r>
+      <w:r>
+        <w:rPr>
+          <w:rFonts w:asciiTheme="minorHAnsi" w:hAnsiTheme="minorHAnsi" w:cstheme="minorHAnsi"/>
+          <w:sz w:val="21"/>
+          <w:szCs w:val="21"/>
+        </w:rPr>
+        <w:t xml:space="preserve"> PostgreSQL, Oracle, MySQL, MongoDB, DynamoDB, Redis, Snowflake</w:t>
+      </w:r>
+    </w:p>
+    <w:p>
+      <w:pPr>
+        <w:pStyle w:val="p1"/>
+        <w:numPr>
+          <w:ilvl w:val="0"/>
+          <w:numId w:val="34"/>
+        </w:numPr>
+        <w:rPr>
+          <w:rFonts w:asciiTheme="minorHAnsi" w:hAnsiTheme="minorHAnsi" w:cstheme="minorHAnsi"/>
+          <w:sz w:val="21"/>
+          <w:szCs w:val="21"/>
+        </w:rPr>
+      </w:pPr>
+      <w:r>
+        <w:rPr>
+          <w:rFonts w:asciiTheme="minorHAnsi" w:hAnsiTheme="minorHAnsi" w:cstheme="minorHAnsi"/>
+          <w:b/>
+          <w:bCs/>
+          <w:sz w:val="21"/>
+          <w:szCs w:val="21"/>
+        </w:rPr>
+        <w:t>Frontend:</w:t>
+      </w:r>
+      <w:r>
+        <w:rPr>
+          <w:rFonts w:asciiTheme="minorHAnsi" w:hAnsiTheme="minorHAnsi" w:cstheme="minorHAnsi"/>
+          <w:sz w:val="21"/>
+          <w:szCs w:val="21"/>
+        </w:rPr>
+        <w:t xml:space="preserve"> ReactJS, Angular, AngularJS, Flutter</w:t>
+      </w:r>
+    </w:p>
+    <w:p>
+      <w:pPr>
+        <w:pStyle w:val="p1"/>
+        <w:numPr>
+          <w:ilvl w:val="0"/>
+          <w:numId w:val="34"/>
+        </w:numPr>
+        <w:rPr>
+          <w:rFonts w:asciiTheme="minorHAnsi" w:hAnsiTheme="minorHAnsi" w:cstheme="minorHAnsi"/>
+          <w:sz w:val="21"/>
+          <w:szCs w:val="21"/>
+        </w:rPr>
+      </w:pPr>
+      <w:r>
+        <w:rPr>
+          <w:rFonts w:asciiTheme="minorHAnsi" w:hAnsiTheme="minorHAnsi" w:cstheme="minorHAnsi"/>
+          <w:b/>
+          <w:bCs/>
+          <w:sz w:val="21"/>
+          <w:szCs w:val="21"/>
+        </w:rPr>
+        <w:t>Observability &amp; Quality:</w:t>
+      </w:r>
+      <w:r>
+        <w:rPr>
+          <w:rFonts w:asciiTheme="minorHAnsi" w:hAnsiTheme="minorHAnsi" w:cstheme="minorHAnsi"/>
+          <w:sz w:val="21"/>
+          <w:szCs w:val="21"/>
+        </w:rPr>
+        <w:t xml:space="preserve"> Datadog, New Relic, ELK, Codacy, JUnit, JMeter, Cucumber, Selenium</w:t>
+      </w:r>
+    </w:p>
+    <w:p>
+      <w:pPr>
+        <w:pStyle w:val="p1"/>
+        <w:numPr>
+          <w:ilvl w:val="0"/>
+          <w:numId w:val="34"/>
+        </w:numPr>
+        <w:rPr>
+          <w:rFonts w:asciiTheme="minorHAnsi" w:hAnsiTheme="minorHAnsi" w:cstheme="minorHAnsi"/>
+          <w:sz w:val="21"/>
+          <w:szCs w:val="21"/>
+        </w:rPr>
+      </w:pPr>
+      <w:proofErr w:type="spellStart"/>
+      <w:r>
+        <w:rPr>
+          <w:rFonts w:asciiTheme="minorHAnsi" w:hAnsiTheme="minorHAnsi" w:cstheme="minorHAnsi"/>
+          <w:b/>
+          <w:bCs/>
+          <w:sz w:val="21"/>
+          <w:szCs w:val="21"/>
+        </w:rPr>
+        <w:t>MLOps</w:t>
+      </w:r>
+      <w:proofErr w:type="spellEnd"/>
+      <w:r>
+        <w:rPr>
+          <w:rFonts w:asciiTheme="minorHAnsi" w:hAnsiTheme="minorHAnsi" w:cstheme="minorHAnsi"/>
+          <w:b/>
+          <w:bCs/>
+          <w:sz w:val="21"/>
+          <w:szCs w:val="21"/>
+        </w:rPr>
+        <w:t xml:space="preserve"> &amp; Data Engineering:</w:t>
+      </w:r>
+      <w:r>
+        <w:rPr>
+          <w:rFonts w:asciiTheme="minorHAnsi" w:hAnsiTheme="minorHAnsi" w:cstheme="minorHAnsi"/>
+          <w:sz w:val="21"/>
+          <w:szCs w:val="21"/>
+        </w:rPr>
+        <w:t xml:space="preserve"> Databricks, </w:t>
+      </w:r>
+      <w:proofErr w:type="spellStart"/>
+      <w:r>
+        <w:rPr>
+          <w:rFonts w:asciiTheme="minorHAnsi" w:hAnsiTheme="minorHAnsi" w:cstheme="minorHAnsi"/>
+          <w:sz w:val="21"/>
+          <w:szCs w:val="21"/>
+        </w:rPr>
+        <w:t>MLflow</w:t>
+      </w:r>
+      <w:proofErr w:type="spellEnd"/>
+      <w:r>
+        <w:rPr>
+          <w:rFonts w:asciiTheme="minorHAnsi" w:hAnsiTheme="minorHAnsi" w:cstheme="minorHAnsi"/>
+          <w:sz w:val="21"/>
+          <w:szCs w:val="21"/>
+        </w:rPr>
+        <w:t xml:space="preserve">, SageMaker, Scikit-learn, </w:t>
+      </w:r>
+      <w:proofErr w:type="spellStart"/>
+      <w:r>
+        <w:rPr>
+          <w:rFonts w:asciiTheme="minorHAnsi" w:hAnsiTheme="minorHAnsi" w:cstheme="minorHAnsi"/>
+          <w:sz w:val="21"/>
+          <w:szCs w:val="21"/>
+        </w:rPr>
+        <w:t>JupyterLab</w:t>
+      </w:r>
+      <w:proofErr w:type="spellEnd"/>
+      <w:r>
+        <w:rPr>
+          <w:rFonts w:asciiTheme="minorHAnsi" w:hAnsiTheme="minorHAnsi" w:cstheme="minorHAnsi"/>
+          <w:sz w:val="21"/>
+          <w:szCs w:val="21"/>
+        </w:rPr>
+        <w:t>, Pandas</w:t>
+      </w:r>
+    </w:p>
+    <w:p>
+      <w:pPr>
+        <w:pStyle w:val="Heading2"/>
+      </w:pPr>
+      <w:r>
+        <w:t>Experience</w:t>
+      </w:r>
+    </w:p>
+    <w:p>
+      <w:pPr>
+        <w:pStyle w:val="Heading3"/>
+      </w:pPr>
+      <w:r>
+        <w:t xml:space="preserve">Senior Staff Engineer, Nagarro </w:t>
+      </w:r>
+      <w:r>
+        <w:t>-</w:t>
+      </w:r>
+      <w:r>
+        <w:t xml:space="preserve"> Client: First Abu Dhabi Bank</w:t>
+      </w:r>
+      <w:r>
+        <w:t xml:space="preserve"> | Oct 2025 - Present</w:t>
+      </w:r>
+    </w:p>
+    <w:p>
+      <w:pPr>
+        <w:pStyle w:val="ListParagraph"/>
+      </w:pPr>
+      <w:r>
+        <w:t xml:space="preserve">Leading a team of 5 engineers in delivering and modernizing mission-critical </w:t>
+      </w:r>
+      <w:r>
+        <w:rPr>
+          <w:b/>
+          <w:bCs/>
+        </w:rPr>
+        <w:t>digital banking applications</w:t>
+      </w:r>
+      <w:r>
+        <w:t xml:space="preserve"> for one of the UAE’s largest banking platforms.</w:t>
+      </w:r>
+    </w:p>
+    <w:p>
+      <w:pPr>
+        <w:pStyle w:val="ListParagraph"/>
+      </w:pPr>
+      <w:r>
+        <w:t>Own end-to-end delivery of banking features, covering requirement analysis, backend design, development, frontend integration, third-party coordination, deployment, and post-release support.</w:t>
+      </w:r>
+    </w:p>
+    <w:p>
+      <w:pPr>
+        <w:pStyle w:val="ListParagraph"/>
+      </w:pPr>
+      <w:r>
+        <w:t xml:space="preserve">Developed and enhanced secure backend services using </w:t>
+      </w:r>
+      <w:r>
+        <w:rPr>
+          <w:b/>
+          <w:bCs/>
+        </w:rPr>
+        <w:t>Java 21, Spring Boot, REST APIs, microservices</w:t>
+      </w:r>
+      <w:r>
+        <w:t>, and enterprise integration patterns.</w:t>
+      </w:r>
+    </w:p>
+    <w:p>
+      <w:pPr>
+        <w:pStyle w:val="ListParagraph"/>
+      </w:pPr>
+      <w:r>
+        <w:t xml:space="preserve">Built and supported AWS-based workloads using </w:t>
+      </w:r>
+      <w:r>
+        <w:rPr>
+          <w:b/>
+          <w:bCs/>
+        </w:rPr>
+        <w:t xml:space="preserve">EKS, API Gateway, </w:t>
+      </w:r>
+      <w:proofErr w:type="spellStart"/>
+      <w:r>
+        <w:rPr>
+          <w:b/>
+          <w:bCs/>
+        </w:rPr>
+        <w:t>EventBridge</w:t>
+      </w:r>
+      <w:proofErr w:type="spellEnd"/>
+      <w:r>
+        <w:rPr>
+          <w:b/>
+          <w:bCs/>
+        </w:rPr>
+        <w:t>, SNS, SQS, DynamoDB</w:t>
+      </w:r>
+      <w:r>
+        <w:t>, along with Oracle and PostgreSQL for enterprise banking systems.</w:t>
+      </w:r>
+    </w:p>
+    <w:p>
+      <w:pPr>
+        <w:pStyle w:val="ListParagraph"/>
+      </w:pPr>
+      <w:r>
+        <w:t>Coordinated production releases, late-night deployments, hotfixes, and high-priority incident resolution to maintain continuity of banking operations.</w:t>
+      </w:r>
+    </w:p>
+    <w:p>
+      <w:pPr>
+        <w:pStyle w:val="ListParagraph"/>
+      </w:pPr>
+      <w:r>
+        <w:t>Collaborated with product owners, QA teams, frontend engineers, and external partners to deliver compliant, reliable, and production-ready banking features.</w:t>
+      </w:r>
+    </w:p>
+    <w:p>
+      <w:pPr>
+        <w:pStyle w:val="ListParagraph"/>
+      </w:pPr>
+      <w:r>
+        <w:t>Improved application stability and maintainability through debugging, refactoring, API optimization, performance tuning, and legacy modernization.</w:t>
+      </w:r>
+    </w:p>
+    <w:p>
+      <w:pPr>
+        <w:pStyle w:val="Heading3"/>
+      </w:pPr>
+      <w:r>
+        <w:t xml:space="preserve">Lead Cloud Engineer, </w:t>
+      </w:r>
+      <w:proofErr w:type="spellStart"/>
+      <w:r>
+        <w:t>Technumen</w:t>
+      </w:r>
+      <w:proofErr w:type="spellEnd"/>
+      <w:r>
+        <w:t xml:space="preserve"> </w:t>
+      </w:r>
+      <w:r>
+        <w:t>-</w:t>
+      </w:r>
+      <w:r>
+        <w:t xml:space="preserve"> Client: Liberty Mutual</w:t>
+      </w:r>
+      <w:r>
+        <w:t xml:space="preserve"> | </w:t>
+      </w:r>
+      <w:r>
+        <w:t xml:space="preserve">Mar 2024 </w:t>
+      </w:r>
+      <w:r>
+        <w:t>-</w:t>
+      </w:r>
+      <w:r>
+        <w:t xml:space="preserve"> Jul 2025</w:t>
+      </w:r>
+    </w:p>
+    <w:p>
+      <w:pPr>
+        <w:pStyle w:val="ListParagraph"/>
+      </w:pPr>
+      <w:r>
+        <w:t xml:space="preserve">Designed and developed a </w:t>
+      </w:r>
+      <w:r>
+        <w:rPr>
+          <w:b/>
+          <w:bCs/>
+        </w:rPr>
+        <w:t xml:space="preserve">Spring Boot SDK with Spring </w:t>
+      </w:r>
+      <w:proofErr w:type="spellStart"/>
+      <w:r>
+        <w:rPr>
+          <w:b/>
+          <w:bCs/>
+        </w:rPr>
+        <w:t>WebFlux</w:t>
+      </w:r>
+      <w:proofErr w:type="spellEnd"/>
+      <w:r>
+        <w:t xml:space="preserve"> to expose AI-powered insurance claim inferences through scalable enterprise API interfaces.</w:t>
+      </w:r>
+    </w:p>
+    <w:p>
+      <w:pPr>
+        <w:pStyle w:val="ListParagraph"/>
+      </w:pPr>
+      <w:r>
+        <w:lastRenderedPageBreak/>
+        <w:t xml:space="preserve">Led development of the </w:t>
+      </w:r>
+      <w:proofErr w:type="spellStart"/>
+      <w:r>
+        <w:rPr>
+          <w:b/>
+          <w:bCs/>
+        </w:rPr>
+        <w:t>OneRule</w:t>
+      </w:r>
+      <w:proofErr w:type="spellEnd"/>
+      <w:r>
+        <w:rPr>
+          <w:b/>
+          <w:bCs/>
+        </w:rPr>
+        <w:t xml:space="preserve"> SDK API layer</w:t>
+      </w:r>
+      <w:r>
+        <w:t>, enabling third-party systems to consume inference results with high reliability, low latency, and simplified integration.</w:t>
+      </w:r>
+    </w:p>
+    <w:p>
+      <w:pPr>
+        <w:pStyle w:val="ListParagraph"/>
+      </w:pPr>
+      <w:r>
+        <w:t xml:space="preserve">Built cloud-native deployment and automation workflows using </w:t>
+      </w:r>
+      <w:r>
+        <w:rPr>
+          <w:b/>
+          <w:bCs/>
+        </w:rPr>
+        <w:t>AWS EKS, Lambda, Step Functions, S3, CloudWatch, IAM</w:t>
+      </w:r>
+      <w:r>
+        <w:t>, and GitHub Actions.</w:t>
+      </w:r>
+    </w:p>
+    <w:p>
+      <w:pPr>
+        <w:pStyle w:val="ListParagraph"/>
+      </w:pPr>
+      <w:r>
+        <w:t xml:space="preserve">Created reusable platform assets including </w:t>
+      </w:r>
+      <w:r>
+        <w:rPr>
+          <w:b/>
+          <w:bCs/>
+        </w:rPr>
+        <w:t>Helm charts, EKS deployment templates</w:t>
+      </w:r>
+      <w:r>
+        <w:t>, and CI/CD workflows to accelerate onboarding and platform adoption.</w:t>
+      </w:r>
+    </w:p>
+    <w:p>
+      <w:pPr>
+        <w:pStyle w:val="ListParagraph"/>
+      </w:pPr>
+      <w:r>
+        <w:t xml:space="preserve">Integrated enterprise systems including </w:t>
+      </w:r>
+      <w:r>
+        <w:rPr>
+          <w:b/>
+          <w:bCs/>
+        </w:rPr>
+        <w:t>Microsoft Graph API, Slack bots, email pipelines, S3, and OpenAI APIs</w:t>
+      </w:r>
+      <w:r>
+        <w:t xml:space="preserve"> for automation and internal workflow optimization.</w:t>
+      </w:r>
+    </w:p>
+    <w:p>
+      <w:pPr>
+        <w:pStyle w:val="ListParagraph"/>
+      </w:pPr>
+      <w:r>
+        <w:t>Contributed to architecture decisions, code reviews, developer mentoring, and engineering standards across cloud-native and AI-driven insurance platforms.</w:t>
+      </w:r>
+    </w:p>
+    <w:p>
+      <w:pPr>
+        <w:pStyle w:val="ListParagraph"/>
+      </w:pPr>
+      <w:r>
+        <w:t xml:space="preserve">Strengthened observability, code quality, and release confidence using </w:t>
+      </w:r>
+      <w:r>
+        <w:rPr>
+          <w:b/>
+          <w:bCs/>
+        </w:rPr>
+        <w:t>Datadog, Prometheus, Grafana, Sonar, Codacy</w:t>
+      </w:r>
+      <w:r>
+        <w:t>, and GitHub-based quality checks</w:t>
+      </w:r>
+      <w:r>
+        <w:t>.</w:t>
+      </w:r>
+    </w:p>
+    <w:p>
+      <w:pPr>
+        <w:pStyle w:val="Heading3"/>
+      </w:pPr>
+      <w:r>
+        <w:t>Product Development Engineer, Calibo | 2020 - 2023</w:t>
+      </w:r>
+    </w:p>
+    <w:p>
+      <w:pPr>
+        <w:pStyle w:val="ListParagraph"/>
+      </w:pPr>
+      <w:r>
+        <w:t xml:space="preserve">Led the development of </w:t>
+      </w:r>
+      <w:r>
+        <w:rPr>
+          <w:rStyle w:val="s1"/>
+          <w:b/>
+          <w:bCs/>
+        </w:rPr>
+        <w:t>scalable microservices</w:t>
+      </w:r>
+      <w:r>
+        <w:t xml:space="preserve"> using </w:t>
       </w:r>
       <w:r>
         <w:rPr>
@@ -91,6 +839,320 @@
         <w:t>Java</w:t>
       </w:r>
       <w:r>
+        <w:rPr>
+          <w:rStyle w:val="s1"/>
+          <w:b/>
+          <w:bCs/>
+        </w:rPr>
+        <w:t xml:space="preserve"> (Spring Boot + Hibernate)</w:t>
+      </w:r>
+      <w:r>
+        <w:t xml:space="preserve"> and </w:t>
+      </w:r>
+      <w:r>
+        <w:rPr>
+          <w:rStyle w:val="s1"/>
+          <w:b/>
+          <w:bCs/>
+        </w:rPr>
+        <w:t>Node.js</w:t>
+      </w:r>
+      <w:r>
+        <w:rPr>
+          <w:rStyle w:val="s1"/>
+          <w:b/>
+          <w:bCs/>
+        </w:rPr>
+        <w:t>.</w:t>
+      </w:r>
+    </w:p>
+    <w:p>
+      <w:pPr>
+        <w:pStyle w:val="ListParagraph"/>
+        <w:rPr>
+          <w:sz w:val="24"/>
+        </w:rPr>
+      </w:pPr>
+      <w:r>
+        <w:t xml:space="preserve">Built and integrated </w:t>
+      </w:r>
+      <w:r>
+        <w:rPr>
+          <w:rStyle w:val="s1"/>
+        </w:rPr>
+        <w:t>data pipelines with</w:t>
+      </w:r>
+      <w:r>
+        <w:rPr>
+          <w:rStyle w:val="s1"/>
+          <w:b/>
+          <w:bCs/>
+        </w:rPr>
+        <w:t xml:space="preserve"> Snowflake</w:t>
+      </w:r>
+      <w:r>
+        <w:t xml:space="preserve"> to support ETL workflows</w:t>
+      </w:r>
+      <w:r>
+        <w:t xml:space="preserve"> for ML Models.</w:t>
+      </w:r>
+    </w:p>
+    <w:p>
+      <w:pPr>
+        <w:pStyle w:val="ListParagraph"/>
+        <w:rPr>
+          <w:sz w:val="24"/>
+        </w:rPr>
+      </w:pPr>
+      <w:r>
+        <w:t xml:space="preserve">Architected and implemented DevOps practices using </w:t>
+      </w:r>
+      <w:r>
+        <w:rPr>
+          <w:rStyle w:val="s1"/>
+          <w:b/>
+          <w:bCs/>
+        </w:rPr>
+        <w:t>Docker, Kubernetes</w:t>
+      </w:r>
+      <w:r>
+        <w:rPr>
+          <w:rStyle w:val="s1"/>
+          <w:b/>
+          <w:bCs/>
+        </w:rPr>
+        <w:t xml:space="preserve"> (EKS)</w:t>
+      </w:r>
+      <w:r>
+        <w:rPr>
+          <w:rStyle w:val="s1"/>
+          <w:b/>
+          <w:bCs/>
+        </w:rPr>
+        <w:t xml:space="preserve"> with Helm Charts</w:t>
+      </w:r>
+      <w:r>
+        <w:rPr>
+          <w:rStyle w:val="s1"/>
+          <w:b/>
+          <w:bCs/>
+        </w:rPr>
+        <w:t>, Jenkins</w:t>
+      </w:r>
+      <w:r>
+        <w:t xml:space="preserve">, and </w:t>
+      </w:r>
+      <w:r>
+        <w:rPr>
+          <w:rStyle w:val="s1"/>
+          <w:b/>
+          <w:bCs/>
+        </w:rPr>
+        <w:t>Terraform</w:t>
+      </w:r>
+      <w:r>
+        <w:t xml:space="preserve"> to manage infrastructure as code and automate environment provisioning.</w:t>
+      </w:r>
+    </w:p>
+    <w:p>
+      <w:pPr>
+        <w:pStyle w:val="ListParagraph"/>
+        <w:rPr>
+          <w:sz w:val="24"/>
+        </w:rPr>
+      </w:pPr>
+      <w:r>
+        <w:t xml:space="preserve">Built cloud-native applications leveraging </w:t>
+      </w:r>
+      <w:r>
+        <w:rPr>
+          <w:rStyle w:val="s1"/>
+          <w:b/>
+          <w:bCs/>
+        </w:rPr>
+        <w:t>AWS services</w:t>
+      </w:r>
+      <w:r>
+        <w:t xml:space="preserve"> including </w:t>
+      </w:r>
+      <w:r>
+        <w:rPr>
+          <w:b/>
+          <w:bCs/>
+        </w:rPr>
+        <w:t>EKS, ECS</w:t>
+      </w:r>
+      <w:r>
+        <w:rPr>
+          <w:b/>
+          <w:bCs/>
+        </w:rPr>
+        <w:t>, RDS</w:t>
+      </w:r>
+      <w:r>
+        <w:t xml:space="preserve">, and </w:t>
+      </w:r>
+      <w:r>
+        <w:rPr>
+          <w:b/>
+          <w:bCs/>
+        </w:rPr>
+        <w:t>SageMaker</w:t>
+      </w:r>
+      <w:r>
+        <w:t>.</w:t>
+      </w:r>
+    </w:p>
+    <w:p>
+      <w:pPr>
+        <w:pStyle w:val="ListParagraph"/>
+        <w:rPr>
+          <w:sz w:val="24"/>
+        </w:rPr>
+      </w:pPr>
+      <w:r>
+        <w:t xml:space="preserve">Implemented </w:t>
+      </w:r>
+      <w:proofErr w:type="spellStart"/>
+      <w:r>
+        <w:t>GitOps</w:t>
+      </w:r>
+      <w:proofErr w:type="spellEnd"/>
+      <w:r>
+        <w:t xml:space="preserve">-driven delivery pipelines using </w:t>
+      </w:r>
+      <w:r>
+        <w:rPr>
+          <w:b/>
+          <w:bCs/>
+        </w:rPr>
+        <w:t>Argo CD</w:t>
+      </w:r>
+      <w:r>
+        <w:t xml:space="preserve"> to manage Kubernetes resources declaratively, supporting faster and more reliable platform releases.</w:t>
+      </w:r>
+    </w:p>
+    <w:p>
+      <w:pPr>
+        <w:pStyle w:val="Heading3"/>
+      </w:pPr>
+      <w:r>
+        <w:t>Senior Associate, Nagarro | 2019 - 2020</w:t>
+      </w:r>
+    </w:p>
+    <w:p>
+      <w:pPr>
+        <w:pStyle w:val="ListParagraph"/>
+        <w:rPr>
+          <w:sz w:val="24"/>
+        </w:rPr>
+      </w:pPr>
+      <w:r>
+        <w:t xml:space="preserve">Developed enterprise applications using a </w:t>
+      </w:r>
+      <w:r>
+        <w:rPr>
+          <w:rStyle w:val="s1"/>
+          <w:b/>
+          <w:bCs/>
+        </w:rPr>
+        <w:t>hybrid microservices stack</w:t>
+      </w:r>
+      <w:r>
+        <w:t>—</w:t>
+      </w:r>
+      <w:r>
+        <w:rPr>
+          <w:rStyle w:val="s1"/>
+          <w:b/>
+          <w:bCs/>
+        </w:rPr>
+        <w:t>Node.js</w:t>
+      </w:r>
+      <w:r>
+        <w:t xml:space="preserve"> for lightweight APIs and </w:t>
+      </w:r>
+      <w:r>
+        <w:rPr>
+          <w:rStyle w:val="s1"/>
+          <w:b/>
+          <w:bCs/>
+        </w:rPr>
+        <w:t>Kotlin</w:t>
+      </w:r>
+      <w:r>
+        <w:rPr>
+          <w:rStyle w:val="s1"/>
+          <w:b/>
+          <w:bCs/>
+        </w:rPr>
+        <w:t xml:space="preserve"> and Java</w:t>
+      </w:r>
+      <w:r>
+        <w:rPr>
+          <w:rStyle w:val="s1"/>
+          <w:b/>
+          <w:bCs/>
+        </w:rPr>
+        <w:t xml:space="preserve"> with Spring Boot</w:t>
+      </w:r>
+      <w:r>
+        <w:t xml:space="preserve"> </w:t>
+      </w:r>
+      <w:r>
+        <w:t xml:space="preserve">on </w:t>
+      </w:r>
+      <w:r>
+        <w:rPr>
+          <w:b/>
+          <w:bCs/>
+        </w:rPr>
+        <w:t>AWS (Lambda</w:t>
+      </w:r>
+      <w:r>
+        <w:rPr>
+          <w:b/>
+          <w:bCs/>
+        </w:rPr>
+        <w:t xml:space="preserve">, EKS </w:t>
+      </w:r>
+      <w:r>
+        <w:rPr>
+          <w:b/>
+          <w:bCs/>
+        </w:rPr>
+        <w:t>etc)</w:t>
+      </w:r>
+      <w:r>
+        <w:t>.</w:t>
+      </w:r>
+    </w:p>
+    <w:p>
+      <w:pPr>
+        <w:pStyle w:val="ListParagraph"/>
+        <w:rPr>
+          <w:sz w:val="24"/>
+        </w:rPr>
+      </w:pPr>
+      <w:r>
+        <w:t>Led a small team of engineers in designing, developing, and maintaining microservices.</w:t>
+      </w:r>
+    </w:p>
+    <w:p>
+      <w:pPr>
+        <w:pStyle w:val="ListParagraph"/>
+      </w:pPr>
+      <w:r>
+        <w:t xml:space="preserve">Designed and developed scalable web applications using </w:t>
+      </w:r>
+      <w:r>
+        <w:rPr>
+          <w:b/>
+          <w:bCs/>
+        </w:rPr>
+        <w:t>Kotlin</w:t>
+      </w:r>
+      <w:r>
         <w:t xml:space="preserve">, </w:t>
       </w:r>
       <w:r>
@@ -108,7 +1170,7 @@
           <w:b/>
           <w:bCs/>
         </w:rPr>
-        <w:t>Hibernate</w:t>
+        <w:t>RabbitMQ</w:t>
       </w:r>
       <w:r>
         <w:t xml:space="preserve">, </w:t>
@@ -118,7 +1180,24 @@
           <w:b/>
           <w:bCs/>
         </w:rPr>
-        <w:t>ReactJS</w:t>
+        <w:t>Angular 8</w:t>
+      </w:r>
+      <w:r>
+        <w:rPr>
+          <w:b/>
+          <w:bCs/>
+        </w:rPr>
+        <w:t xml:space="preserve"> </w:t>
+      </w:r>
+      <w:r>
+        <w:t>with</w:t>
+      </w:r>
+      <w:r>
+        <w:rPr>
+          <w:b/>
+          <w:bCs/>
+        </w:rPr>
+        <w:t xml:space="preserve"> typescript</w:t>
       </w:r>
       <w:r>
         <w:t xml:space="preserve">, and </w:t>
@@ -128,30 +1207,216 @@
           <w:b/>
           <w:bCs/>
         </w:rPr>
-        <w:t>Angular</w:t>
-      </w:r>
-      <w:r>
-        <w:t xml:space="preserve">. Experienced in designing RESTful APIs, integrating </w:t>
-      </w:r>
-      <w:r>
-        <w:rPr>
-          <w:b/>
-          <w:bCs/>
-        </w:rPr>
-        <w:t>Stripe</w:t>
-      </w:r>
-      <w:r>
-        <w:t xml:space="preserve"> payments, and deploying secure, high-performance solutions on </w:t>
-      </w:r>
-      <w:r>
-        <w:rPr>
-          <w:b/>
-          <w:bCs/>
-        </w:rPr>
-        <w:t>AWS</w:t>
-      </w:r>
-      <w:r>
-        <w:t xml:space="preserve"> (</w:t>
+        <w:t>PostgreSQL</w:t>
+      </w:r>
+      <w:r>
+        <w:t xml:space="preserve">. </w:t>
+      </w:r>
+    </w:p>
+    <w:p>
+      <w:pPr>
+        <w:pStyle w:val="ListParagraph"/>
+      </w:pPr>
+      <w:r>
+        <w:t>A</w:t>
+      </w:r>
+      <w:r>
+        <w:t>ctively participated in agile development processes, including sprint planning, daily stand-ups, and retrospective meetings.</w:t>
+      </w:r>
+    </w:p>
+    <w:p>
+      <w:pPr>
+        <w:pStyle w:val="Heading3"/>
+      </w:pPr>
+      <w:r>
+        <w:t xml:space="preserve">Senior Software Engineer, </w:t>
+      </w:r>
+      <w:proofErr w:type="spellStart"/>
+      <w:r>
+        <w:t>Enbraun</w:t>
+      </w:r>
+      <w:proofErr w:type="spellEnd"/>
+      <w:r>
+        <w:t xml:space="preserve"> | 2015 </w:t>
+      </w:r>
+      <w:r>
+        <w:t>–</w:t>
+      </w:r>
+      <w:r>
+        <w:t xml:space="preserve"> 2019</w:t>
+      </w:r>
+    </w:p>
+    <w:p>
+      <w:r>
+        <w:t>data not available</w:t>
+      </w:r>
+    </w:p>
+    <w:p>
+      <w:pPr>
+        <w:pStyle w:val="Heading2"/>
+      </w:pPr>
+      <w:r>
+        <w:t>Project Profile</w:t>
+      </w:r>
+    </w:p>
+    <w:p>
+      <w:pPr>
+        <w:pStyle w:val="Heading3"/>
+      </w:pPr>
+      <w:r>
+        <w:t xml:space="preserve">Liberty Mutual - </w:t>
+      </w:r>
+      <w:proofErr w:type="spellStart"/>
+      <w:r>
+        <w:t>OneRule</w:t>
+      </w:r>
+      <w:proofErr w:type="spellEnd"/>
+      <w:r>
+        <w:t xml:space="preserve"> SDK – AI Inference Platform for Insurance Claims</w:t>
+      </w:r>
+    </w:p>
+    <w:p>
+      <w:r>
+        <w:t xml:space="preserve">An enterprise-grade SDK built to simplify and standardize the use of </w:t>
+      </w:r>
+      <w:proofErr w:type="spellStart"/>
+      <w:r>
+        <w:t>Sapient's</w:t>
+      </w:r>
+      <w:proofErr w:type="spellEnd"/>
+      <w:r>
+        <w:t xml:space="preserve"> AI-driven insurance claim inference engine. The SDK acted as a middleware abstraction layer, enabling client systems to integrate seamlessly without dealing with data preparation, complex dependencies, or cloud-specific configurations. </w:t>
+      </w:r>
+    </w:p>
+    <w:p>
+      <w:r>
+        <w:t>Key Contributions:</w:t>
+      </w:r>
+    </w:p>
+    <w:p>
+      <w:pPr>
+        <w:pStyle w:val="ListParagraph"/>
+        <w:rPr>
+          <w:sz w:val="24"/>
+        </w:rPr>
+      </w:pPr>
+      <w:r>
+        <w:rPr>
+          <w:rStyle w:val="s1"/>
+          <w:b/>
+          <w:bCs/>
+        </w:rPr>
+        <w:t xml:space="preserve">Designed and built the core </w:t>
+      </w:r>
+      <w:proofErr w:type="spellStart"/>
+      <w:r>
+        <w:rPr>
+          <w:rStyle w:val="s1"/>
+          <w:b/>
+          <w:bCs/>
+        </w:rPr>
+        <w:t>OneRule</w:t>
+      </w:r>
+      <w:proofErr w:type="spellEnd"/>
+      <w:r>
+        <w:rPr>
+          <w:rStyle w:val="s1"/>
+          <w:b/>
+          <w:bCs/>
+        </w:rPr>
+        <w:t xml:space="preserve"> SDK</w:t>
+      </w:r>
+      <w:r>
+        <w:t xml:space="preserve"> using </w:t>
+      </w:r>
+      <w:r>
+        <w:rPr>
+          <w:rStyle w:val="s1"/>
+          <w:b/>
+          <w:bCs/>
+        </w:rPr>
+        <w:t>Java 17 + Spring Boot</w:t>
+      </w:r>
+      <w:r>
+        <w:t>, exposing an intuitive API layer for secure and scalable AI inference integration.</w:t>
+      </w:r>
+    </w:p>
+    <w:p>
+      <w:pPr>
+        <w:pStyle w:val="ListParagraph"/>
+      </w:pPr>
+      <w:r>
+        <w:t xml:space="preserve">Developed reusable infrastructure kits, including </w:t>
+      </w:r>
+      <w:r>
+        <w:rPr>
+          <w:rStyle w:val="s1"/>
+          <w:b/>
+          <w:bCs/>
+        </w:rPr>
+        <w:t>Spring Boot Starters</w:t>
+      </w:r>
+      <w:r>
+        <w:rPr>
+          <w:rStyle w:val="s1"/>
+          <w:b/>
+          <w:bCs/>
+        </w:rPr>
+        <w:t xml:space="preserve">, Spring </w:t>
+      </w:r>
+      <w:proofErr w:type="spellStart"/>
+      <w:r>
+        <w:rPr>
+          <w:rStyle w:val="s1"/>
+          <w:b/>
+          <w:bCs/>
+        </w:rPr>
+        <w:t>Webflux</w:t>
+      </w:r>
+      <w:proofErr w:type="spellEnd"/>
+      <w:r>
+        <w:t xml:space="preserve">, </w:t>
+      </w:r>
+      <w:r>
+        <w:rPr>
+          <w:rStyle w:val="s1"/>
+          <w:b/>
+          <w:bCs/>
+        </w:rPr>
+        <w:t>Helm charts</w:t>
+      </w:r>
+      <w:r>
+        <w:t xml:space="preserve">, and </w:t>
+      </w:r>
+      <w:r>
+        <w:rPr>
+          <w:rStyle w:val="s1"/>
+          <w:b/>
+          <w:bCs/>
+        </w:rPr>
+        <w:t>EKS-ready deployment templates</w:t>
+      </w:r>
+      <w:r>
+        <w:t xml:space="preserve"> to support rapid onboarding and consistent rollout.</w:t>
+      </w:r>
+    </w:p>
+    <w:p>
+      <w:pPr>
+        <w:pStyle w:val="ListParagraph"/>
+      </w:pPr>
+      <w:r>
+        <w:t xml:space="preserve">Built </w:t>
+      </w:r>
+      <w:r>
+        <w:rPr>
+          <w:rStyle w:val="s1"/>
+          <w:b/>
+          <w:bCs/>
+        </w:rPr>
+        <w:t>cloud-native automation pipelines</w:t>
+      </w:r>
+      <w:r>
+        <w:t xml:space="preserve"> using </w:t>
       </w:r>
       <w:r>
         <w:rPr>
@@ -165,294 +1430,153 @@
       </w:r>
       <w:r>
         <w:rPr>
-          <w:b/>
-          <w:bCs/>
-        </w:rPr>
-        <w:t>ECS</w:t>
+          <w:rStyle w:val="s1"/>
+          <w:b/>
+          <w:bCs/>
+        </w:rPr>
+        <w:t>AWS Lambda, Step Functions, S3, CloudWatch</w:t>
+      </w:r>
+      <w:r>
+        <w:t>.</w:t>
+      </w:r>
+    </w:p>
+    <w:p>
+      <w:pPr>
+        <w:pStyle w:val="ListParagraph"/>
+        <w:rPr>
+          <w:sz w:val="24"/>
+        </w:rPr>
+      </w:pPr>
+      <w:r>
+        <w:t xml:space="preserve">Built a voice-driven Customer Care Assistant Bot for IVR System with </w:t>
+      </w:r>
+      <w:proofErr w:type="spellStart"/>
+      <w:r>
+        <w:rPr>
+          <w:b/>
+          <w:bCs/>
+        </w:rPr>
+        <w:t>LangChain</w:t>
+      </w:r>
+      <w:proofErr w:type="spellEnd"/>
+      <w:r>
+        <w:t xml:space="preserve">, GPT API, </w:t>
+      </w:r>
+      <w:r>
+        <w:rPr>
+          <w:b/>
+          <w:bCs/>
+        </w:rPr>
+        <w:t>Whisper ASR</w:t>
+      </w:r>
+      <w:r>
+        <w:t xml:space="preserve">, and </w:t>
+      </w:r>
+      <w:r>
+        <w:rPr>
+          <w:b/>
+          <w:bCs/>
+        </w:rPr>
+        <w:t>Coqui TTS</w:t>
+      </w:r>
+      <w:r>
+        <w:t xml:space="preserve"> for real-time conversational AI in Python.</w:t>
+      </w:r>
+    </w:p>
+    <w:p>
+      <w:pPr>
+        <w:pStyle w:val="ListParagraph"/>
+      </w:pPr>
+      <w:r>
+        <w:t xml:space="preserve">Migrated repositories from Bitbucket to GitHub, and implemented </w:t>
+      </w:r>
+      <w:r>
+        <w:rPr>
+          <w:rStyle w:val="s1"/>
+          <w:b/>
+          <w:bCs/>
+        </w:rPr>
+        <w:t>GitHub Actions</w:t>
+      </w:r>
+      <w:r>
+        <w:t xml:space="preserve"> for CI/CD, integrated with </w:t>
+      </w:r>
+      <w:r>
+        <w:rPr>
+          <w:rStyle w:val="s1"/>
+          <w:b/>
+          <w:bCs/>
+        </w:rPr>
+        <w:t>Codacy</w:t>
+      </w:r>
+      <w:r>
+        <w:t xml:space="preserve"> and </w:t>
+      </w:r>
+      <w:r>
+        <w:rPr>
+          <w:rStyle w:val="s1"/>
+          <w:b/>
+          <w:bCs/>
+        </w:rPr>
+        <w:t>Datadog</w:t>
+      </w:r>
+      <w:r>
+        <w:t xml:space="preserve"> for real-time observability and alerting</w:t>
+      </w:r>
+      <w:r>
+        <w:t>.</w:t>
+      </w:r>
+    </w:p>
+    <w:p>
+      <w:pPr>
+        <w:pStyle w:val="ListParagraph"/>
+      </w:pPr>
+      <w:r>
+        <w:t xml:space="preserve">Integrated enterprise tools such as </w:t>
+      </w:r>
+      <w:r>
+        <w:rPr>
+          <w:rStyle w:val="s1"/>
+          <w:b/>
+          <w:bCs/>
+        </w:rPr>
+        <w:t>Microsoft Graph API</w:t>
+      </w:r>
+      <w:r>
+        <w:t xml:space="preserve"> (email/calendar automation), </w:t>
+      </w:r>
+      <w:r>
+        <w:rPr>
+          <w:rStyle w:val="s1"/>
+          <w:b/>
+          <w:bCs/>
+        </w:rPr>
+        <w:t>Slack bots</w:t>
       </w:r>
       <w:r>
         <w:t xml:space="preserve">, </w:t>
       </w:r>
       <w:r>
         <w:rPr>
-          <w:b/>
-          <w:bCs/>
-        </w:rPr>
-        <w:t>EC2</w:t>
-      </w:r>
-      <w:r>
-        <w:t xml:space="preserve">, </w:t>
-      </w:r>
-      <w:r>
-        <w:rPr>
-          <w:b/>
-          <w:bCs/>
-        </w:rPr>
-        <w:t>Lambda</w:t>
-      </w:r>
-      <w:r>
-        <w:t>, S3) with Jenkins</w:t>
-      </w:r>
-      <w:r>
-        <w:t xml:space="preserve"> and </w:t>
-      </w:r>
-      <w:proofErr w:type="spellStart"/>
-      <w:r>
-        <w:t>Github</w:t>
-      </w:r>
-      <w:proofErr w:type="spellEnd"/>
-      <w:r>
-        <w:t xml:space="preserve"> Actions</w:t>
-      </w:r>
-      <w:r>
-        <w:t xml:space="preserve"> for CI/CD. Strong in </w:t>
-      </w:r>
-      <w:r>
-        <w:rPr>
-          <w:b/>
-          <w:bCs/>
-        </w:rPr>
-        <w:t>Linux system administration</w:t>
-      </w:r>
-      <w:r>
-        <w:t xml:space="preserve">, infrastructure optimization, and DevOps practices. Led full-cycle ERP and SaaS product development in both product and service environments. Active </w:t>
-      </w:r>
-      <w:r>
-        <w:rPr>
-          <w:b/>
-          <w:bCs/>
-        </w:rPr>
-        <w:t>Stack Overflow</w:t>
-      </w:r>
-      <w:r>
-        <w:t xml:space="preserve"> contributor </w:t>
-      </w:r>
-      <w:r>
-        <w:t xml:space="preserve">with </w:t>
-      </w:r>
-      <w:r>
-        <w:t>8K+ reputation</w:t>
-      </w:r>
-      <w:r>
-        <w:t>.</w:t>
-      </w:r>
-    </w:p>
-    <w:p>
-      <w:pPr>
-        <w:pStyle w:val="Heading2"/>
-      </w:pPr>
-      <w:r>
-        <w:t>Technical Proficiencies</w:t>
-      </w:r>
-    </w:p>
-    <w:p>
-      <w:r>
-        <w:rPr>
-          <w:b/>
-          <w:bCs/>
-        </w:rPr>
-        <w:t>Programming Languages:</w:t>
-      </w:r>
-      <w:r>
-        <w:t xml:space="preserve"> Java</w:t>
-      </w:r>
-      <w:r>
-        <w:t xml:space="preserve"> 17</w:t>
-      </w:r>
-      <w:r>
-        <w:t>, Kotlin</w:t>
-      </w:r>
-      <w:r>
-        <w:t xml:space="preserve"> 1.9</w:t>
-      </w:r>
-      <w:r>
-        <w:t>, Python, JavaScript</w:t>
-      </w:r>
-    </w:p>
-    <w:p>
-      <w:r>
-        <w:rPr>
-          <w:b/>
-          <w:bCs/>
-        </w:rPr>
-        <w:t>Backend Development:</w:t>
-      </w:r>
-      <w:r>
-        <w:t xml:space="preserve"> Spring Boot</w:t>
-      </w:r>
-      <w:r>
-        <w:t xml:space="preserve">, </w:t>
-      </w:r>
-      <w:r>
-        <w:t xml:space="preserve">Hibernate, </w:t>
-      </w:r>
-      <w:r>
-        <w:t>RESTful APIs</w:t>
-      </w:r>
-      <w:r>
-        <w:t>, Node.js</w:t>
-      </w:r>
-      <w:r>
-        <w:t>, Kafka</w:t>
-      </w:r>
-    </w:p>
-    <w:p>
-      <w:r>
-        <w:rPr>
-          <w:b/>
-          <w:bCs/>
-        </w:rPr>
-        <w:t>Frontend Development:</w:t>
-      </w:r>
-      <w:r>
-        <w:t xml:space="preserve"> ReactJS, AngularJS, Flutter</w:t>
-      </w:r>
-    </w:p>
-    <w:p>
-      <w:r>
-        <w:rPr>
-          <w:b/>
-          <w:bCs/>
-        </w:rPr>
-        <w:t>Database Systems:</w:t>
-      </w:r>
-      <w:r>
-        <w:t xml:space="preserve"> PostgreSQL, MySQL, MongoDB, Redis, Snowflake</w:t>
-      </w:r>
-    </w:p>
-    <w:p>
-      <w:r>
-        <w:rPr>
-          <w:b/>
-          <w:bCs/>
-        </w:rPr>
-        <w:t>Cloud Services:</w:t>
-      </w:r>
-      <w:r>
-        <w:t xml:space="preserve"> AWS (EC2, RDS, S3</w:t>
-      </w:r>
-      <w:r>
-        <w:t>, EKS</w:t>
-      </w:r>
-      <w:r>
-        <w:t>, Lambda</w:t>
-      </w:r>
-      <w:r>
-        <w:t xml:space="preserve">, </w:t>
-      </w:r>
-      <w:proofErr w:type="spellStart"/>
-      <w:r>
-        <w:t>Cloudwatch</w:t>
-      </w:r>
-      <w:proofErr w:type="spellEnd"/>
-      <w:r>
-        <w:t>), Azure</w:t>
-      </w:r>
-      <w:r>
-        <w:t>, Docker, Kubernetes, Terraform</w:t>
-      </w:r>
-    </w:p>
-    <w:p>
-      <w:r>
-        <w:rPr>
-          <w:b/>
-          <w:bCs/>
-        </w:rPr>
-        <w:t xml:space="preserve">DevOps </w:t>
-      </w:r>
-      <w:r>
-        <w:rPr>
-          <w:b/>
-          <w:bCs/>
-        </w:rPr>
-        <w:t>&amp; CI/CD</w:t>
-      </w:r>
-      <w:r>
-        <w:rPr>
-          <w:b/>
-          <w:bCs/>
-        </w:rPr>
-        <w:t>:</w:t>
-      </w:r>
-      <w:r>
-        <w:t xml:space="preserve"> </w:t>
-      </w:r>
-      <w:r>
-        <w:t>GitHub Actions, Jenkins, Docker</w:t>
-      </w:r>
-      <w:r>
-        <w:t>, Argo CD</w:t>
-      </w:r>
-      <w:r>
-        <w:t>, Linux CLI</w:t>
-      </w:r>
-      <w:r>
-        <w:t>, New Relic, Datadog, ELK</w:t>
-      </w:r>
-    </w:p>
-    <w:p>
-      <w:proofErr w:type="spellStart"/>
-      <w:r>
-        <w:rPr>
-          <w:b/>
-          <w:bCs/>
-        </w:rPr>
-        <w:t>M</w:t>
-      </w:r>
-      <w:r>
-        <w:rPr>
-          <w:b/>
-          <w:bCs/>
-        </w:rPr>
-        <w:t>LOps</w:t>
-      </w:r>
-      <w:proofErr w:type="spellEnd"/>
-      <w:r>
-        <w:rPr>
-          <w:b/>
-          <w:bCs/>
-        </w:rPr>
-        <w:t xml:space="preserve"> &amp;</w:t>
-      </w:r>
-      <w:r>
-        <w:rPr>
-          <w:b/>
-          <w:bCs/>
-        </w:rPr>
-        <w:t xml:space="preserve"> Data Science:</w:t>
-      </w:r>
-      <w:r>
-        <w:t xml:space="preserve"> </w:t>
-      </w:r>
-      <w:r>
-        <w:t xml:space="preserve">Databricks, Snowflake, </w:t>
-      </w:r>
-      <w:proofErr w:type="spellStart"/>
-      <w:r>
-        <w:t>MLflow</w:t>
-      </w:r>
-      <w:proofErr w:type="spellEnd"/>
-      <w:r>
-        <w:t xml:space="preserve">, </w:t>
-      </w:r>
-      <w:r>
-        <w:t xml:space="preserve">Scikit-learn, </w:t>
-      </w:r>
-      <w:proofErr w:type="spellStart"/>
-      <w:r>
-        <w:t>JupyterLab</w:t>
-      </w:r>
-      <w:proofErr w:type="spellEnd"/>
-      <w:r>
-        <w:t>, Pandas</w:t>
-      </w:r>
-    </w:p>
-    <w:p>
-      <w:pPr>
-        <w:pStyle w:val="Heading2"/>
-      </w:pPr>
-      <w:r>
-        <w:t>Experience</w:t>
+          <w:rStyle w:val="s1"/>
+          <w:b/>
+          <w:bCs/>
+        </w:rPr>
+        <w:t>OpenAI APIs</w:t>
+      </w:r>
+      <w:r>
+        <w:t xml:space="preserve">, and </w:t>
+      </w:r>
+      <w:r>
+        <w:rPr>
+          <w:rStyle w:val="s1"/>
+          <w:b/>
+          <w:bCs/>
+        </w:rPr>
+        <w:t>custom email pipelines</w:t>
+      </w:r>
+      <w:r>
+        <w:t>, enhancing internal workflows and communication automation.</w:t>
       </w:r>
     </w:p>
     <w:p>
@@ -460,1033 +1584,7 @@
         <w:pStyle w:val="Heading3"/>
       </w:pPr>
       <w:r>
-        <w:t xml:space="preserve">Lead Cloud Engineer, </w:t>
-      </w:r>
-      <w:proofErr w:type="spellStart"/>
-      <w:r>
-        <w:t>Technumen</w:t>
-      </w:r>
-      <w:proofErr w:type="spellEnd"/>
-      <w:r>
-        <w:t xml:space="preserve"> | 2024 - Present</w:t>
-      </w:r>
-    </w:p>
-    <w:p>
-      <w:pPr>
-        <w:pStyle w:val="ListParagraph"/>
-      </w:pPr>
-      <w:r>
-        <w:t>Designed and developed a </w:t>
-      </w:r>
-      <w:r>
-        <w:rPr>
-          <w:b/>
-          <w:bCs/>
-        </w:rPr>
-        <w:t>Spring Boot SDK</w:t>
-      </w:r>
-      <w:r>
-        <w:rPr>
-          <w:b/>
-          <w:bCs/>
-        </w:rPr>
-        <w:t xml:space="preserve"> </w:t>
-      </w:r>
-      <w:r>
-        <w:t xml:space="preserve">with </w:t>
-      </w:r>
-      <w:r>
-        <w:rPr>
-          <w:b/>
-          <w:bCs/>
-        </w:rPr>
-        <w:t xml:space="preserve">Spring </w:t>
-      </w:r>
-      <w:proofErr w:type="spellStart"/>
-      <w:r>
-        <w:rPr>
-          <w:b/>
-          <w:bCs/>
-        </w:rPr>
-        <w:t>WebFlux</w:t>
-      </w:r>
-      <w:proofErr w:type="spellEnd"/>
-      <w:r>
-        <w:t> to serve AI-powered insurance claim inferences through a scalable API interface for external clients, including Sapient integration.</w:t>
-      </w:r>
-    </w:p>
-    <w:p>
-      <w:pPr>
-        <w:pStyle w:val="ListParagraph"/>
-      </w:pPr>
-      <w:r>
-        <w:t>Led development of </w:t>
-      </w:r>
-      <w:proofErr w:type="spellStart"/>
-      <w:r>
-        <w:rPr>
-          <w:b/>
-          <w:bCs/>
-        </w:rPr>
-        <w:t>OneRule</w:t>
-      </w:r>
-      <w:proofErr w:type="spellEnd"/>
-      <w:r>
-        <w:rPr>
-          <w:b/>
-          <w:bCs/>
-        </w:rPr>
-        <w:t xml:space="preserve"> SDK API layer</w:t>
-      </w:r>
-      <w:r>
-        <w:t>, enabling third-party systems to consume inference results with high reliability and low latency</w:t>
-      </w:r>
-      <w:r>
-        <w:t xml:space="preserve"> for </w:t>
-      </w:r>
-      <w:r>
-        <w:rPr>
-          <w:b/>
-          <w:bCs/>
-        </w:rPr>
-        <w:t>Liberty Mutual</w:t>
-      </w:r>
-      <w:r>
-        <w:t>.</w:t>
-      </w:r>
-    </w:p>
-    <w:p>
-      <w:pPr>
-        <w:pStyle w:val="ListParagraph"/>
-      </w:pPr>
-      <w:r>
-        <w:t xml:space="preserve">Integrated CI/CD with </w:t>
-      </w:r>
-      <w:proofErr w:type="spellStart"/>
-      <w:r>
-        <w:rPr>
-          <w:b/>
-          <w:bCs/>
-        </w:rPr>
-        <w:t>StepFunctions</w:t>
-      </w:r>
-      <w:proofErr w:type="spellEnd"/>
-      <w:r>
-        <w:t xml:space="preserve">, </w:t>
-      </w:r>
-      <w:r>
-        <w:rPr>
-          <w:b/>
-          <w:bCs/>
-        </w:rPr>
-        <w:t>AWS Lambdas</w:t>
-      </w:r>
-      <w:r>
-        <w:t xml:space="preserve">, </w:t>
-      </w:r>
-      <w:r>
-        <w:rPr>
-          <w:b/>
-          <w:bCs/>
-        </w:rPr>
-        <w:t>EKS</w:t>
-      </w:r>
-      <w:r>
-        <w:t xml:space="preserve"> and </w:t>
-      </w:r>
-      <w:proofErr w:type="spellStart"/>
-      <w:r>
-        <w:rPr>
-          <w:b/>
-          <w:bCs/>
-        </w:rPr>
-        <w:t>Github</w:t>
-      </w:r>
-      <w:proofErr w:type="spellEnd"/>
-      <w:r>
-        <w:rPr>
-          <w:b/>
-          <w:bCs/>
-        </w:rPr>
-        <w:t xml:space="preserve"> Actions</w:t>
-      </w:r>
-      <w:r>
-        <w:t xml:space="preserve">. </w:t>
-      </w:r>
-    </w:p>
-    <w:p>
-      <w:pPr>
-        <w:pStyle w:val="ListParagraph"/>
-      </w:pPr>
-      <w:r>
-        <w:t>Integrated key enterprise systems including </w:t>
-      </w:r>
-      <w:r>
-        <w:rPr>
-          <w:b/>
-          <w:bCs/>
-        </w:rPr>
-        <w:t>Microsoft Graph API</w:t>
-      </w:r>
-      <w:r>
-        <w:t> (calendar &amp; email automation), </w:t>
-      </w:r>
-      <w:r>
-        <w:rPr>
-          <w:b/>
-          <w:bCs/>
-        </w:rPr>
-        <w:t>Slack bots</w:t>
-      </w:r>
-      <w:r>
-        <w:t>, </w:t>
-      </w:r>
-      <w:r>
-        <w:rPr>
-          <w:b/>
-          <w:bCs/>
-        </w:rPr>
-        <w:t>email pipelines</w:t>
-      </w:r>
-      <w:r>
-        <w:t>, </w:t>
-      </w:r>
-      <w:r>
-        <w:rPr>
-          <w:b/>
-          <w:bCs/>
-        </w:rPr>
-        <w:t>S3</w:t>
-      </w:r>
-      <w:r>
-        <w:t>, and </w:t>
-      </w:r>
-      <w:r>
-        <w:rPr>
-          <w:b/>
-          <w:bCs/>
-        </w:rPr>
-        <w:t>OpenAI APIs</w:t>
-      </w:r>
-      <w:r>
-        <w:t> to streamline internal processes and external communications.</w:t>
-      </w:r>
-    </w:p>
-    <w:p>
-      <w:pPr>
-        <w:pStyle w:val="ListParagraph"/>
-      </w:pPr>
-      <w:r>
-        <w:t>Actively contributed to </w:t>
-      </w:r>
-      <w:r>
-        <w:rPr>
-          <w:b/>
-          <w:bCs/>
-        </w:rPr>
-        <w:t>code reviews, architectural decisions, and developer mentoring</w:t>
-      </w:r>
-      <w:r>
-        <w:t xml:space="preserve">, </w:t>
-      </w:r>
-      <w:r>
-        <w:t xml:space="preserve">with tools like Datadog, </w:t>
-      </w:r>
-      <w:proofErr w:type="spellStart"/>
-      <w:r>
-        <w:t>Github</w:t>
-      </w:r>
-      <w:proofErr w:type="spellEnd"/>
-      <w:r>
-        <w:t xml:space="preserve">, Sonar, Prometheus, </w:t>
-      </w:r>
-      <w:r>
-        <w:t>Grafana</w:t>
-      </w:r>
-      <w:r>
-        <w:t>, Codacy etc.</w:t>
-      </w:r>
-    </w:p>
-    <w:p>
-      <w:pPr>
-        <w:pStyle w:val="Heading3"/>
-      </w:pPr>
-      <w:r>
-        <w:t>Product Development Engineer, Calibo | 2020 - 2023</w:t>
-      </w:r>
-    </w:p>
-    <w:p>
-      <w:pPr>
-        <w:pStyle w:val="ListParagraph"/>
-      </w:pPr>
-      <w:r>
-        <w:t xml:space="preserve">Led the development of </w:t>
-      </w:r>
-      <w:r>
-        <w:rPr>
-          <w:rStyle w:val="s1"/>
-          <w:b/>
-          <w:bCs/>
-        </w:rPr>
-        <w:t>scalable microservices</w:t>
-      </w:r>
-      <w:r>
-        <w:t xml:space="preserve"> using </w:t>
-      </w:r>
-      <w:r>
-        <w:rPr>
-          <w:b/>
-          <w:bCs/>
-        </w:rPr>
-        <w:t>Java</w:t>
-      </w:r>
-      <w:r>
-        <w:rPr>
-          <w:rStyle w:val="s1"/>
-          <w:b/>
-          <w:bCs/>
-        </w:rPr>
-        <w:t xml:space="preserve"> (Spring Boot + Hibernate)</w:t>
-      </w:r>
-      <w:r>
-        <w:t xml:space="preserve"> and </w:t>
-      </w:r>
-      <w:r>
-        <w:rPr>
-          <w:rStyle w:val="s1"/>
-          <w:b/>
-          <w:bCs/>
-        </w:rPr>
-        <w:t>Node.js</w:t>
-      </w:r>
-      <w:r>
-        <w:rPr>
-          <w:rStyle w:val="s1"/>
-          <w:b/>
-          <w:bCs/>
-        </w:rPr>
-        <w:t>.</w:t>
-      </w:r>
-    </w:p>
-    <w:p>
-      <w:pPr>
-        <w:pStyle w:val="ListParagraph"/>
-        <w:rPr>
-          <w:sz w:val="24"/>
-        </w:rPr>
-      </w:pPr>
-      <w:r>
-        <w:t xml:space="preserve">Built and integrated </w:t>
-      </w:r>
-      <w:r>
-        <w:rPr>
-          <w:rStyle w:val="s1"/>
-        </w:rPr>
-        <w:t>data pipelines with</w:t>
-      </w:r>
-      <w:r>
-        <w:rPr>
-          <w:rStyle w:val="s1"/>
-          <w:b/>
-          <w:bCs/>
-        </w:rPr>
-        <w:t xml:space="preserve"> Snowflake</w:t>
-      </w:r>
-      <w:r>
-        <w:t xml:space="preserve"> to support ETL workflows</w:t>
-      </w:r>
-      <w:r>
-        <w:t xml:space="preserve"> for ML Models.</w:t>
-      </w:r>
-    </w:p>
-    <w:p>
-      <w:pPr>
-        <w:pStyle w:val="ListParagraph"/>
-        <w:rPr>
-          <w:sz w:val="24"/>
-        </w:rPr>
-      </w:pPr>
-      <w:r>
-        <w:t xml:space="preserve">Architected and implemented DevOps practices using </w:t>
-      </w:r>
-      <w:r>
-        <w:rPr>
-          <w:rStyle w:val="s1"/>
-          <w:b/>
-          <w:bCs/>
-        </w:rPr>
-        <w:t>Docker, Kubernetes</w:t>
-      </w:r>
-      <w:r>
-        <w:rPr>
-          <w:rStyle w:val="s1"/>
-          <w:b/>
-          <w:bCs/>
-        </w:rPr>
-        <w:t xml:space="preserve"> (EKS)</w:t>
-      </w:r>
-      <w:r>
-        <w:rPr>
-          <w:rStyle w:val="s1"/>
-          <w:b/>
-          <w:bCs/>
-        </w:rPr>
-        <w:t xml:space="preserve"> with Helm Charts</w:t>
-      </w:r>
-      <w:r>
-        <w:rPr>
-          <w:rStyle w:val="s1"/>
-          <w:b/>
-          <w:bCs/>
-        </w:rPr>
-        <w:t>, Jenkins</w:t>
-      </w:r>
-      <w:r>
-        <w:t xml:space="preserve">, and </w:t>
-      </w:r>
-      <w:r>
-        <w:rPr>
-          <w:rStyle w:val="s1"/>
-          <w:b/>
-          <w:bCs/>
-        </w:rPr>
-        <w:t>Terraform</w:t>
-      </w:r>
-      <w:r>
-        <w:t xml:space="preserve"> to manage infrastructure as code and automate environment provisioning.</w:t>
-      </w:r>
-    </w:p>
-    <w:p>
-      <w:pPr>
-        <w:pStyle w:val="ListParagraph"/>
-        <w:rPr>
-          <w:sz w:val="24"/>
-        </w:rPr>
-      </w:pPr>
-      <w:r>
-        <w:t xml:space="preserve">Built cloud-native applications leveraging </w:t>
-      </w:r>
-      <w:r>
-        <w:rPr>
-          <w:rStyle w:val="s1"/>
-          <w:b/>
-          <w:bCs/>
-        </w:rPr>
-        <w:t>AWS services</w:t>
-      </w:r>
-      <w:r>
-        <w:t xml:space="preserve"> including </w:t>
-      </w:r>
-      <w:r>
-        <w:rPr>
-          <w:b/>
-          <w:bCs/>
-        </w:rPr>
-        <w:t>EKS, ECS</w:t>
-      </w:r>
-      <w:r>
-        <w:rPr>
-          <w:b/>
-          <w:bCs/>
-        </w:rPr>
-        <w:t>, RDS</w:t>
-      </w:r>
-      <w:r>
-        <w:t xml:space="preserve">, and </w:t>
-      </w:r>
-      <w:r>
-        <w:rPr>
-          <w:b/>
-          <w:bCs/>
-        </w:rPr>
-        <w:t>SageMaker</w:t>
-      </w:r>
-      <w:r>
-        <w:t>.</w:t>
-      </w:r>
-    </w:p>
-    <w:p>
-      <w:pPr>
-        <w:pStyle w:val="ListParagraph"/>
-        <w:rPr>
-          <w:sz w:val="24"/>
-        </w:rPr>
-      </w:pPr>
-      <w:r>
-        <w:t xml:space="preserve">Implemented </w:t>
-      </w:r>
-      <w:proofErr w:type="spellStart"/>
-      <w:r>
-        <w:t>GitOps</w:t>
-      </w:r>
-      <w:proofErr w:type="spellEnd"/>
-      <w:r>
-        <w:t xml:space="preserve">-driven delivery pipelines using </w:t>
-      </w:r>
-      <w:r>
-        <w:rPr>
-          <w:b/>
-          <w:bCs/>
-        </w:rPr>
-        <w:t>Argo CD</w:t>
-      </w:r>
-      <w:r>
-        <w:t xml:space="preserve"> to manage Kubernetes resources declaratively, supporting faster and more reliable platform releases.</w:t>
-      </w:r>
-    </w:p>
-    <w:p>
-      <w:pPr>
-        <w:pStyle w:val="Heading3"/>
-      </w:pPr>
-      <w:r>
-        <w:t>Senior Associate, Nagarro | 2019 - 2020</w:t>
-      </w:r>
-    </w:p>
-    <w:p>
-      <w:pPr>
-        <w:pStyle w:val="ListParagraph"/>
-        <w:rPr>
-          <w:sz w:val="24"/>
-        </w:rPr>
-      </w:pPr>
-      <w:r>
-        <w:t xml:space="preserve">Developed enterprise applications using a </w:t>
-      </w:r>
-      <w:r>
-        <w:rPr>
-          <w:rStyle w:val="s1"/>
-          <w:b/>
-          <w:bCs/>
-        </w:rPr>
-        <w:t>hybrid microservices stack</w:t>
-      </w:r>
-      <w:r>
-        <w:t>—</w:t>
-      </w:r>
-      <w:r>
-        <w:rPr>
-          <w:rStyle w:val="s1"/>
-          <w:b/>
-          <w:bCs/>
-        </w:rPr>
-        <w:t>Node.js</w:t>
-      </w:r>
-      <w:r>
-        <w:t xml:space="preserve"> for lightweight APIs and </w:t>
-      </w:r>
-      <w:r>
-        <w:rPr>
-          <w:rStyle w:val="s1"/>
-          <w:b/>
-          <w:bCs/>
-        </w:rPr>
-        <w:t>Kotlin</w:t>
-      </w:r>
-      <w:r>
-        <w:rPr>
-          <w:rStyle w:val="s1"/>
-          <w:b/>
-          <w:bCs/>
-        </w:rPr>
-        <w:t xml:space="preserve"> and Java</w:t>
-      </w:r>
-      <w:r>
-        <w:rPr>
-          <w:rStyle w:val="s1"/>
-          <w:b/>
-          <w:bCs/>
-        </w:rPr>
-        <w:t xml:space="preserve"> with Spring Boot</w:t>
-      </w:r>
-      <w:r>
-        <w:t xml:space="preserve"> </w:t>
-      </w:r>
-      <w:r>
-        <w:t xml:space="preserve">on </w:t>
-      </w:r>
-      <w:r>
-        <w:rPr>
-          <w:b/>
-          <w:bCs/>
-        </w:rPr>
-        <w:t>AWS (Lambda</w:t>
-      </w:r>
-      <w:r>
-        <w:rPr>
-          <w:b/>
-          <w:bCs/>
-        </w:rPr>
-        <w:t xml:space="preserve">, EKS </w:t>
-      </w:r>
-      <w:r>
-        <w:rPr>
-          <w:b/>
-          <w:bCs/>
-        </w:rPr>
-        <w:t>etc)</w:t>
-      </w:r>
-      <w:r>
-        <w:t>.</w:t>
-      </w:r>
-    </w:p>
-    <w:p>
-      <w:pPr>
-        <w:pStyle w:val="ListParagraph"/>
-        <w:rPr>
-          <w:sz w:val="24"/>
-        </w:rPr>
-      </w:pPr>
-      <w:r>
-        <w:t>Led a small team of engineers in designing, developing, and maintaining microservices.</w:t>
-      </w:r>
-    </w:p>
-    <w:p>
-      <w:pPr>
-        <w:pStyle w:val="ListParagraph"/>
-      </w:pPr>
-      <w:r>
         <w:lastRenderedPageBreak/>
-        <w:t xml:space="preserve">Designed and developed scalable web applications using </w:t>
-      </w:r>
-      <w:r>
-        <w:rPr>
-          <w:b/>
-          <w:bCs/>
-        </w:rPr>
-        <w:t>Kotlin</w:t>
-      </w:r>
-      <w:r>
-        <w:t xml:space="preserve">, </w:t>
-      </w:r>
-      <w:r>
-        <w:rPr>
-          <w:b/>
-          <w:bCs/>
-        </w:rPr>
-        <w:t>Spring Boot</w:t>
-      </w:r>
-      <w:r>
-        <w:t xml:space="preserve">, </w:t>
-      </w:r>
-      <w:r>
-        <w:rPr>
-          <w:b/>
-          <w:bCs/>
-        </w:rPr>
-        <w:t>RabbitMQ</w:t>
-      </w:r>
-      <w:r>
-        <w:t xml:space="preserve">, </w:t>
-      </w:r>
-      <w:r>
-        <w:rPr>
-          <w:b/>
-          <w:bCs/>
-        </w:rPr>
-        <w:t>Angular 8</w:t>
-      </w:r>
-      <w:r>
-        <w:rPr>
-          <w:b/>
-          <w:bCs/>
-        </w:rPr>
-        <w:t xml:space="preserve"> </w:t>
-      </w:r>
-      <w:r>
-        <w:t>with</w:t>
-      </w:r>
-      <w:r>
-        <w:rPr>
-          <w:b/>
-          <w:bCs/>
-        </w:rPr>
-        <w:t xml:space="preserve"> typescript</w:t>
-      </w:r>
-      <w:r>
-        <w:t xml:space="preserve">, and </w:t>
-      </w:r>
-      <w:r>
-        <w:rPr>
-          <w:b/>
-          <w:bCs/>
-        </w:rPr>
-        <w:t>PostgreSQL</w:t>
-      </w:r>
-      <w:r>
-        <w:t xml:space="preserve">. </w:t>
-      </w:r>
-    </w:p>
-    <w:p>
-      <w:pPr>
-        <w:pStyle w:val="ListParagraph"/>
-      </w:pPr>
-      <w:r>
-        <w:t>A</w:t>
-      </w:r>
-      <w:r>
-        <w:t>ctively participated in agile development processes, including sprint planning, daily stand-ups, and retrospective meetings.</w:t>
-      </w:r>
-    </w:p>
-    <w:p>
-      <w:pPr>
-        <w:pStyle w:val="Heading3"/>
-      </w:pPr>
-      <w:r>
-        <w:t xml:space="preserve">Senior Software Engineer, </w:t>
-      </w:r>
-      <w:proofErr w:type="spellStart"/>
-      <w:r>
-        <w:t>Enbraun</w:t>
-      </w:r>
-      <w:proofErr w:type="spellEnd"/>
-      <w:r>
-        <w:t xml:space="preserve"> | 2015 </w:t>
-      </w:r>
-      <w:r>
-        <w:t>–</w:t>
-      </w:r>
-      <w:r>
-        <w:t xml:space="preserve"> 2019</w:t>
-      </w:r>
-    </w:p>
-    <w:p>
-      <w:r>
-        <w:t>data not available</w:t>
-      </w:r>
-    </w:p>
-    <w:p>
-      <w:pPr>
-        <w:pStyle w:val="Heading2"/>
-      </w:pPr>
-      <w:r>
-        <w:t>Project Profile</w:t>
-      </w:r>
-    </w:p>
-    <w:p>
-      <w:pPr>
-        <w:pStyle w:val="Heading3"/>
-      </w:pPr>
-      <w:r>
-        <w:t xml:space="preserve">Liberty Mutual - </w:t>
-      </w:r>
-      <w:proofErr w:type="spellStart"/>
-      <w:r>
-        <w:t>OneRule</w:t>
-      </w:r>
-      <w:proofErr w:type="spellEnd"/>
-      <w:r>
-        <w:t xml:space="preserve"> SDK – AI Inference Platform for Insurance Claims</w:t>
-      </w:r>
-    </w:p>
-    <w:p>
-      <w:r>
-        <w:t xml:space="preserve">An enterprise-grade SDK built to simplify and standardize the use of </w:t>
-      </w:r>
-      <w:proofErr w:type="spellStart"/>
-      <w:r>
-        <w:t>Sapient's</w:t>
-      </w:r>
-      <w:proofErr w:type="spellEnd"/>
-      <w:r>
-        <w:t xml:space="preserve"> AI-driven insurance claim inference engine. The SDK acted as a middleware abstraction layer, enabling client systems to integrate seamlessly without dealing with data preparation, complex dependencies, or cloud-specific configurations. </w:t>
-      </w:r>
-    </w:p>
-    <w:p>
-      <w:r>
-        <w:t>Key Contributions:</w:t>
-      </w:r>
-    </w:p>
-    <w:p>
-      <w:pPr>
-        <w:pStyle w:val="ListParagraph"/>
-        <w:rPr>
-          <w:sz w:val="24"/>
-        </w:rPr>
-      </w:pPr>
-      <w:r>
-        <w:rPr>
-          <w:rStyle w:val="s1"/>
-          <w:b/>
-          <w:bCs/>
-        </w:rPr>
-        <w:t xml:space="preserve">Designed and built the core </w:t>
-      </w:r>
-      <w:proofErr w:type="spellStart"/>
-      <w:r>
-        <w:rPr>
-          <w:rStyle w:val="s1"/>
-          <w:b/>
-          <w:bCs/>
-        </w:rPr>
-        <w:t>OneRule</w:t>
-      </w:r>
-      <w:proofErr w:type="spellEnd"/>
-      <w:r>
-        <w:rPr>
-          <w:rStyle w:val="s1"/>
-          <w:b/>
-          <w:bCs/>
-        </w:rPr>
-        <w:t xml:space="preserve"> SDK</w:t>
-      </w:r>
-      <w:r>
-        <w:t xml:space="preserve"> using </w:t>
-      </w:r>
-      <w:r>
-        <w:rPr>
-          <w:rStyle w:val="s1"/>
-          <w:b/>
-          <w:bCs/>
-        </w:rPr>
-        <w:t>Java 17 + Spring Boot</w:t>
-      </w:r>
-      <w:r>
-        <w:t>, exposing an intuitive API layer for secure and scalable AI inference integration.</w:t>
-      </w:r>
-    </w:p>
-    <w:p>
-      <w:pPr>
-        <w:pStyle w:val="ListParagraph"/>
-      </w:pPr>
-      <w:r>
-        <w:t xml:space="preserve">Developed reusable infrastructure kits, including </w:t>
-      </w:r>
-      <w:r>
-        <w:rPr>
-          <w:rStyle w:val="s1"/>
-          <w:b/>
-          <w:bCs/>
-        </w:rPr>
-        <w:t>Spring Boot Starters</w:t>
-      </w:r>
-      <w:r>
-        <w:rPr>
-          <w:rStyle w:val="s1"/>
-          <w:b/>
-          <w:bCs/>
-        </w:rPr>
-        <w:t xml:space="preserve">, Spring </w:t>
-      </w:r>
-      <w:proofErr w:type="spellStart"/>
-      <w:r>
-        <w:rPr>
-          <w:rStyle w:val="s1"/>
-          <w:b/>
-          <w:bCs/>
-        </w:rPr>
-        <w:t>Webflux</w:t>
-      </w:r>
-      <w:proofErr w:type="spellEnd"/>
-      <w:r>
-        <w:t xml:space="preserve">, </w:t>
-      </w:r>
-      <w:r>
-        <w:rPr>
-          <w:rStyle w:val="s1"/>
-          <w:b/>
-          <w:bCs/>
-        </w:rPr>
-        <w:t>Helm charts</w:t>
-      </w:r>
-      <w:r>
-        <w:t xml:space="preserve">, and </w:t>
-      </w:r>
-      <w:r>
-        <w:rPr>
-          <w:rStyle w:val="s1"/>
-          <w:b/>
-          <w:bCs/>
-        </w:rPr>
-        <w:t>EKS-ready deployment templates</w:t>
-      </w:r>
-      <w:r>
-        <w:t xml:space="preserve"> to support rapid onboarding and consistent rollout.</w:t>
-      </w:r>
-    </w:p>
-    <w:p>
-      <w:pPr>
-        <w:pStyle w:val="ListParagraph"/>
-      </w:pPr>
-      <w:r>
-        <w:t xml:space="preserve">Built </w:t>
-      </w:r>
-      <w:r>
-        <w:rPr>
-          <w:rStyle w:val="s1"/>
-          <w:b/>
-          <w:bCs/>
-        </w:rPr>
-        <w:t>cloud-native automation pipelines</w:t>
-      </w:r>
-      <w:r>
-        <w:t xml:space="preserve"> using </w:t>
-      </w:r>
-      <w:r>
-        <w:rPr>
-          <w:b/>
-          <w:bCs/>
-        </w:rPr>
-        <w:t>EKS</w:t>
-      </w:r>
-      <w:r>
-        <w:t xml:space="preserve">, </w:t>
-      </w:r>
-      <w:r>
-        <w:rPr>
-          <w:rStyle w:val="s1"/>
-          <w:b/>
-          <w:bCs/>
-        </w:rPr>
-        <w:t>AWS Lambda, Step Functions, S3, CloudWatch</w:t>
-      </w:r>
-      <w:r>
-        <w:t>.</w:t>
-      </w:r>
-    </w:p>
-    <w:p>
-      <w:pPr>
-        <w:pStyle w:val="ListParagraph"/>
-        <w:rPr>
-          <w:sz w:val="24"/>
-        </w:rPr>
-      </w:pPr>
-      <w:r>
-        <w:t xml:space="preserve">Built a voice-driven Customer Care Assistant Bot for IVR System with </w:t>
-      </w:r>
-      <w:proofErr w:type="spellStart"/>
-      <w:r>
-        <w:rPr>
-          <w:b/>
-          <w:bCs/>
-        </w:rPr>
-        <w:t>LangChain</w:t>
-      </w:r>
-      <w:proofErr w:type="spellEnd"/>
-      <w:r>
-        <w:t xml:space="preserve">, GPT API, </w:t>
-      </w:r>
-      <w:r>
-        <w:rPr>
-          <w:b/>
-          <w:bCs/>
-        </w:rPr>
-        <w:t>Whisper ASR</w:t>
-      </w:r>
-      <w:r>
-        <w:t xml:space="preserve">, and </w:t>
-      </w:r>
-      <w:r>
-        <w:rPr>
-          <w:b/>
-          <w:bCs/>
-        </w:rPr>
-        <w:t>Coqui TTS</w:t>
-      </w:r>
-      <w:r>
-        <w:t xml:space="preserve"> for real-time conversational AI in Python.</w:t>
-      </w:r>
-    </w:p>
-    <w:p>
-      <w:pPr>
-        <w:pStyle w:val="ListParagraph"/>
-      </w:pPr>
-      <w:r>
-        <w:t xml:space="preserve">Migrated repositories from Bitbucket to GitHub, and implemented </w:t>
-      </w:r>
-      <w:r>
-        <w:rPr>
-          <w:rStyle w:val="s1"/>
-          <w:b/>
-          <w:bCs/>
-        </w:rPr>
-        <w:t>GitHub Actions</w:t>
-      </w:r>
-      <w:r>
-        <w:t xml:space="preserve"> for CI/CD, integrated with </w:t>
-      </w:r>
-      <w:r>
-        <w:rPr>
-          <w:rStyle w:val="s1"/>
-          <w:b/>
-          <w:bCs/>
-        </w:rPr>
-        <w:t>Codacy</w:t>
-      </w:r>
-      <w:r>
-        <w:t xml:space="preserve"> and </w:t>
-      </w:r>
-      <w:r>
-        <w:rPr>
-          <w:rStyle w:val="s1"/>
-          <w:b/>
-          <w:bCs/>
-        </w:rPr>
-        <w:t>Datadog</w:t>
-      </w:r>
-      <w:r>
-        <w:t xml:space="preserve"> for real-time observability and alerting</w:t>
-      </w:r>
-      <w:r>
-        <w:t>.</w:t>
-      </w:r>
-    </w:p>
-    <w:p>
-      <w:pPr>
-        <w:pStyle w:val="ListParagraph"/>
-      </w:pPr>
-      <w:r>
-        <w:t xml:space="preserve">Integrated enterprise tools such as </w:t>
-      </w:r>
-      <w:r>
-        <w:rPr>
-          <w:rStyle w:val="s1"/>
-          <w:b/>
-          <w:bCs/>
-        </w:rPr>
-        <w:t>Microsoft Graph API</w:t>
-      </w:r>
-      <w:r>
-        <w:t xml:space="preserve"> (email/calendar automation), </w:t>
-      </w:r>
-      <w:r>
-        <w:rPr>
-          <w:rStyle w:val="s1"/>
-          <w:b/>
-          <w:bCs/>
-        </w:rPr>
-        <w:t>Slack bots</w:t>
-      </w:r>
-      <w:r>
-        <w:t xml:space="preserve">, </w:t>
-      </w:r>
-      <w:r>
-        <w:rPr>
-          <w:rStyle w:val="s1"/>
-          <w:b/>
-          <w:bCs/>
-        </w:rPr>
-        <w:t>OpenAI APIs</w:t>
-      </w:r>
-      <w:r>
-        <w:t xml:space="preserve">, and </w:t>
-      </w:r>
-      <w:r>
-        <w:rPr>
-          <w:rStyle w:val="s1"/>
-          <w:b/>
-          <w:bCs/>
-        </w:rPr>
-        <w:t>custom email pipelines</w:t>
-      </w:r>
-      <w:r>
-        <w:t>, enhancing internal workflows and communication automation.</w:t>
-      </w:r>
-    </w:p>
-    <w:p>
-      <w:pPr>
-        <w:pStyle w:val="Heading3"/>
-      </w:pPr>
-      <w:r>
         <w:t>LAZSA – Product Platform-as-a-Service</w:t>
       </w:r>
       <w:r>
@@ -1930,7 +2028,6 @@
         <w:pStyle w:val="ListParagraph"/>
       </w:pPr>
       <w:r>
-        <w:lastRenderedPageBreak/>
         <w:t>I was involved in</w:t>
       </w:r>
       <w:r>
@@ -2515,6 +2612,119 @@
     </w:lvl>
   </w:abstractNum>
   <w:abstractNum w:abstractNumId="2" w15:restartNumberingAfterBreak="0">
+    <w:nsid w:val="17FF3F19"/>
+    <w:multiLevelType w:val="hybridMultilevel"/>
+    <w:tmpl w:val="177C4A56"/>
+    <w:lvl w:ilvl="0" w:tplc="64AEC982">
+      <w:numFmt w:val="bullet"/>
+      <w:lvlText w:val="-"/>
+      <w:lvlJc w:val="left"/>
+      <w:pPr>
+        <w:ind w:left="360" w:hanging="360"/>
+      </w:pPr>
+      <w:rPr>
+        <w:rFonts w:ascii="Calibri" w:eastAsia="Times New Roman" w:hAnsi="Calibri" w:cs="Calibri" w:hint="default"/>
+        <w:b/>
+      </w:rPr>
+    </w:lvl>
+    <w:lvl w:ilvl="1" w:tplc="08090003" w:tentative="1">
+      <w:start w:val="1"/>
+      <w:numFmt w:val="bullet"/>
+      <w:lvlText w:val="o"/>
+      <w:lvlJc w:val="left"/>
+      <w:pPr>
+        <w:ind w:left="1080" w:hanging="360"/>
+      </w:pPr>
+      <w:rPr>
+        <w:rFonts w:ascii="Courier New" w:hAnsi="Courier New" w:cs="Courier New" w:hint="default"/>
+      </w:rPr>
+    </w:lvl>
+    <w:lvl w:ilvl="2" w:tplc="08090005" w:tentative="1">
+      <w:start w:val="1"/>
+      <w:numFmt w:val="bullet"/>
+      <w:lvlText w:val=""/>
+      <w:lvlJc w:val="left"/>
+      <w:pPr>
+        <w:ind w:left="1800" w:hanging="360"/>
+      </w:pPr>
+      <w:rPr>
+        <w:rFonts w:ascii="Wingdings" w:hAnsi="Wingdings" w:hint="default"/>
+      </w:rPr>
+    </w:lvl>
+    <w:lvl w:ilvl="3" w:tplc="08090001" w:tentative="1">
+      <w:start w:val="1"/>
+      <w:numFmt w:val="bullet"/>
+      <w:lvlText w:val=""/>
+      <w:lvlJc w:val="left"/>
+      <w:pPr>
+        <w:ind w:left="2520" w:hanging="360"/>
+      </w:pPr>
+      <w:rPr>
+        <w:rFonts w:ascii="Symbol" w:hAnsi="Symbol" w:hint="default"/>
+      </w:rPr>
+    </w:lvl>
+    <w:lvl w:ilvl="4" w:tplc="08090003" w:tentative="1">
+      <w:start w:val="1"/>
+      <w:numFmt w:val="bullet"/>
+      <w:lvlText w:val="o"/>
+      <w:lvlJc w:val="left"/>
+      <w:pPr>
+        <w:ind w:left="3240" w:hanging="360"/>
+      </w:pPr>
+      <w:rPr>
+        <w:rFonts w:ascii="Courier New" w:hAnsi="Courier New" w:cs="Courier New" w:hint="default"/>
+      </w:rPr>
+    </w:lvl>
+    <w:lvl w:ilvl="5" w:tplc="08090005" w:tentative="1">
+      <w:start w:val="1"/>
+      <w:numFmt w:val="bullet"/>
+      <w:lvlText w:val=""/>
+      <w:lvlJc w:val="left"/>
+      <w:pPr>
+        <w:ind w:left="3960" w:hanging="360"/>
+      </w:pPr>
+      <w:rPr>
+        <w:rFonts w:ascii="Wingdings" w:hAnsi="Wingdings" w:hint="default"/>
+      </w:rPr>
+    </w:lvl>
+    <w:lvl w:ilvl="6" w:tplc="08090001" w:tentative="1">
+      <w:start w:val="1"/>
+      <w:numFmt w:val="bullet"/>
+      <w:lvlText w:val=""/>
+      <w:lvlJc w:val="left"/>
+      <w:pPr>
+        <w:ind w:left="4680" w:hanging="360"/>
+      </w:pPr>
+      <w:rPr>
+        <w:rFonts w:ascii="Symbol" w:hAnsi="Symbol" w:hint="default"/>
+      </w:rPr>
+    </w:lvl>
+    <w:lvl w:ilvl="7" w:tplc="08090003" w:tentative="1">
+      <w:start w:val="1"/>
+      <w:numFmt w:val="bullet"/>
+      <w:lvlText w:val="o"/>
+      <w:lvlJc w:val="left"/>
+      <w:pPr>
+        <w:ind w:left="5400" w:hanging="360"/>
+      </w:pPr>
+      <w:rPr>
+        <w:rFonts w:ascii="Courier New" w:hAnsi="Courier New" w:cs="Courier New" w:hint="default"/>
+      </w:rPr>
+    </w:lvl>
+    <w:lvl w:ilvl="8" w:tplc="08090005" w:tentative="1">
+      <w:start w:val="1"/>
+      <w:numFmt w:val="bullet"/>
+      <w:lvlText w:val=""/>
+      <w:lvlJc w:val="left"/>
+      <w:pPr>
+        <w:ind w:left="6120" w:hanging="360"/>
+      </w:pPr>
+      <w:rPr>
+        <w:rFonts w:ascii="Wingdings" w:hAnsi="Wingdings" w:hint="default"/>
+      </w:rPr>
+    </w:lvl>
+  </w:abstractNum>
+  <w:abstractNum w:abstractNumId="3" w15:restartNumberingAfterBreak="0">
     <w:nsid w:val="1EAC5A6F"/>
     <w:multiLevelType w:val="multilevel"/>
     <w:tmpl w:val="4C782FD6"/>
@@ -2663,7 +2873,7 @@
       </w:rPr>
     </w:lvl>
   </w:abstractNum>
-  <w:abstractNum w:abstractNumId="3" w15:restartNumberingAfterBreak="0">
+  <w:abstractNum w:abstractNumId="4" w15:restartNumberingAfterBreak="0">
     <w:nsid w:val="210874CC"/>
     <w:multiLevelType w:val="multilevel"/>
     <w:tmpl w:val="ED14A824"/>
@@ -2812,7 +3022,7 @@
       </w:rPr>
     </w:lvl>
   </w:abstractNum>
-  <w:abstractNum w:abstractNumId="4" w15:restartNumberingAfterBreak="0">
+  <w:abstractNum w:abstractNumId="5" w15:restartNumberingAfterBreak="0">
     <w:nsid w:val="22E26FF0"/>
     <w:multiLevelType w:val="multilevel"/>
     <w:tmpl w:val="387083BC"/>
@@ -2961,7 +3171,7 @@
       </w:rPr>
     </w:lvl>
   </w:abstractNum>
-  <w:abstractNum w:abstractNumId="5" w15:restartNumberingAfterBreak="0">
+  <w:abstractNum w:abstractNumId="6" w15:restartNumberingAfterBreak="0">
     <w:nsid w:val="238A2577"/>
     <w:multiLevelType w:val="hybridMultilevel"/>
     <w:tmpl w:val="ED6601A2"/>
@@ -3074,7 +3284,7 @@
       </w:rPr>
     </w:lvl>
   </w:abstractNum>
-  <w:abstractNum w:abstractNumId="6" w15:restartNumberingAfterBreak="0">
+  <w:abstractNum w:abstractNumId="7" w15:restartNumberingAfterBreak="0">
     <w:nsid w:val="2A8D1DCE"/>
     <w:multiLevelType w:val="multilevel"/>
     <w:tmpl w:val="2B5A9778"/>
@@ -3223,7 +3433,7 @@
       </w:rPr>
     </w:lvl>
   </w:abstractNum>
-  <w:abstractNum w:abstractNumId="7" w15:restartNumberingAfterBreak="0">
+  <w:abstractNum w:abstractNumId="8" w15:restartNumberingAfterBreak="0">
     <w:nsid w:val="2CF621D2"/>
     <w:multiLevelType w:val="multilevel"/>
     <w:tmpl w:val="76D090B8"/>
@@ -3372,7 +3582,7 @@
       </w:rPr>
     </w:lvl>
   </w:abstractNum>
-  <w:abstractNum w:abstractNumId="8" w15:restartNumberingAfterBreak="0">
+  <w:abstractNum w:abstractNumId="9" w15:restartNumberingAfterBreak="0">
     <w:nsid w:val="2FD660CC"/>
     <w:multiLevelType w:val="multilevel"/>
     <w:tmpl w:val="0D1435CC"/>
@@ -3486,7 +3696,7 @@
       </w:rPr>
     </w:lvl>
   </w:abstractNum>
-  <w:abstractNum w:abstractNumId="9" w15:restartNumberingAfterBreak="0">
+  <w:abstractNum w:abstractNumId="10" w15:restartNumberingAfterBreak="0">
     <w:nsid w:val="329E2124"/>
     <w:multiLevelType w:val="hybridMultilevel"/>
     <w:tmpl w:val="19E48F2E"/>
@@ -3599,7 +3809,7 @@
       </w:rPr>
     </w:lvl>
   </w:abstractNum>
-  <w:abstractNum w:abstractNumId="10" w15:restartNumberingAfterBreak="0">
+  <w:abstractNum w:abstractNumId="11" w15:restartNumberingAfterBreak="0">
     <w:nsid w:val="33503E36"/>
     <w:multiLevelType w:val="multilevel"/>
     <w:tmpl w:val="70AAB1CC"/>
@@ -3713,7 +3923,7 @@
       </w:rPr>
     </w:lvl>
   </w:abstractNum>
-  <w:abstractNum w:abstractNumId="11" w15:restartNumberingAfterBreak="0">
+  <w:abstractNum w:abstractNumId="12" w15:restartNumberingAfterBreak="0">
     <w:nsid w:val="34D80F6B"/>
     <w:multiLevelType w:val="multilevel"/>
     <w:tmpl w:val="78D067EA"/>
@@ -3862,7 +4072,7 @@
       </w:rPr>
     </w:lvl>
   </w:abstractNum>
-  <w:abstractNum w:abstractNumId="12" w15:restartNumberingAfterBreak="0">
+  <w:abstractNum w:abstractNumId="13" w15:restartNumberingAfterBreak="0">
     <w:nsid w:val="36482F9D"/>
     <w:multiLevelType w:val="multilevel"/>
     <w:tmpl w:val="B2064420"/>
@@ -3976,7 +4186,7 @@
       </w:rPr>
     </w:lvl>
   </w:abstractNum>
-  <w:abstractNum w:abstractNumId="13" w15:restartNumberingAfterBreak="0">
+  <w:abstractNum w:abstractNumId="14" w15:restartNumberingAfterBreak="0">
     <w:nsid w:val="383B6628"/>
     <w:multiLevelType w:val="hybridMultilevel"/>
     <w:tmpl w:val="B9E4D9E8"/>
@@ -4089,7 +4299,7 @@
       </w:rPr>
     </w:lvl>
   </w:abstractNum>
-  <w:abstractNum w:abstractNumId="14" w15:restartNumberingAfterBreak="0">
+  <w:abstractNum w:abstractNumId="15" w15:restartNumberingAfterBreak="0">
     <w:nsid w:val="3B9344BE"/>
     <w:multiLevelType w:val="multilevel"/>
     <w:tmpl w:val="BF5E175C"/>
@@ -4238,7 +4448,7 @@
       </w:rPr>
     </w:lvl>
   </w:abstractNum>
-  <w:abstractNum w:abstractNumId="15" w15:restartNumberingAfterBreak="0">
+  <w:abstractNum w:abstractNumId="16" w15:restartNumberingAfterBreak="0">
     <w:nsid w:val="3DAC2EFE"/>
     <w:multiLevelType w:val="multilevel"/>
     <w:tmpl w:val="071C0530"/>
@@ -4387,7 +4597,121 @@
       </w:rPr>
     </w:lvl>
   </w:abstractNum>
-  <w:abstractNum w:abstractNumId="16" w15:restartNumberingAfterBreak="0">
+  <w:abstractNum w:abstractNumId="17" w15:restartNumberingAfterBreak="0">
+    <w:nsid w:val="40012F11"/>
+    <w:multiLevelType w:val="hybridMultilevel"/>
+    <w:tmpl w:val="E646A170"/>
+    <w:lvl w:ilvl="0" w:tplc="08090001">
+      <w:start w:val="1"/>
+      <w:numFmt w:val="bullet"/>
+      <w:lvlText w:val=""/>
+      <w:lvlJc w:val="left"/>
+      <w:pPr>
+        <w:ind w:left="720" w:hanging="360"/>
+      </w:pPr>
+      <w:rPr>
+        <w:rFonts w:ascii="Symbol" w:hAnsi="Symbol" w:hint="default"/>
+        <w:b/>
+      </w:rPr>
+    </w:lvl>
+    <w:lvl w:ilvl="1" w:tplc="FFFFFFFF">
+      <w:start w:val="1"/>
+      <w:numFmt w:val="bullet"/>
+      <w:lvlText w:val="o"/>
+      <w:lvlJc w:val="left"/>
+      <w:pPr>
+        <w:ind w:left="1440" w:hanging="360"/>
+      </w:pPr>
+      <w:rPr>
+        <w:rFonts w:ascii="Courier New" w:hAnsi="Courier New" w:cs="Courier New" w:hint="default"/>
+      </w:rPr>
+    </w:lvl>
+    <w:lvl w:ilvl="2" w:tplc="FFFFFFFF" w:tentative="1">
+      <w:start w:val="1"/>
+      <w:numFmt w:val="bullet"/>
+      <w:lvlText w:val=""/>
+      <w:lvlJc w:val="left"/>
+      <w:pPr>
+        <w:ind w:left="2160" w:hanging="360"/>
+      </w:pPr>
+      <w:rPr>
+        <w:rFonts w:ascii="Wingdings" w:hAnsi="Wingdings" w:hint="default"/>
+      </w:rPr>
+    </w:lvl>
+    <w:lvl w:ilvl="3" w:tplc="FFFFFFFF" w:tentative="1">
+      <w:start w:val="1"/>
+      <w:numFmt w:val="bullet"/>
+      <w:lvlText w:val=""/>
+      <w:lvlJc w:val="left"/>
+      <w:pPr>
+        <w:ind w:left="2880" w:hanging="360"/>
+      </w:pPr>
+      <w:rPr>
+        <w:rFonts w:ascii="Symbol" w:hAnsi="Symbol" w:hint="default"/>
+      </w:rPr>
+    </w:lvl>
+    <w:lvl w:ilvl="4" w:tplc="FFFFFFFF" w:tentative="1">
+      <w:start w:val="1"/>
+      <w:numFmt w:val="bullet"/>
+      <w:lvlText w:val="o"/>
+      <w:lvlJc w:val="left"/>
+      <w:pPr>
+        <w:ind w:left="3600" w:hanging="360"/>
+      </w:pPr>
+      <w:rPr>
+        <w:rFonts w:ascii="Courier New" w:hAnsi="Courier New" w:cs="Courier New" w:hint="default"/>
+      </w:rPr>
+    </w:lvl>
+    <w:lvl w:ilvl="5" w:tplc="FFFFFFFF" w:tentative="1">
+      <w:start w:val="1"/>
+      <w:numFmt w:val="bullet"/>
+      <w:lvlText w:val=""/>
+      <w:lvlJc w:val="left"/>
+      <w:pPr>
+        <w:ind w:left="4320" w:hanging="360"/>
+      </w:pPr>
+      <w:rPr>
+        <w:rFonts w:ascii="Wingdings" w:hAnsi="Wingdings" w:hint="default"/>
+      </w:rPr>
+    </w:lvl>
+    <w:lvl w:ilvl="6" w:tplc="FFFFFFFF" w:tentative="1">
+      <w:start w:val="1"/>
+      <w:numFmt w:val="bullet"/>
+      <w:lvlText w:val=""/>
+      <w:lvlJc w:val="left"/>
+      <w:pPr>
+        <w:ind w:left="5040" w:hanging="360"/>
+      </w:pPr>
+      <w:rPr>
+        <w:rFonts w:ascii="Symbol" w:hAnsi="Symbol" w:hint="default"/>
+      </w:rPr>
+    </w:lvl>
+    <w:lvl w:ilvl="7" w:tplc="FFFFFFFF" w:tentative="1">
+      <w:start w:val="1"/>
+      <w:numFmt w:val="bullet"/>
+      <w:lvlText w:val="o"/>
+      <w:lvlJc w:val="left"/>
+      <w:pPr>
+        <w:ind w:left="5760" w:hanging="360"/>
+      </w:pPr>
+      <w:rPr>
+        <w:rFonts w:ascii="Courier New" w:hAnsi="Courier New" w:cs="Courier New" w:hint="default"/>
+      </w:rPr>
+    </w:lvl>
+    <w:lvl w:ilvl="8" w:tplc="FFFFFFFF" w:tentative="1">
+      <w:start w:val="1"/>
+      <w:numFmt w:val="bullet"/>
+      <w:lvlText w:val=""/>
+      <w:lvlJc w:val="left"/>
+      <w:pPr>
+        <w:ind w:left="6480" w:hanging="360"/>
+      </w:pPr>
+      <w:rPr>
+        <w:rFonts w:ascii="Wingdings" w:hAnsi="Wingdings" w:hint="default"/>
+      </w:rPr>
+    </w:lvl>
+  </w:abstractNum>
+  <w:abstractNum w:abstractNumId="18" w15:restartNumberingAfterBreak="0">
     <w:nsid w:val="4AAD090A"/>
     <w:multiLevelType w:val="hybridMultilevel"/>
     <w:tmpl w:val="C81C68FE"/>
@@ -4500,7 +4824,7 @@
       </w:rPr>
     </w:lvl>
   </w:abstractNum>
-  <w:abstractNum w:abstractNumId="17" w15:restartNumberingAfterBreak="0">
+  <w:abstractNum w:abstractNumId="19" w15:restartNumberingAfterBreak="0">
     <w:nsid w:val="539B25F9"/>
     <w:multiLevelType w:val="hybridMultilevel"/>
     <w:tmpl w:val="15BE6336"/>
@@ -4613,7 +4937,7 @@
       </w:rPr>
     </w:lvl>
   </w:abstractNum>
-  <w:abstractNum w:abstractNumId="18" w15:restartNumberingAfterBreak="0">
+  <w:abstractNum w:abstractNumId="20" w15:restartNumberingAfterBreak="0">
     <w:nsid w:val="55A26D5D"/>
     <w:multiLevelType w:val="multilevel"/>
     <w:tmpl w:val="B4662DCA"/>
@@ -4762,7 +5086,7 @@
       </w:rPr>
     </w:lvl>
   </w:abstractNum>
-  <w:abstractNum w:abstractNumId="19" w15:restartNumberingAfterBreak="0">
+  <w:abstractNum w:abstractNumId="21" w15:restartNumberingAfterBreak="0">
     <w:nsid w:val="607A65F2"/>
     <w:multiLevelType w:val="multilevel"/>
     <w:tmpl w:val="5F02253A"/>
@@ -4911,7 +5235,7 @@
       </w:rPr>
     </w:lvl>
   </w:abstractNum>
-  <w:abstractNum w:abstractNumId="20" w15:restartNumberingAfterBreak="0">
+  <w:abstractNum w:abstractNumId="22" w15:restartNumberingAfterBreak="0">
     <w:nsid w:val="612058E2"/>
     <w:multiLevelType w:val="multilevel"/>
     <w:tmpl w:val="5F3CF1FC"/>
@@ -5060,7 +5384,7 @@
       </w:rPr>
     </w:lvl>
   </w:abstractNum>
-  <w:abstractNum w:abstractNumId="21" w15:restartNumberingAfterBreak="0">
+  <w:abstractNum w:abstractNumId="23" w15:restartNumberingAfterBreak="0">
     <w:nsid w:val="61734771"/>
     <w:multiLevelType w:val="hybridMultilevel"/>
     <w:tmpl w:val="045E0406"/>
@@ -5173,7 +5497,7 @@
       </w:rPr>
     </w:lvl>
   </w:abstractNum>
-  <w:abstractNum w:abstractNumId="22" w15:restartNumberingAfterBreak="0">
+  <w:abstractNum w:abstractNumId="24" w15:restartNumberingAfterBreak="0">
     <w:nsid w:val="63D51D0C"/>
     <w:multiLevelType w:val="multilevel"/>
     <w:tmpl w:val="354AA1AA"/>
@@ -5322,7 +5646,7 @@
       </w:rPr>
     </w:lvl>
   </w:abstractNum>
-  <w:abstractNum w:abstractNumId="23" w15:restartNumberingAfterBreak="0">
+  <w:abstractNum w:abstractNumId="25" w15:restartNumberingAfterBreak="0">
     <w:nsid w:val="668308D1"/>
     <w:multiLevelType w:val="hybridMultilevel"/>
     <w:tmpl w:val="E3E8B5C8"/>
@@ -5435,7 +5759,7 @@
       </w:rPr>
     </w:lvl>
   </w:abstractNum>
-  <w:abstractNum w:abstractNumId="24" w15:restartNumberingAfterBreak="0">
+  <w:abstractNum w:abstractNumId="26" w15:restartNumberingAfterBreak="0">
     <w:nsid w:val="69245354"/>
     <w:multiLevelType w:val="multilevel"/>
     <w:tmpl w:val="0EEAA2A6"/>
@@ -5584,7 +5908,7 @@
       </w:rPr>
     </w:lvl>
   </w:abstractNum>
-  <w:abstractNum w:abstractNumId="25" w15:restartNumberingAfterBreak="0">
+  <w:abstractNum w:abstractNumId="27" w15:restartNumberingAfterBreak="0">
     <w:nsid w:val="704B4BD4"/>
     <w:multiLevelType w:val="multilevel"/>
     <w:tmpl w:val="8AA8C8FE"/>
@@ -5733,7 +6057,7 @@
       </w:rPr>
     </w:lvl>
   </w:abstractNum>
-  <w:abstractNum w:abstractNumId="26" w15:restartNumberingAfterBreak="0">
+  <w:abstractNum w:abstractNumId="28" w15:restartNumberingAfterBreak="0">
     <w:nsid w:val="705C4E56"/>
     <w:multiLevelType w:val="hybridMultilevel"/>
     <w:tmpl w:val="20744B44"/>
@@ -5846,7 +6170,7 @@
       </w:rPr>
     </w:lvl>
   </w:abstractNum>
-  <w:abstractNum w:abstractNumId="27" w15:restartNumberingAfterBreak="0">
+  <w:abstractNum w:abstractNumId="29" w15:restartNumberingAfterBreak="0">
     <w:nsid w:val="7350195D"/>
     <w:multiLevelType w:val="multilevel"/>
     <w:tmpl w:val="8D92BEDC"/>
@@ -5995,7 +6319,7 @@
       </w:rPr>
     </w:lvl>
   </w:abstractNum>
-  <w:abstractNum w:abstractNumId="28" w15:restartNumberingAfterBreak="0">
+  <w:abstractNum w:abstractNumId="30" w15:restartNumberingAfterBreak="0">
     <w:nsid w:val="77886B01"/>
     <w:multiLevelType w:val="multilevel"/>
     <w:tmpl w:val="A7307848"/>
@@ -6144,7 +6468,7 @@
       </w:rPr>
     </w:lvl>
   </w:abstractNum>
-  <w:abstractNum w:abstractNumId="29" w15:restartNumberingAfterBreak="0">
+  <w:abstractNum w:abstractNumId="31" w15:restartNumberingAfterBreak="0">
     <w:nsid w:val="79410EA9"/>
     <w:multiLevelType w:val="multilevel"/>
     <w:tmpl w:val="B2064420"/>
@@ -6258,7 +6582,7 @@
       </w:rPr>
     </w:lvl>
   </w:abstractNum>
-  <w:abstractNum w:abstractNumId="30" w15:restartNumberingAfterBreak="0">
+  <w:abstractNum w:abstractNumId="32" w15:restartNumberingAfterBreak="0">
     <w:nsid w:val="79737FDB"/>
     <w:multiLevelType w:val="multilevel"/>
     <w:tmpl w:val="9BBAB3BC"/>
@@ -6407,7 +6731,7 @@
       </w:rPr>
     </w:lvl>
   </w:abstractNum>
-  <w:abstractNum w:abstractNumId="31" w15:restartNumberingAfterBreak="0">
+  <w:abstractNum w:abstractNumId="33" w15:restartNumberingAfterBreak="0">
     <w:nsid w:val="7A197240"/>
     <w:multiLevelType w:val="hybridMultilevel"/>
     <w:tmpl w:val="4408567C"/>
@@ -6522,100 +6846,106 @@
     </w:lvl>
   </w:abstractNum>
   <w:num w:numId="1" w16cid:durableId="1049646241">
-    <w:abstractNumId w:val="21"/>
+    <w:abstractNumId w:val="23"/>
   </w:num>
   <w:num w:numId="2" w16cid:durableId="1928613810">
-    <w:abstractNumId w:val="5"/>
+    <w:abstractNumId w:val="6"/>
   </w:num>
   <w:num w:numId="3" w16cid:durableId="725370466">
-    <w:abstractNumId w:val="23"/>
+    <w:abstractNumId w:val="25"/>
   </w:num>
   <w:num w:numId="4" w16cid:durableId="506603808">
-    <w:abstractNumId w:val="26"/>
+    <w:abstractNumId w:val="28"/>
   </w:num>
   <w:num w:numId="5" w16cid:durableId="266473631">
-    <w:abstractNumId w:val="16"/>
+    <w:abstractNumId w:val="18"/>
   </w:num>
   <w:num w:numId="6" w16cid:durableId="971835870">
+    <w:abstractNumId w:val="14"/>
+  </w:num>
+  <w:num w:numId="7" w16cid:durableId="1566866956">
+    <w:abstractNumId w:val="19"/>
+  </w:num>
+  <w:num w:numId="8" w16cid:durableId="503859219">
+    <w:abstractNumId w:val="10"/>
+  </w:num>
+  <w:num w:numId="9" w16cid:durableId="1776704470">
+    <w:abstractNumId w:val="33"/>
+  </w:num>
+  <w:num w:numId="10" w16cid:durableId="1383558193">
     <w:abstractNumId w:val="13"/>
   </w:num>
-  <w:num w:numId="7" w16cid:durableId="1566866956">
-    <w:abstractNumId w:val="17"/>
+  <w:num w:numId="11" w16cid:durableId="177891573">
+    <w:abstractNumId w:val="31"/>
   </w:num>
-  <w:num w:numId="8" w16cid:durableId="503859219">
+  <w:num w:numId="12" w16cid:durableId="1051224317">
     <w:abstractNumId w:val="9"/>
   </w:num>
-  <w:num w:numId="9" w16cid:durableId="1776704470">
-    <w:abstractNumId w:val="31"/>
-  </w:num>
-  <w:num w:numId="10" w16cid:durableId="1383558193">
-    <w:abstractNumId w:val="12"/>
-  </w:num>
-  <w:num w:numId="11" w16cid:durableId="177891573">
-    <w:abstractNumId w:val="29"/>
-  </w:num>
-  <w:num w:numId="12" w16cid:durableId="1051224317">
-    <w:abstractNumId w:val="8"/>
-  </w:num>
   <w:num w:numId="13" w16cid:durableId="1719285139">
-    <w:abstractNumId w:val="10"/>
+    <w:abstractNumId w:val="11"/>
   </w:num>
   <w:num w:numId="14" w16cid:durableId="610623155">
     <w:abstractNumId w:val="0"/>
   </w:num>
   <w:num w:numId="15" w16cid:durableId="1181580479">
-    <w:abstractNumId w:val="2"/>
+    <w:abstractNumId w:val="3"/>
   </w:num>
   <w:num w:numId="16" w16cid:durableId="1148784856">
-    <w:abstractNumId w:val="14"/>
+    <w:abstractNumId w:val="15"/>
   </w:num>
   <w:num w:numId="17" w16cid:durableId="1945185922">
-    <w:abstractNumId w:val="20"/>
+    <w:abstractNumId w:val="22"/>
   </w:num>
   <w:num w:numId="18" w16cid:durableId="793064419">
-    <w:abstractNumId w:val="25"/>
+    <w:abstractNumId w:val="27"/>
   </w:num>
   <w:num w:numId="19" w16cid:durableId="1461529355">
-    <w:abstractNumId w:val="30"/>
+    <w:abstractNumId w:val="32"/>
   </w:num>
   <w:num w:numId="20" w16cid:durableId="1974631606">
-    <w:abstractNumId w:val="28"/>
+    <w:abstractNumId w:val="30"/>
   </w:num>
   <w:num w:numId="21" w16cid:durableId="497619308">
     <w:abstractNumId w:val="1"/>
   </w:num>
   <w:num w:numId="22" w16cid:durableId="1062479839">
-    <w:abstractNumId w:val="27"/>
+    <w:abstractNumId w:val="29"/>
   </w:num>
   <w:num w:numId="23" w16cid:durableId="1076973069">
-    <w:abstractNumId w:val="6"/>
+    <w:abstractNumId w:val="7"/>
   </w:num>
   <w:num w:numId="24" w16cid:durableId="1073704117">
-    <w:abstractNumId w:val="22"/>
+    <w:abstractNumId w:val="24"/>
   </w:num>
   <w:num w:numId="25" w16cid:durableId="2125733737">
-    <w:abstractNumId w:val="11"/>
+    <w:abstractNumId w:val="12"/>
   </w:num>
   <w:num w:numId="26" w16cid:durableId="122356932">
-    <w:abstractNumId w:val="18"/>
+    <w:abstractNumId w:val="20"/>
   </w:num>
   <w:num w:numId="27" w16cid:durableId="883180762">
-    <w:abstractNumId w:val="24"/>
+    <w:abstractNumId w:val="26"/>
   </w:num>
   <w:num w:numId="28" w16cid:durableId="1136608073">
-    <w:abstractNumId w:val="7"/>
+    <w:abstractNumId w:val="8"/>
   </w:num>
   <w:num w:numId="29" w16cid:durableId="647787264">
+    <w:abstractNumId w:val="5"/>
+  </w:num>
+  <w:num w:numId="30" w16cid:durableId="675618846">
+    <w:abstractNumId w:val="16"/>
+  </w:num>
+  <w:num w:numId="31" w16cid:durableId="1283612052">
+    <w:abstractNumId w:val="21"/>
+  </w:num>
+  <w:num w:numId="32" w16cid:durableId="2040931841">
     <w:abstractNumId w:val="4"/>
   </w:num>
-  <w:num w:numId="30" w16cid:durableId="675618846">
-    <w:abstractNumId w:val="15"/>
+  <w:num w:numId="33" w16cid:durableId="1546484902">
+    <w:abstractNumId w:val="2"/>
   </w:num>
-  <w:num w:numId="31" w16cid:durableId="1283612052">
-    <w:abstractNumId w:val="19"/>
-  </w:num>
-  <w:num w:numId="32" w16cid:durableId="2040931841">
-    <w:abstractNumId w:val="3"/>
+  <w:num w:numId="34" w16cid:durableId="1716083136">
+    <w:abstractNumId w:val="17"/>
   </w:num>
 </w:numbering>
 </file>
@@ -7100,6 +7430,7 @@
   <w:style w:type="character" w:default="1" w:styleId="DefaultParagraphFont">
     <w:name w:val="Default Paragraph Font"/>
     <w:uiPriority w:val="1"/>
+    <w:semiHidden/>
     <w:unhideWhenUsed/>
   </w:style>
   <w:style w:type="table" w:default="1" w:styleId="TableNormal">

--- a/data/resume/docs/sde.template.docx
+++ b/data/resume/docs/sde.template.docx
@@ -20,7 +20,7 @@
       <w:r>
         <w:br/>
       </w:r>
-      <w:hyperlink r:id="rId5" w:history="1">
+      <w:hyperlink r:id="rId7" w:history="1">
         <w:r>
           <w:rPr>
             <w:rStyle w:val="Hyperlink"/>
@@ -31,7 +31,7 @@
       <w:r>
         <w:t xml:space="preserve"> | +917222876247 | </w:t>
       </w:r>
-      <w:hyperlink r:id="rId6" w:history="1">
+      <w:hyperlink r:id="rId8" w:history="1">
         <w:r>
           <w:rPr>
             <w:rStyle w:val="Hyperlink"/>
@@ -41,7 +41,7 @@
       </w:hyperlink>
     </w:p>
     <w:p>
-      <w:hyperlink r:id="rId7" w:history="1">
+      <w:hyperlink r:id="rId9" w:history="1">
         <w:r>
           <w:rPr>
             <w:rStyle w:val="Hyperlink"/>
@@ -52,7 +52,7 @@
       <w:r>
         <w:t xml:space="preserve"> | </w:t>
       </w:r>
-      <w:hyperlink r:id="rId8" w:history="1">
+      <w:hyperlink r:id="rId10" w:history="1">
         <w:r>
           <w:rPr>
             <w:rStyle w:val="Hyperlink"/>
@@ -186,324 +186,122 @@
     </w:p>
     <w:p>
       <w:pPr>
-        <w:pStyle w:val="p1"/>
-        <w:numPr>
-          <w:ilvl w:val="0"/>
-          <w:numId w:val="34"/>
-        </w:numPr>
-        <w:rPr>
-          <w:rFonts w:asciiTheme="minorHAnsi" w:hAnsiTheme="minorHAnsi" w:cstheme="minorHAnsi"/>
-          <w:sz w:val="21"/>
-          <w:szCs w:val="21"/>
-        </w:rPr>
-      </w:pPr>
-      <w:r>
-        <w:rPr>
-          <w:rFonts w:asciiTheme="minorHAnsi" w:hAnsiTheme="minorHAnsi" w:cstheme="minorHAnsi"/>
-          <w:b/>
-          <w:bCs/>
-          <w:sz w:val="21"/>
-          <w:szCs w:val="21"/>
+        <w:pStyle w:val="ListParagraph"/>
+      </w:pPr>
+      <w:r>
+        <w:rPr>
+          <w:b/>
+          <w:bCs/>
         </w:rPr>
         <w:t>Languages:</w:t>
       </w:r>
       <w:r>
-        <w:rPr>
-          <w:rFonts w:asciiTheme="minorHAnsi" w:hAnsiTheme="minorHAnsi" w:cstheme="minorHAnsi"/>
-          <w:sz w:val="21"/>
-          <w:szCs w:val="21"/>
-        </w:rPr>
         <w:t xml:space="preserve"> Java 21 / Java 17, Kotlin, Python, JavaScript</w:t>
       </w:r>
     </w:p>
     <w:p>
       <w:pPr>
-        <w:pStyle w:val="p1"/>
-        <w:numPr>
-          <w:ilvl w:val="0"/>
-          <w:numId w:val="34"/>
-        </w:numPr>
-        <w:rPr>
-          <w:rFonts w:asciiTheme="minorHAnsi" w:hAnsiTheme="minorHAnsi" w:cstheme="minorHAnsi"/>
-          <w:sz w:val="21"/>
-          <w:szCs w:val="21"/>
-        </w:rPr>
-      </w:pPr>
-      <w:r>
-        <w:rPr>
-          <w:rFonts w:asciiTheme="minorHAnsi" w:hAnsiTheme="minorHAnsi" w:cstheme="minorHAnsi"/>
-          <w:b/>
-          <w:bCs/>
-          <w:sz w:val="21"/>
-          <w:szCs w:val="21"/>
+        <w:pStyle w:val="ListParagraph"/>
+      </w:pPr>
+      <w:r>
+        <w:rPr>
+          <w:b/>
+          <w:bCs/>
         </w:rPr>
         <w:t>Backend Engineering:</w:t>
       </w:r>
       <w:r>
-        <w:rPr>
-          <w:rFonts w:asciiTheme="minorHAnsi" w:hAnsiTheme="minorHAnsi" w:cstheme="minorHAnsi"/>
-          <w:sz w:val="21"/>
-          <w:szCs w:val="21"/>
-        </w:rPr>
         <w:t xml:space="preserve"> Spring Boot, Hibernate/JPA, REST APIs, Microservices, Node.js, Kafka, RabbitMQ, API Design, Distributed Systems</w:t>
       </w:r>
     </w:p>
     <w:p>
       <w:pPr>
-        <w:pStyle w:val="p1"/>
-        <w:numPr>
-          <w:ilvl w:val="0"/>
-          <w:numId w:val="34"/>
-        </w:numPr>
-        <w:rPr>
-          <w:rFonts w:asciiTheme="minorHAnsi" w:hAnsiTheme="minorHAnsi" w:cstheme="minorHAnsi"/>
-          <w:sz w:val="21"/>
-          <w:szCs w:val="21"/>
-        </w:rPr>
-      </w:pPr>
-      <w:r>
-        <w:rPr>
-          <w:rFonts w:asciiTheme="minorHAnsi" w:hAnsiTheme="minorHAnsi" w:cstheme="minorHAnsi"/>
-          <w:b/>
-          <w:bCs/>
-          <w:sz w:val="21"/>
-          <w:szCs w:val="21"/>
+        <w:pStyle w:val="ListParagraph"/>
+      </w:pPr>
+      <w:r>
+        <w:rPr>
+          <w:b/>
+          <w:bCs/>
         </w:rPr>
         <w:t>Cloud &amp; Platform:</w:t>
       </w:r>
       <w:r>
-        <w:rPr>
-          <w:rFonts w:asciiTheme="minorHAnsi" w:hAnsiTheme="minorHAnsi" w:cstheme="minorHAnsi"/>
-          <w:sz w:val="21"/>
-          <w:szCs w:val="21"/>
-        </w:rPr>
-        <w:t xml:space="preserve"> AWS, EKS, ECS, EC2, Lambda, S3, RDS, API Gateway, </w:t>
-      </w:r>
-      <w:proofErr w:type="spellStart"/>
-      <w:r>
-        <w:rPr>
-          <w:rFonts w:asciiTheme="minorHAnsi" w:hAnsiTheme="minorHAnsi" w:cstheme="minorHAnsi"/>
-          <w:sz w:val="21"/>
-          <w:szCs w:val="21"/>
-        </w:rPr>
-        <w:t>EventBridge</w:t>
-      </w:r>
-      <w:proofErr w:type="spellEnd"/>
-      <w:r>
-        <w:rPr>
-          <w:rFonts w:asciiTheme="minorHAnsi" w:hAnsiTheme="minorHAnsi" w:cstheme="minorHAnsi"/>
-          <w:sz w:val="21"/>
-          <w:szCs w:val="21"/>
-        </w:rPr>
-        <w:t>, SNS, SQS, Step Functions, IAM, CloudWatch, Azure</w:t>
-      </w:r>
-    </w:p>
-    <w:p>
-      <w:pPr>
-        <w:pStyle w:val="p1"/>
-        <w:numPr>
-          <w:ilvl w:val="0"/>
-          <w:numId w:val="34"/>
-        </w:numPr>
-        <w:rPr>
-          <w:rFonts w:asciiTheme="minorHAnsi" w:hAnsiTheme="minorHAnsi" w:cstheme="minorHAnsi"/>
-          <w:sz w:val="21"/>
-          <w:szCs w:val="21"/>
-        </w:rPr>
-      </w:pPr>
-      <w:r>
-        <w:rPr>
-          <w:rFonts w:asciiTheme="minorHAnsi" w:hAnsiTheme="minorHAnsi" w:cstheme="minorHAnsi"/>
-          <w:b/>
-          <w:bCs/>
-          <w:sz w:val="21"/>
-          <w:szCs w:val="21"/>
+        <w:t xml:space="preserve"> AWS, EKS, ECS, EC2, Lambda, S3, RDS, API Gateway, EventBridge, SNS, SQS, Step Functions, IAM, CloudWatch, Azure</w:t>
+      </w:r>
+    </w:p>
+    <w:p>
+      <w:pPr>
+        <w:pStyle w:val="ListParagraph"/>
+      </w:pPr>
+      <w:r>
+        <w:rPr>
+          <w:b/>
+          <w:bCs/>
         </w:rPr>
         <w:t>DevOps &amp; CI/CD:</w:t>
       </w:r>
       <w:r>
-        <w:rPr>
-          <w:rFonts w:asciiTheme="minorHAnsi" w:hAnsiTheme="minorHAnsi" w:cstheme="minorHAnsi"/>
-          <w:sz w:val="21"/>
-          <w:szCs w:val="21"/>
-        </w:rPr>
         <w:t xml:space="preserve"> Docker, Kubernetes, Helm, Terraform, Jenkins, GitHub Actions, Argo CD, Linux CLI, Nginx</w:t>
       </w:r>
     </w:p>
     <w:p>
       <w:pPr>
-        <w:pStyle w:val="p1"/>
-        <w:numPr>
-          <w:ilvl w:val="0"/>
-          <w:numId w:val="34"/>
-        </w:numPr>
-        <w:rPr>
-          <w:rFonts w:asciiTheme="minorHAnsi" w:hAnsiTheme="minorHAnsi" w:cstheme="minorHAnsi"/>
-          <w:sz w:val="21"/>
-          <w:szCs w:val="21"/>
-        </w:rPr>
-      </w:pPr>
-      <w:r>
-        <w:rPr>
-          <w:rFonts w:asciiTheme="minorHAnsi" w:hAnsiTheme="minorHAnsi" w:cstheme="minorHAnsi"/>
-          <w:b/>
-          <w:bCs/>
-          <w:sz w:val="21"/>
-          <w:szCs w:val="21"/>
+        <w:pStyle w:val="ListParagraph"/>
+      </w:pPr>
+      <w:r>
+        <w:rPr>
+          <w:b/>
+          <w:bCs/>
         </w:rPr>
         <w:t>Databases &amp; Caching:</w:t>
       </w:r>
       <w:r>
-        <w:rPr>
-          <w:rFonts w:asciiTheme="minorHAnsi" w:hAnsiTheme="minorHAnsi" w:cstheme="minorHAnsi"/>
-          <w:sz w:val="21"/>
-          <w:szCs w:val="21"/>
-        </w:rPr>
         <w:t xml:space="preserve"> PostgreSQL, Oracle, MySQL, MongoDB, DynamoDB, Redis, Snowflake</w:t>
       </w:r>
     </w:p>
     <w:p>
       <w:pPr>
-        <w:pStyle w:val="p1"/>
-        <w:numPr>
-          <w:ilvl w:val="0"/>
-          <w:numId w:val="34"/>
-        </w:numPr>
-        <w:rPr>
-          <w:rFonts w:asciiTheme="minorHAnsi" w:hAnsiTheme="minorHAnsi" w:cstheme="minorHAnsi"/>
-          <w:sz w:val="21"/>
-          <w:szCs w:val="21"/>
-        </w:rPr>
-      </w:pPr>
-      <w:r>
-        <w:rPr>
-          <w:rFonts w:asciiTheme="minorHAnsi" w:hAnsiTheme="minorHAnsi" w:cstheme="minorHAnsi"/>
-          <w:b/>
-          <w:bCs/>
-          <w:sz w:val="21"/>
-          <w:szCs w:val="21"/>
+        <w:pStyle w:val="ListParagraph"/>
+      </w:pPr>
+      <w:r>
+        <w:rPr>
+          <w:b/>
+          <w:bCs/>
         </w:rPr>
         <w:t>Frontend:</w:t>
       </w:r>
       <w:r>
-        <w:rPr>
-          <w:rFonts w:asciiTheme="minorHAnsi" w:hAnsiTheme="minorHAnsi" w:cstheme="minorHAnsi"/>
-          <w:sz w:val="21"/>
-          <w:szCs w:val="21"/>
-        </w:rPr>
         <w:t xml:space="preserve"> ReactJS, Angular, AngularJS, Flutter</w:t>
       </w:r>
     </w:p>
     <w:p>
       <w:pPr>
-        <w:pStyle w:val="p1"/>
-        <w:numPr>
-          <w:ilvl w:val="0"/>
-          <w:numId w:val="34"/>
-        </w:numPr>
-        <w:rPr>
-          <w:rFonts w:asciiTheme="minorHAnsi" w:hAnsiTheme="minorHAnsi" w:cstheme="minorHAnsi"/>
-          <w:sz w:val="21"/>
-          <w:szCs w:val="21"/>
-        </w:rPr>
-      </w:pPr>
-      <w:r>
-        <w:rPr>
-          <w:rFonts w:asciiTheme="minorHAnsi" w:hAnsiTheme="minorHAnsi" w:cstheme="minorHAnsi"/>
-          <w:b/>
-          <w:bCs/>
-          <w:sz w:val="21"/>
-          <w:szCs w:val="21"/>
+        <w:pStyle w:val="ListParagraph"/>
+      </w:pPr>
+      <w:r>
+        <w:rPr>
+          <w:b/>
+          <w:bCs/>
         </w:rPr>
         <w:t>Observability &amp; Quality:</w:t>
       </w:r>
       <w:r>
-        <w:rPr>
-          <w:rFonts w:asciiTheme="minorHAnsi" w:hAnsiTheme="minorHAnsi" w:cstheme="minorHAnsi"/>
-          <w:sz w:val="21"/>
-          <w:szCs w:val="21"/>
-        </w:rPr>
         <w:t xml:space="preserve"> Datadog, New Relic, ELK, Codacy, JUnit, JMeter, Cucumber, Selenium</w:t>
       </w:r>
     </w:p>
     <w:p>
       <w:pPr>
-        <w:pStyle w:val="p1"/>
-        <w:numPr>
-          <w:ilvl w:val="0"/>
-          <w:numId w:val="34"/>
-        </w:numPr>
-        <w:rPr>
-          <w:rFonts w:asciiTheme="minorHAnsi" w:hAnsiTheme="minorHAnsi" w:cstheme="minorHAnsi"/>
-          <w:sz w:val="21"/>
-          <w:szCs w:val="21"/>
-        </w:rPr>
-      </w:pPr>
-      <w:proofErr w:type="spellStart"/>
-      <w:r>
-        <w:rPr>
-          <w:rFonts w:asciiTheme="minorHAnsi" w:hAnsiTheme="minorHAnsi" w:cstheme="minorHAnsi"/>
-          <w:b/>
-          <w:bCs/>
-          <w:sz w:val="21"/>
-          <w:szCs w:val="21"/>
-        </w:rPr>
-        <w:t>MLOps</w:t>
-      </w:r>
-      <w:proofErr w:type="spellEnd"/>
-      <w:r>
-        <w:rPr>
-          <w:rFonts w:asciiTheme="minorHAnsi" w:hAnsiTheme="minorHAnsi" w:cstheme="minorHAnsi"/>
-          <w:b/>
-          <w:bCs/>
-          <w:sz w:val="21"/>
-          <w:szCs w:val="21"/>
-        </w:rPr>
-        <w:t xml:space="preserve"> &amp; Data Engineering:</w:t>
-      </w:r>
-      <w:r>
-        <w:rPr>
-          <w:rFonts w:asciiTheme="minorHAnsi" w:hAnsiTheme="minorHAnsi" w:cstheme="minorHAnsi"/>
-          <w:sz w:val="21"/>
-          <w:szCs w:val="21"/>
-        </w:rPr>
-        <w:t xml:space="preserve"> Databricks, </w:t>
-      </w:r>
-      <w:proofErr w:type="spellStart"/>
-      <w:r>
-        <w:rPr>
-          <w:rFonts w:asciiTheme="minorHAnsi" w:hAnsiTheme="minorHAnsi" w:cstheme="minorHAnsi"/>
-          <w:sz w:val="21"/>
-          <w:szCs w:val="21"/>
-        </w:rPr>
-        <w:t>MLflow</w:t>
-      </w:r>
-      <w:proofErr w:type="spellEnd"/>
-      <w:r>
-        <w:rPr>
-          <w:rFonts w:asciiTheme="minorHAnsi" w:hAnsiTheme="minorHAnsi" w:cstheme="minorHAnsi"/>
-          <w:sz w:val="21"/>
-          <w:szCs w:val="21"/>
-        </w:rPr>
-        <w:t xml:space="preserve">, SageMaker, Scikit-learn, </w:t>
-      </w:r>
-      <w:proofErr w:type="spellStart"/>
-      <w:r>
-        <w:rPr>
-          <w:rFonts w:asciiTheme="minorHAnsi" w:hAnsiTheme="minorHAnsi" w:cstheme="minorHAnsi"/>
-          <w:sz w:val="21"/>
-          <w:szCs w:val="21"/>
-        </w:rPr>
-        <w:t>JupyterLab</w:t>
-      </w:r>
-      <w:proofErr w:type="spellEnd"/>
-      <w:r>
-        <w:rPr>
-          <w:rFonts w:asciiTheme="minorHAnsi" w:hAnsiTheme="minorHAnsi" w:cstheme="minorHAnsi"/>
-          <w:sz w:val="21"/>
-          <w:szCs w:val="21"/>
-        </w:rPr>
-        <w:t>, Pandas</w:t>
+        <w:pStyle w:val="ListParagraph"/>
+      </w:pPr>
+      <w:r>
+        <w:rPr>
+          <w:b/>
+          <w:bCs/>
+        </w:rPr>
+        <w:t>MLOps &amp; Data Engineering:</w:t>
+      </w:r>
+      <w:r>
+        <w:t xml:space="preserve"> Databricks, MLflow, SageMaker, Scikit-learn, JupyterLab, Pandas</w:t>
       </w:r>
     </w:p>
     <w:p>
@@ -519,16 +317,22 @@
         <w:pStyle w:val="Heading3"/>
       </w:pPr>
       <w:r>
-        <w:t xml:space="preserve">Senior Staff Engineer, Nagarro </w:t>
-      </w:r>
-      <w:r>
-        <w:t>-</w:t>
-      </w:r>
-      <w:r>
-        <w:t xml:space="preserve"> Client: First Abu Dhabi Bank</w:t>
-      </w:r>
-      <w:r>
-        <w:t xml:space="preserve"> | Oct 2025 - Present</w:t>
+        <w:t>Senior Staff Engineer, First Abu Dhabi Bank</w:t>
+      </w:r>
+      <w:r>
+        <w:t xml:space="preserve"> </w:t>
+      </w:r>
+      <w:r>
+        <w:t xml:space="preserve">(via Nagarro) </w:t>
+      </w:r>
+      <w:r>
+        <w:t xml:space="preserve">| Oct 2025 </w:t>
+      </w:r>
+      <w:r>
+        <w:t>–</w:t>
+      </w:r>
+      <w:r>
+        <w:t xml:space="preserve"> Present</w:t>
       </w:r>
     </w:p>
     <w:p>
@@ -554,7 +358,17 @@
         <w:pStyle w:val="ListParagraph"/>
       </w:pPr>
       <w:r>
-        <w:t>Own end-to-end delivery of banking features, covering requirement analysis, backend design, development, frontend integration, third-party coordination, deployment, and post-release support.</w:t>
+        <w:t xml:space="preserve">Developed and enhanced secure backend services using </w:t>
+      </w:r>
+      <w:r>
+        <w:rPr>
+          <w:b/>
+          <w:bCs/>
+        </w:rPr>
+        <w:t>Java 21, Spring Boot, REST APIs, microservices</w:t>
+      </w:r>
+      <w:r>
+        <w:t>, and enterprise integration patterns.</w:t>
       </w:r>
     </w:p>
     <w:p>
@@ -562,17 +376,17 @@
         <w:pStyle w:val="ListParagraph"/>
       </w:pPr>
       <w:r>
-        <w:t xml:space="preserve">Developed and enhanced secure backend services using </w:t>
-      </w:r>
-      <w:r>
-        <w:rPr>
-          <w:b/>
-          <w:bCs/>
-        </w:rPr>
-        <w:t>Java 21, Spring Boot, REST APIs, microservices</w:t>
-      </w:r>
-      <w:r>
-        <w:t>, and enterprise integration patterns.</w:t>
+        <w:t xml:space="preserve">Built and supported AWS-based workloads using </w:t>
+      </w:r>
+      <w:r>
+        <w:rPr>
+          <w:b/>
+          <w:bCs/>
+        </w:rPr>
+        <w:t>EKS, API Gateway, EventBridge, SNS, SQS, DynamoDB</w:t>
+      </w:r>
+      <w:r>
+        <w:t>, along with Oracle and PostgreSQL for enterprise banking systems.</w:t>
       </w:r>
     </w:p>
     <w:p>
@@ -580,33 +394,7 @@
         <w:pStyle w:val="ListParagraph"/>
       </w:pPr>
       <w:r>
-        <w:t xml:space="preserve">Built and supported AWS-based workloads using </w:t>
-      </w:r>
-      <w:r>
-        <w:rPr>
-          <w:b/>
-          <w:bCs/>
-        </w:rPr>
-        <w:t xml:space="preserve">EKS, API Gateway, </w:t>
-      </w:r>
-      <w:proofErr w:type="spellStart"/>
-      <w:r>
-        <w:rPr>
-          <w:b/>
-          <w:bCs/>
-        </w:rPr>
-        <w:t>EventBridge</w:t>
-      </w:r>
-      <w:proofErr w:type="spellEnd"/>
-      <w:r>
-        <w:rPr>
-          <w:b/>
-          <w:bCs/>
-        </w:rPr>
-        <w:t>, SNS, SQS, DynamoDB</w:t>
-      </w:r>
-      <w:r>
-        <w:t>, along with Oracle and PostgreSQL for enterprise banking systems.</w:t>
+        <w:t>Coordinated production releases, late-night deployments, hotfixes, and high-priority incident resolution to maintain continuity of banking operations.</w:t>
       </w:r>
     </w:p>
     <w:p>
@@ -614,7 +402,15 @@
         <w:pStyle w:val="ListParagraph"/>
       </w:pPr>
       <w:r>
-        <w:t>Coordinated production releases, late-night deployments, hotfixes, and high-priority incident resolution to maintain continuity of banking operations.</w:t>
+        <w:t>Collaborated with product owners, QA teams, frontend engineers, and external partners to deliver compliant, reliable, and production-ready banking features.</w:t>
+      </w:r>
+    </w:p>
+    <w:p>
+      <w:pPr>
+        <w:pStyle w:val="Heading3"/>
+      </w:pPr>
+      <w:r>
+        <w:t>Lead Cloud Engineer, Liberty Mutual (via Technumen) | Mar 2024 – Jul 2025</w:t>
       </w:r>
     </w:p>
     <w:p>
@@ -622,7 +418,17 @@
         <w:pStyle w:val="ListParagraph"/>
       </w:pPr>
       <w:r>
-        <w:t>Collaborated with product owners, QA teams, frontend engineers, and external partners to deliver compliant, reliable, and production-ready banking features.</w:t>
+        <w:t xml:space="preserve">Designed and developed a </w:t>
+      </w:r>
+      <w:r>
+        <w:rPr>
+          <w:b/>
+          <w:bCs/>
+        </w:rPr>
+        <w:t>Spring Boot SDK with Spring WebFlux</w:t>
+      </w:r>
+      <w:r>
+        <w:t xml:space="preserve"> to expose AI-powered insurance claim inferences through scalable enterprise API interfaces.</w:t>
       </w:r>
     </w:p>
     <w:p>
@@ -630,7 +436,101 @@
         <w:pStyle w:val="ListParagraph"/>
       </w:pPr>
       <w:r>
-        <w:t>Improved application stability and maintainability through debugging, refactoring, API optimization, performance tuning, and legacy modernization.</w:t>
+        <w:t xml:space="preserve">Led development of the </w:t>
+      </w:r>
+      <w:r>
+        <w:rPr>
+          <w:b/>
+          <w:bCs/>
+        </w:rPr>
+        <w:t>OneRule SDK API layer</w:t>
+      </w:r>
+      <w:r>
+        <w:t>, enabling third-party systems to consume inference results with high reliability, low latency, and simplified integration.</w:t>
+      </w:r>
+    </w:p>
+    <w:p>
+      <w:pPr>
+        <w:pStyle w:val="ListParagraph"/>
+      </w:pPr>
+      <w:r>
+        <w:t xml:space="preserve">Built cloud-native deployment and automation workflows using </w:t>
+      </w:r>
+      <w:r>
+        <w:rPr>
+          <w:b/>
+          <w:bCs/>
+        </w:rPr>
+        <w:t>AWS EKS, Lambda, Step Functions, S3, CloudWatch, IAM</w:t>
+      </w:r>
+      <w:r>
+        <w:t>, and GitHub Actions.</w:t>
+      </w:r>
+    </w:p>
+    <w:p>
+      <w:pPr>
+        <w:pStyle w:val="ListParagraph"/>
+      </w:pPr>
+      <w:r>
+        <w:t xml:space="preserve">Created reusable platform assets including </w:t>
+      </w:r>
+      <w:r>
+        <w:rPr>
+          <w:b/>
+          <w:bCs/>
+        </w:rPr>
+        <w:t>Helm charts, EKS deployment templates</w:t>
+      </w:r>
+      <w:r>
+        <w:t>, and CI/CD workflows to accelerate onboarding and platform adoption.</w:t>
+      </w:r>
+    </w:p>
+    <w:p>
+      <w:pPr>
+        <w:pStyle w:val="ListParagraph"/>
+      </w:pPr>
+      <w:r>
+        <w:lastRenderedPageBreak/>
+        <w:t xml:space="preserve">Integrated enterprise systems including </w:t>
+      </w:r>
+      <w:r>
+        <w:rPr>
+          <w:b/>
+          <w:bCs/>
+        </w:rPr>
+        <w:t>Microsoft Graph API, Slack bots, email pipelines, S3, and OpenAI APIs</w:t>
+      </w:r>
+      <w:r>
+        <w:t xml:space="preserve"> for automation and internal workflow optimization.</w:t>
+      </w:r>
+    </w:p>
+    <w:p>
+      <w:pPr>
+        <w:pStyle w:val="ListParagraph"/>
+      </w:pPr>
+      <w:r>
+        <w:t>Contributed to architecture decisions, code reviews, developer mentoring, and engineering standards across cloud-native and AI-driven insurance platforms.</w:t>
+      </w:r>
+    </w:p>
+    <w:p>
+      <w:pPr>
+        <w:pStyle w:val="ListParagraph"/>
+      </w:pPr>
+      <w:r>
+        <w:t xml:space="preserve">Strengthened observability, code quality, and release confidence using </w:t>
+      </w:r>
+      <w:r>
+        <w:rPr>
+          <w:b/>
+          <w:bCs/>
+        </w:rPr>
+        <w:t>Datadog, Prometheus, Grafana, Sonar, Codacy</w:t>
+      </w:r>
+      <w:r>
+        <w:t>, and GitHub-based quality checks</w:t>
+      </w:r>
+      <w:r>
+        <w:t>.</w:t>
       </w:r>
     </w:p>
     <w:p>
@@ -638,33 +538,530 @@
         <w:pStyle w:val="Heading3"/>
       </w:pPr>
       <w:r>
-        <w:t xml:space="preserve">Lead Cloud Engineer, </w:t>
-      </w:r>
-      <w:proofErr w:type="spellStart"/>
-      <w:r>
-        <w:t>Technumen</w:t>
-      </w:r>
-      <w:proofErr w:type="spellEnd"/>
-      <w:r>
+        <w:t>Product Development Engineer, Calibo | Oct 2020 – Jan 2024</w:t>
+      </w:r>
+    </w:p>
+    <w:p>
+      <w:pPr>
+        <w:pStyle w:val="ListParagraph"/>
+        <w:rPr>
+          <w:rStyle w:val="s1"/>
+        </w:rPr>
+      </w:pPr>
+      <w:r>
+        <w:t xml:space="preserve">Led the development of </w:t>
+      </w:r>
+      <w:r>
+        <w:rPr>
+          <w:rStyle w:val="s1"/>
+          <w:b/>
+          <w:bCs/>
+        </w:rPr>
+        <w:t>scalable microservices</w:t>
+      </w:r>
+      <w:r>
+        <w:t xml:space="preserve"> using </w:t>
+      </w:r>
+      <w:r>
+        <w:rPr>
+          <w:b/>
+          <w:bCs/>
+        </w:rPr>
+        <w:t>Java</w:t>
+      </w:r>
+      <w:r>
+        <w:rPr>
+          <w:rStyle w:val="s1"/>
+          <w:b/>
+          <w:bCs/>
+        </w:rPr>
+        <w:t xml:space="preserve"> (Spring Boot + Hibernate)</w:t>
+      </w:r>
+      <w:r>
+        <w:t xml:space="preserve"> and </w:t>
+      </w:r>
+      <w:r>
+        <w:rPr>
+          <w:rStyle w:val="s1"/>
+          <w:b/>
+          <w:bCs/>
+        </w:rPr>
+        <w:t>Node.js</w:t>
+      </w:r>
+      <w:r>
+        <w:rPr>
+          <w:rStyle w:val="s1"/>
+          <w:b/>
+          <w:bCs/>
+        </w:rPr>
+        <w:t>.</w:t>
+      </w:r>
+    </w:p>
+    <w:p>
+      <w:pPr>
+        <w:pStyle w:val="ListParagraph"/>
+      </w:pPr>
+      <w:r>
+        <w:t xml:space="preserve">Built and integrated </w:t>
+      </w:r>
+      <w:r>
+        <w:rPr>
+          <w:rStyle w:val="s1"/>
+        </w:rPr>
+        <w:t>data pipelines with</w:t>
+      </w:r>
+      <w:r>
+        <w:rPr>
+          <w:rStyle w:val="s1"/>
+          <w:b/>
+          <w:bCs/>
+        </w:rPr>
+        <w:t xml:space="preserve"> Snowflake</w:t>
+      </w:r>
+      <w:r>
+        <w:t xml:space="preserve"> to support ETL workflows for ML Models.</w:t>
+      </w:r>
+    </w:p>
+    <w:p>
+      <w:pPr>
+        <w:pStyle w:val="ListParagraph"/>
+      </w:pPr>
+      <w:r>
+        <w:t xml:space="preserve">Architected and implemented DevOps practices using </w:t>
+      </w:r>
+      <w:r>
+        <w:rPr>
+          <w:rStyle w:val="s1"/>
+          <w:b/>
+          <w:bCs/>
+        </w:rPr>
+        <w:t>Docker, Kubernetes (EKS) with Helm Charts, Jenkins</w:t>
+      </w:r>
+      <w:r>
+        <w:t xml:space="preserve">, and </w:t>
+      </w:r>
+      <w:r>
+        <w:rPr>
+          <w:rStyle w:val="s1"/>
+          <w:b/>
+          <w:bCs/>
+        </w:rPr>
+        <w:t>Terraform</w:t>
+      </w:r>
+      <w:r>
+        <w:t xml:space="preserve"> to manage infrastructure as code and automate environment provisioning.</w:t>
+      </w:r>
+    </w:p>
+    <w:p>
+      <w:pPr>
+        <w:pStyle w:val="ListParagraph"/>
+      </w:pPr>
+      <w:r>
+        <w:t xml:space="preserve">Built cloud-native applications leveraging </w:t>
+      </w:r>
+      <w:r>
+        <w:rPr>
+          <w:rStyle w:val="s1"/>
+          <w:b/>
+          <w:bCs/>
+        </w:rPr>
+        <w:t>AWS services</w:t>
+      </w:r>
+      <w:r>
+        <w:t xml:space="preserve"> including </w:t>
+      </w:r>
+      <w:r>
+        <w:rPr>
+          <w:b/>
+          <w:bCs/>
+        </w:rPr>
+        <w:t>EKS, ECS, RDS</w:t>
+      </w:r>
+      <w:r>
+        <w:t xml:space="preserve">, and </w:t>
+      </w:r>
+      <w:r>
+        <w:rPr>
+          <w:b/>
+          <w:bCs/>
+        </w:rPr>
+        <w:t>SageMaker</w:t>
+      </w:r>
+      <w:r>
+        <w:t>.</w:t>
+      </w:r>
+    </w:p>
+    <w:p>
+      <w:pPr>
+        <w:pStyle w:val="ListParagraph"/>
+      </w:pPr>
+      <w:r>
+        <w:t xml:space="preserve">Implemented GitOps-driven delivery pipelines using </w:t>
+      </w:r>
+      <w:r>
+        <w:rPr>
+          <w:b/>
+          <w:bCs/>
+        </w:rPr>
+        <w:t>Argo CD</w:t>
+      </w:r>
+      <w:r>
+        <w:t xml:space="preserve"> to manage Kubernetes resources declaratively, supporting faster and more reliable platform releases.</w:t>
+      </w:r>
+    </w:p>
+    <w:p>
+      <w:pPr>
+        <w:pStyle w:val="Heading3"/>
+      </w:pPr>
+      <w:r>
+        <w:t>Product Development Engineer, Calibo | Oct 2020 – Jan 2024</w:t>
+      </w:r>
+    </w:p>
+    <w:p>
+      <w:pPr>
+        <w:pStyle w:val="ListParagraph"/>
+        <w:rPr>
+          <w:rStyle w:val="s1"/>
+        </w:rPr>
+      </w:pPr>
+      <w:r>
+        <w:t xml:space="preserve">Led the development of </w:t>
+      </w:r>
+      <w:r>
+        <w:rPr>
+          <w:rStyle w:val="s1"/>
+          <w:b/>
+          <w:bCs/>
+        </w:rPr>
+        <w:t>scalable microservices</w:t>
+      </w:r>
+      <w:r>
+        <w:t xml:space="preserve"> using </w:t>
+      </w:r>
+      <w:r>
+        <w:rPr>
+          <w:b/>
+          <w:bCs/>
+        </w:rPr>
+        <w:t>Java</w:t>
+      </w:r>
+      <w:r>
+        <w:rPr>
+          <w:rStyle w:val="s1"/>
+          <w:b/>
+          <w:bCs/>
+        </w:rPr>
+        <w:t xml:space="preserve"> (Spring Boot + Hibernate)</w:t>
+      </w:r>
+      <w:r>
+        <w:t xml:space="preserve"> and </w:t>
+      </w:r>
+      <w:r>
+        <w:rPr>
+          <w:rStyle w:val="s1"/>
+          <w:b/>
+          <w:bCs/>
+        </w:rPr>
+        <w:t>Node.js</w:t>
+      </w:r>
+      <w:r>
+        <w:rPr>
+          <w:rStyle w:val="s1"/>
+          <w:b/>
+          <w:bCs/>
+        </w:rPr>
+        <w:t>.</w:t>
+      </w:r>
+    </w:p>
+    <w:p>
+      <w:pPr>
+        <w:pStyle w:val="ListParagraph"/>
+      </w:pPr>
+      <w:r>
+        <w:t xml:space="preserve">Built and integrated </w:t>
+      </w:r>
+      <w:r>
+        <w:rPr>
+          <w:rStyle w:val="s1"/>
+        </w:rPr>
+        <w:t>data pipelines with</w:t>
+      </w:r>
+      <w:r>
+        <w:rPr>
+          <w:rStyle w:val="s1"/>
+          <w:b/>
+          <w:bCs/>
+        </w:rPr>
+        <w:t xml:space="preserve"> Snowflake</w:t>
+      </w:r>
+      <w:r>
+        <w:t xml:space="preserve"> to support ETL workflows</w:t>
+      </w:r>
+      <w:r>
+        <w:t xml:space="preserve"> for ML Models.</w:t>
+      </w:r>
+    </w:p>
+    <w:p>
+      <w:pPr>
+        <w:pStyle w:val="ListParagraph"/>
+      </w:pPr>
+      <w:r>
+        <w:t xml:space="preserve">Architected and implemented DevOps practices using </w:t>
+      </w:r>
+      <w:r>
+        <w:rPr>
+          <w:rStyle w:val="s1"/>
+          <w:b/>
+          <w:bCs/>
+        </w:rPr>
+        <w:t>Docker, Kubernetes</w:t>
+      </w:r>
+      <w:r>
+        <w:rPr>
+          <w:rStyle w:val="s1"/>
+          <w:b/>
+          <w:bCs/>
+        </w:rPr>
+        <w:t xml:space="preserve"> (EKS)</w:t>
+      </w:r>
+      <w:r>
+        <w:rPr>
+          <w:rStyle w:val="s1"/>
+          <w:b/>
+          <w:bCs/>
+        </w:rPr>
+        <w:t xml:space="preserve"> with Helm Charts</w:t>
+      </w:r>
+      <w:r>
+        <w:rPr>
+          <w:rStyle w:val="s1"/>
+          <w:b/>
+          <w:bCs/>
+        </w:rPr>
+        <w:t>, Jenkins</w:t>
+      </w:r>
+      <w:r>
+        <w:t xml:space="preserve">, and </w:t>
+      </w:r>
+      <w:r>
+        <w:rPr>
+          <w:rStyle w:val="s1"/>
+          <w:b/>
+          <w:bCs/>
+        </w:rPr>
+        <w:t>Terraform</w:t>
+      </w:r>
+      <w:r>
+        <w:t xml:space="preserve"> to manage infrastructure as code and automate environment provisioning.</w:t>
+      </w:r>
+    </w:p>
+    <w:p>
+      <w:pPr>
+        <w:pStyle w:val="ListParagraph"/>
+      </w:pPr>
+      <w:r>
+        <w:t xml:space="preserve">Built cloud-native applications leveraging </w:t>
+      </w:r>
+      <w:r>
+        <w:rPr>
+          <w:rStyle w:val="s1"/>
+          <w:b/>
+          <w:bCs/>
+        </w:rPr>
+        <w:t>AWS services</w:t>
+      </w:r>
+      <w:r>
+        <w:t xml:space="preserve"> including </w:t>
+      </w:r>
+      <w:r>
+        <w:rPr>
+          <w:b/>
+          <w:bCs/>
+        </w:rPr>
+        <w:t>EKS, ECS</w:t>
+      </w:r>
+      <w:r>
+        <w:rPr>
+          <w:b/>
+          <w:bCs/>
+        </w:rPr>
+        <w:t>, RDS</w:t>
+      </w:r>
+      <w:r>
+        <w:t xml:space="preserve">, and </w:t>
+      </w:r>
+      <w:r>
+        <w:rPr>
+          <w:b/>
+          <w:bCs/>
+        </w:rPr>
+        <w:t>SageMaker</w:t>
+      </w:r>
+      <w:r>
+        <w:t>.</w:t>
+      </w:r>
+    </w:p>
+    <w:p>
+      <w:pPr>
+        <w:pStyle w:val="ListParagraph"/>
+      </w:pPr>
+      <w:r>
+        <w:t xml:space="preserve">Implemented GitOps-driven delivery pipelines using </w:t>
+      </w:r>
+      <w:r>
+        <w:rPr>
+          <w:b/>
+          <w:bCs/>
+        </w:rPr>
+        <w:t>Argo CD</w:t>
+      </w:r>
+      <w:r>
+        <w:t xml:space="preserve"> to manage Kubernetes resources declaratively, supporting faster and more reliable platform releases.</w:t>
+      </w:r>
+    </w:p>
+    <w:p>
+      <w:pPr>
+        <w:pStyle w:val="Heading3"/>
+      </w:pPr>
+      <w:r>
+        <w:t>Senior Associate, Nagarro | Mar 2019 – Oct 2020</w:t>
+      </w:r>
+    </w:p>
+    <w:p>
+      <w:pPr>
+        <w:pStyle w:val="ListParagraph"/>
+      </w:pPr>
+      <w:r>
+        <w:t>Deve</w:t>
+      </w:r>
+      <w:r>
+        <w:t xml:space="preserve">loped enterprise applications using a </w:t>
+      </w:r>
+      <w:r>
+        <w:rPr>
+          <w:rStyle w:val="s1"/>
+          <w:b/>
+          <w:bCs/>
+        </w:rPr>
+        <w:t>hybrid microservices stack</w:t>
+      </w:r>
+      <w:r>
+        <w:t>—</w:t>
+      </w:r>
+      <w:r>
+        <w:rPr>
+          <w:rStyle w:val="s1"/>
+          <w:b/>
+          <w:bCs/>
+        </w:rPr>
+        <w:t>Node.js</w:t>
+      </w:r>
+      <w:r>
+        <w:t xml:space="preserve"> for lightweight APIs and </w:t>
+      </w:r>
+      <w:r>
+        <w:rPr>
+          <w:rStyle w:val="s1"/>
+          <w:b/>
+          <w:bCs/>
+        </w:rPr>
+        <w:t>Kotlin and Java with Spring Boot</w:t>
+      </w:r>
+      <w:r>
+        <w:t xml:space="preserve"> on </w:t>
+      </w:r>
+      <w:r>
+        <w:rPr>
+          <w:b/>
+          <w:bCs/>
+        </w:rPr>
+        <w:t>AWS (Lambda, EKS etc)</w:t>
+      </w:r>
+      <w:r>
+        <w:t>.</w:t>
+      </w:r>
+    </w:p>
+    <w:p>
+      <w:pPr>
+        <w:pStyle w:val="ListParagraph"/>
+      </w:pPr>
+      <w:r>
+        <w:t>Led a small team of engineers in designing, developing, and maintaining microservices.</w:t>
+      </w:r>
+    </w:p>
+    <w:p>
+      <w:pPr>
+        <w:pStyle w:val="ListParagraph"/>
+      </w:pPr>
+      <w:r>
+        <w:t xml:space="preserve">Designed and developed scalable web applications using </w:t>
+      </w:r>
+      <w:r>
+        <w:rPr>
+          <w:b/>
+          <w:bCs/>
+        </w:rPr>
+        <w:t>Kotlin</w:t>
+      </w:r>
+      <w:r>
+        <w:t xml:space="preserve">, </w:t>
+      </w:r>
+      <w:r>
+        <w:rPr>
+          <w:b/>
+          <w:bCs/>
+        </w:rPr>
+        <w:t>Spring Boot</w:t>
+      </w:r>
+      <w:r>
+        <w:t xml:space="preserve">, </w:t>
+      </w:r>
+      <w:r>
+        <w:rPr>
+          <w:b/>
+          <w:bCs/>
+        </w:rPr>
+        <w:t>RabbitMQ</w:t>
+      </w:r>
+      <w:r>
+        <w:t xml:space="preserve">, </w:t>
+      </w:r>
+      <w:r>
+        <w:rPr>
+          <w:b/>
+          <w:bCs/>
+        </w:rPr>
+        <w:t>Angular 8</w:t>
+      </w:r>
+      <w:r>
+        <w:rPr>
+          <w:b/>
+          <w:bCs/>
+        </w:rPr>
         <w:t xml:space="preserve"> </w:t>
       </w:r>
       <w:r>
-        <w:t>-</w:t>
-      </w:r>
-      <w:r>
-        <w:t xml:space="preserve"> Client: Liberty Mutual</w:t>
-      </w:r>
-      <w:r>
-        <w:t xml:space="preserve"> | </w:t>
-      </w:r>
-      <w:r>
-        <w:t xml:space="preserve">Mar 2024 </w:t>
-      </w:r>
-      <w:r>
-        <w:t>-</w:t>
-      </w:r>
-      <w:r>
-        <w:t xml:space="preserve"> Jul 2025</w:t>
+        <w:t>with</w:t>
+      </w:r>
+      <w:r>
+        <w:rPr>
+          <w:b/>
+          <w:bCs/>
+        </w:rPr>
+        <w:t xml:space="preserve"> typescript</w:t>
+      </w:r>
+      <w:r>
+        <w:t xml:space="preserve">, and </w:t>
+      </w:r>
+      <w:r>
+        <w:rPr>
+          <w:b/>
+          <w:bCs/>
+        </w:rPr>
+        <w:t>PostgreSQL</w:t>
+      </w:r>
+      <w:r>
+        <w:t xml:space="preserve">. </w:t>
       </w:r>
     </w:p>
     <w:p>
@@ -672,137 +1069,309 @@
         <w:pStyle w:val="ListParagraph"/>
       </w:pPr>
       <w:r>
-        <w:t xml:space="preserve">Designed and developed a </w:t>
-      </w:r>
-      <w:r>
-        <w:rPr>
-          <w:b/>
-          <w:bCs/>
-        </w:rPr>
-        <w:t xml:space="preserve">Spring Boot SDK with Spring </w:t>
-      </w:r>
-      <w:proofErr w:type="spellStart"/>
-      <w:r>
-        <w:rPr>
-          <w:b/>
-          <w:bCs/>
-        </w:rPr>
-        <w:t>WebFlux</w:t>
-      </w:r>
-      <w:proofErr w:type="spellEnd"/>
-      <w:r>
-        <w:t xml:space="preserve"> to expose AI-powered insurance claim inferences through scalable enterprise API interfaces.</w:t>
+        <w:t>A</w:t>
+      </w:r>
+      <w:r>
+        <w:t>ctively participated in agile development processes, including sprint planning, daily stand-ups, and retrospective meetings.</w:t>
+      </w:r>
+    </w:p>
+    <w:p>
+      <w:pPr>
+        <w:pStyle w:val="Heading3"/>
+      </w:pPr>
+      <w:r>
+        <w:t>Senior Software Engineer, Enbraun | Jul 2015 – May 2019</w:t>
+      </w:r>
+    </w:p>
+    <w:p>
+      <w:r>
+        <w:t>data not available</w:t>
+      </w:r>
+    </w:p>
+    <w:p>
+      <w:pPr>
+        <w:pStyle w:val="Heading2"/>
+      </w:pPr>
+      <w:r>
+        <w:t>Project Profile</w:t>
+      </w:r>
+    </w:p>
+    <w:p>
+      <w:pPr>
+        <w:pStyle w:val="Heading3"/>
+      </w:pPr>
+      <w:r>
+        <w:t xml:space="preserve">Liberty Mutual - </w:t>
+      </w:r>
+      <w:r>
+        <w:t>OneRule SDK – AI Inference Platform for Insurance Claims</w:t>
+      </w:r>
+    </w:p>
+    <w:p>
+      <w:r>
+        <w:t xml:space="preserve">An enterprise-grade SDK built to simplify and standardize the use of Sapient's AI-driven insurance claim inference engine. The SDK acted as a middleware abstraction layer, enabling client systems to integrate seamlessly without dealing with data preparation, complex dependencies, or cloud-specific configurations. </w:t>
+      </w:r>
+    </w:p>
+    <w:p>
+      <w:r>
+        <w:t>Key Contributions:</w:t>
       </w:r>
     </w:p>
     <w:p>
       <w:pPr>
         <w:pStyle w:val="ListParagraph"/>
+        <w:rPr>
+          <w:sz w:val="24"/>
+        </w:rPr>
+      </w:pPr>
+      <w:r>
+        <w:rPr>
+          <w:rStyle w:val="s1"/>
+          <w:b/>
+          <w:bCs/>
+        </w:rPr>
+        <w:t>Designed and built the core OneRule SDK</w:t>
+      </w:r>
+      <w:r>
+        <w:t xml:space="preserve"> using </w:t>
+      </w:r>
+      <w:r>
+        <w:rPr>
+          <w:rStyle w:val="s1"/>
+          <w:b/>
+          <w:bCs/>
+        </w:rPr>
+        <w:t>Java 17 + Spring Boot</w:t>
+      </w:r>
+      <w:r>
+        <w:t>, exposing an intuitive API layer for secure and scalable AI inference integration.</w:t>
+      </w:r>
+    </w:p>
+    <w:p>
+      <w:pPr>
+        <w:pStyle w:val="ListParagraph"/>
+      </w:pPr>
+      <w:r>
+        <w:t xml:space="preserve">Developed reusable infrastructure kits, including </w:t>
+      </w:r>
+      <w:r>
+        <w:rPr>
+          <w:rStyle w:val="s1"/>
+          <w:b/>
+          <w:bCs/>
+        </w:rPr>
+        <w:t>Spring Boot Starters</w:t>
+      </w:r>
+      <w:r>
+        <w:rPr>
+          <w:rStyle w:val="s1"/>
+          <w:b/>
+          <w:bCs/>
+        </w:rPr>
+        <w:t>, Spring Webflux</w:t>
+      </w:r>
+      <w:r>
+        <w:t xml:space="preserve">, </w:t>
+      </w:r>
+      <w:r>
+        <w:rPr>
+          <w:rStyle w:val="s1"/>
+          <w:b/>
+          <w:bCs/>
+        </w:rPr>
+        <w:t>Helm charts</w:t>
+      </w:r>
+      <w:r>
+        <w:t xml:space="preserve">, and </w:t>
+      </w:r>
+      <w:r>
+        <w:rPr>
+          <w:rStyle w:val="s1"/>
+          <w:b/>
+          <w:bCs/>
+        </w:rPr>
+        <w:t>EKS-ready deployment templates</w:t>
+      </w:r>
+      <w:r>
+        <w:t xml:space="preserve"> to support rapid onboarding and consistent rollout.</w:t>
+      </w:r>
+    </w:p>
+    <w:p>
+      <w:pPr>
+        <w:pStyle w:val="ListParagraph"/>
+      </w:pPr>
+      <w:r>
+        <w:t xml:space="preserve">Built </w:t>
+      </w:r>
+      <w:r>
+        <w:rPr>
+          <w:rStyle w:val="s1"/>
+          <w:b/>
+          <w:bCs/>
+        </w:rPr>
+        <w:t>cloud-native automation pipelines</w:t>
+      </w:r>
+      <w:r>
+        <w:t xml:space="preserve"> using </w:t>
+      </w:r>
+      <w:r>
+        <w:rPr>
+          <w:b/>
+          <w:bCs/>
+        </w:rPr>
+        <w:t>EKS</w:t>
+      </w:r>
+      <w:r>
+        <w:t xml:space="preserve">, </w:t>
+      </w:r>
+      <w:r>
+        <w:rPr>
+          <w:rStyle w:val="s1"/>
+          <w:b/>
+          <w:bCs/>
+        </w:rPr>
+        <w:t>AWS Lambda, Step Functions, S3, CloudWatch</w:t>
+      </w:r>
+      <w:r>
+        <w:t>.</w:t>
+      </w:r>
+    </w:p>
+    <w:p>
+      <w:pPr>
+        <w:pStyle w:val="ListParagraph"/>
+        <w:rPr>
+          <w:sz w:val="24"/>
+        </w:rPr>
+      </w:pPr>
+      <w:r>
+        <w:t xml:space="preserve">Built a voice-driven Customer Care Assistant Bot for IVR System with </w:t>
+      </w:r>
+      <w:r>
+        <w:rPr>
+          <w:b/>
+          <w:bCs/>
+        </w:rPr>
+        <w:t>LangChain</w:t>
+      </w:r>
+      <w:r>
+        <w:t xml:space="preserve">, GPT API, </w:t>
+      </w:r>
+      <w:r>
+        <w:rPr>
+          <w:b/>
+          <w:bCs/>
+        </w:rPr>
+        <w:t>Whisper ASR</w:t>
+      </w:r>
+      <w:r>
+        <w:t xml:space="preserve">, and </w:t>
+      </w:r>
+      <w:r>
+        <w:rPr>
+          <w:b/>
+          <w:bCs/>
+        </w:rPr>
+        <w:t>Coqui TTS</w:t>
+      </w:r>
+      <w:r>
+        <w:t xml:space="preserve"> for real-time conversational AI in Python.</w:t>
+      </w:r>
+    </w:p>
+    <w:p>
+      <w:pPr>
+        <w:pStyle w:val="ListParagraph"/>
+      </w:pPr>
+      <w:r>
+        <w:t xml:space="preserve">Migrated repositories from Bitbucket to GitHub, and implemented </w:t>
+      </w:r>
+      <w:r>
+        <w:rPr>
+          <w:rStyle w:val="s1"/>
+          <w:b/>
+          <w:bCs/>
+        </w:rPr>
+        <w:t>GitHub Actions</w:t>
+      </w:r>
+      <w:r>
+        <w:t xml:space="preserve"> for CI/CD, integrated with </w:t>
+      </w:r>
+      <w:r>
+        <w:rPr>
+          <w:rStyle w:val="s1"/>
+          <w:b/>
+          <w:bCs/>
+        </w:rPr>
+        <w:t>Codacy</w:t>
+      </w:r>
+      <w:r>
+        <w:t xml:space="preserve"> and </w:t>
+      </w:r>
+      <w:r>
+        <w:rPr>
+          <w:rStyle w:val="s1"/>
+          <w:b/>
+          <w:bCs/>
+        </w:rPr>
+        <w:t>Datadog</w:t>
+      </w:r>
+      <w:r>
+        <w:t xml:space="preserve"> for real-time observability and alerting</w:t>
+      </w:r>
+      <w:r>
+        <w:t>.</w:t>
+      </w:r>
+    </w:p>
+    <w:p>
+      <w:pPr>
+        <w:pStyle w:val="ListParagraph"/>
       </w:pPr>
       <w:r>
         <w:lastRenderedPageBreak/>
-        <w:t xml:space="preserve">Led development of the </w:t>
-      </w:r>
-      <w:proofErr w:type="spellStart"/>
-      <w:r>
-        <w:rPr>
-          <w:b/>
-          <w:bCs/>
-        </w:rPr>
-        <w:t>OneRule</w:t>
-      </w:r>
-      <w:proofErr w:type="spellEnd"/>
-      <w:r>
-        <w:rPr>
-          <w:b/>
-          <w:bCs/>
-        </w:rPr>
-        <w:t xml:space="preserve"> SDK API layer</w:t>
-      </w:r>
-      <w:r>
-        <w:t>, enabling third-party systems to consume inference results with high reliability, low latency, and simplified integration.</w:t>
-      </w:r>
-    </w:p>
-    <w:p>
-      <w:pPr>
-        <w:pStyle w:val="ListParagraph"/>
-      </w:pPr>
-      <w:r>
-        <w:t xml:space="preserve">Built cloud-native deployment and automation workflows using </w:t>
-      </w:r>
-      <w:r>
-        <w:rPr>
-          <w:b/>
-          <w:bCs/>
-        </w:rPr>
-        <w:t>AWS EKS, Lambda, Step Functions, S3, CloudWatch, IAM</w:t>
-      </w:r>
-      <w:r>
-        <w:t>, and GitHub Actions.</w:t>
-      </w:r>
-    </w:p>
-    <w:p>
-      <w:pPr>
-        <w:pStyle w:val="ListParagraph"/>
-      </w:pPr>
-      <w:r>
-        <w:t xml:space="preserve">Created reusable platform assets including </w:t>
-      </w:r>
-      <w:r>
-        <w:rPr>
-          <w:b/>
-          <w:bCs/>
-        </w:rPr>
-        <w:t>Helm charts, EKS deployment templates</w:t>
-      </w:r>
-      <w:r>
-        <w:t>, and CI/CD workflows to accelerate onboarding and platform adoption.</w:t>
-      </w:r>
-    </w:p>
-    <w:p>
-      <w:pPr>
-        <w:pStyle w:val="ListParagraph"/>
-      </w:pPr>
-      <w:r>
-        <w:t xml:space="preserve">Integrated enterprise systems including </w:t>
-      </w:r>
-      <w:r>
-        <w:rPr>
-          <w:b/>
-          <w:bCs/>
-        </w:rPr>
-        <w:t>Microsoft Graph API, Slack bots, email pipelines, S3, and OpenAI APIs</w:t>
-      </w:r>
-      <w:r>
-        <w:t xml:space="preserve"> for automation and internal workflow optimization.</w:t>
-      </w:r>
-    </w:p>
-    <w:p>
-      <w:pPr>
-        <w:pStyle w:val="ListParagraph"/>
-      </w:pPr>
-      <w:r>
-        <w:t>Contributed to architecture decisions, code reviews, developer mentoring, and engineering standards across cloud-native and AI-driven insurance platforms.</w:t>
-      </w:r>
-    </w:p>
-    <w:p>
-      <w:pPr>
-        <w:pStyle w:val="ListParagraph"/>
-      </w:pPr>
-      <w:r>
-        <w:t xml:space="preserve">Strengthened observability, code quality, and release confidence using </w:t>
-      </w:r>
-      <w:r>
-        <w:rPr>
-          <w:b/>
-          <w:bCs/>
-        </w:rPr>
-        <w:t>Datadog, Prometheus, Grafana, Sonar, Codacy</w:t>
-      </w:r>
-      <w:r>
-        <w:t>, and GitHub-based quality checks</w:t>
-      </w:r>
-      <w:r>
-        <w:t>.</w:t>
+        <w:t xml:space="preserve">Integrated enterprise tools such as </w:t>
+      </w:r>
+      <w:r>
+        <w:rPr>
+          <w:rStyle w:val="s1"/>
+          <w:b/>
+          <w:bCs/>
+        </w:rPr>
+        <w:t>Microsoft Graph API</w:t>
+      </w:r>
+      <w:r>
+        <w:t xml:space="preserve"> (email/calendar automation), </w:t>
+      </w:r>
+      <w:r>
+        <w:rPr>
+          <w:rStyle w:val="s1"/>
+          <w:b/>
+          <w:bCs/>
+        </w:rPr>
+        <w:t>Slack bots</w:t>
+      </w:r>
+      <w:r>
+        <w:t xml:space="preserve">, </w:t>
+      </w:r>
+      <w:r>
+        <w:rPr>
+          <w:rStyle w:val="s1"/>
+          <w:b/>
+          <w:bCs/>
+        </w:rPr>
+        <w:t>OpenAI APIs</w:t>
+      </w:r>
+      <w:r>
+        <w:t xml:space="preserve">, and </w:t>
+      </w:r>
+      <w:r>
+        <w:rPr>
+          <w:rStyle w:val="s1"/>
+          <w:b/>
+          <w:bCs/>
+        </w:rPr>
+        <w:t>custom email pipelines</w:t>
+      </w:r>
+      <w:r>
+        <w:t>, enhancing internal workflows and communication automation.</w:t>
       </w:r>
     </w:p>
     <w:p>
@@ -810,798 +1379,15 @@
         <w:pStyle w:val="Heading3"/>
       </w:pPr>
       <w:r>
-        <w:t>Product Development Engineer, Calibo | 2020 - 2023</w:t>
-      </w:r>
-    </w:p>
-    <w:p>
-      <w:pPr>
-        <w:pStyle w:val="ListParagraph"/>
-      </w:pPr>
-      <w:r>
-        <w:t xml:space="preserve">Led the development of </w:t>
-      </w:r>
-      <w:r>
-        <w:rPr>
-          <w:rStyle w:val="s1"/>
-          <w:b/>
-          <w:bCs/>
-        </w:rPr>
-        <w:t>scalable microservices</w:t>
-      </w:r>
-      <w:r>
-        <w:t xml:space="preserve"> using </w:t>
-      </w:r>
-      <w:r>
-        <w:rPr>
-          <w:b/>
-          <w:bCs/>
-        </w:rPr>
-        <w:t>Java</w:t>
-      </w:r>
-      <w:r>
-        <w:rPr>
-          <w:rStyle w:val="s1"/>
-          <w:b/>
-          <w:bCs/>
-        </w:rPr>
-        <w:t xml:space="preserve"> (Spring Boot + Hibernate)</w:t>
-      </w:r>
-      <w:r>
-        <w:t xml:space="preserve"> and </w:t>
-      </w:r>
-      <w:r>
-        <w:rPr>
-          <w:rStyle w:val="s1"/>
-          <w:b/>
-          <w:bCs/>
-        </w:rPr>
-        <w:t>Node.js</w:t>
-      </w:r>
-      <w:r>
-        <w:rPr>
-          <w:rStyle w:val="s1"/>
-          <w:b/>
-          <w:bCs/>
-        </w:rPr>
-        <w:t>.</w:t>
-      </w:r>
-    </w:p>
-    <w:p>
-      <w:pPr>
-        <w:pStyle w:val="ListParagraph"/>
-        <w:rPr>
-          <w:sz w:val="24"/>
-        </w:rPr>
-      </w:pPr>
-      <w:r>
-        <w:t xml:space="preserve">Built and integrated </w:t>
-      </w:r>
-      <w:r>
-        <w:rPr>
-          <w:rStyle w:val="s1"/>
-        </w:rPr>
-        <w:t>data pipelines with</w:t>
-      </w:r>
-      <w:r>
-        <w:rPr>
-          <w:rStyle w:val="s1"/>
-          <w:b/>
-          <w:bCs/>
-        </w:rPr>
-        <w:t xml:space="preserve"> Snowflake</w:t>
-      </w:r>
-      <w:r>
-        <w:t xml:space="preserve"> to support ETL workflows</w:t>
-      </w:r>
-      <w:r>
-        <w:t xml:space="preserve"> for ML Models.</w:t>
-      </w:r>
-    </w:p>
-    <w:p>
-      <w:pPr>
-        <w:pStyle w:val="ListParagraph"/>
-        <w:rPr>
-          <w:sz w:val="24"/>
-        </w:rPr>
-      </w:pPr>
-      <w:r>
-        <w:t xml:space="preserve">Architected and implemented DevOps practices using </w:t>
-      </w:r>
-      <w:r>
-        <w:rPr>
-          <w:rStyle w:val="s1"/>
-          <w:b/>
-          <w:bCs/>
-        </w:rPr>
-        <w:t>Docker, Kubernetes</w:t>
-      </w:r>
-      <w:r>
-        <w:rPr>
-          <w:rStyle w:val="s1"/>
-          <w:b/>
-          <w:bCs/>
-        </w:rPr>
-        <w:t xml:space="preserve"> (EKS)</w:t>
-      </w:r>
-      <w:r>
-        <w:rPr>
-          <w:rStyle w:val="s1"/>
-          <w:b/>
-          <w:bCs/>
-        </w:rPr>
-        <w:t xml:space="preserve"> with Helm Charts</w:t>
-      </w:r>
-      <w:r>
-        <w:rPr>
-          <w:rStyle w:val="s1"/>
-          <w:b/>
-          <w:bCs/>
-        </w:rPr>
-        <w:t>, Jenkins</w:t>
-      </w:r>
-      <w:r>
-        <w:t xml:space="preserve">, and </w:t>
-      </w:r>
-      <w:r>
-        <w:rPr>
-          <w:rStyle w:val="s1"/>
-          <w:b/>
-          <w:bCs/>
-        </w:rPr>
-        <w:t>Terraform</w:t>
-      </w:r>
-      <w:r>
-        <w:t xml:space="preserve"> to manage infrastructure as code and automate environment provisioning.</w:t>
-      </w:r>
-    </w:p>
-    <w:p>
-      <w:pPr>
-        <w:pStyle w:val="ListParagraph"/>
-        <w:rPr>
-          <w:sz w:val="24"/>
-        </w:rPr>
-      </w:pPr>
-      <w:r>
-        <w:t xml:space="preserve">Built cloud-native applications leveraging </w:t>
-      </w:r>
-      <w:r>
-        <w:rPr>
-          <w:rStyle w:val="s1"/>
-          <w:b/>
-          <w:bCs/>
-        </w:rPr>
-        <w:t>AWS services</w:t>
-      </w:r>
-      <w:r>
-        <w:t xml:space="preserve"> including </w:t>
-      </w:r>
-      <w:r>
-        <w:rPr>
-          <w:b/>
-          <w:bCs/>
-        </w:rPr>
-        <w:t>EKS, ECS</w:t>
-      </w:r>
-      <w:r>
-        <w:rPr>
-          <w:b/>
-          <w:bCs/>
-        </w:rPr>
-        <w:t>, RDS</w:t>
-      </w:r>
-      <w:r>
-        <w:t xml:space="preserve">, and </w:t>
-      </w:r>
-      <w:r>
-        <w:rPr>
-          <w:b/>
-          <w:bCs/>
-        </w:rPr>
-        <w:t>SageMaker</w:t>
-      </w:r>
-      <w:r>
-        <w:t>.</w:t>
-      </w:r>
-    </w:p>
-    <w:p>
-      <w:pPr>
-        <w:pStyle w:val="ListParagraph"/>
-        <w:rPr>
-          <w:sz w:val="24"/>
-        </w:rPr>
-      </w:pPr>
-      <w:r>
-        <w:t xml:space="preserve">Implemented </w:t>
-      </w:r>
-      <w:proofErr w:type="spellStart"/>
-      <w:r>
-        <w:t>GitOps</w:t>
-      </w:r>
-      <w:proofErr w:type="spellEnd"/>
-      <w:r>
-        <w:t xml:space="preserve">-driven delivery pipelines using </w:t>
-      </w:r>
-      <w:r>
-        <w:rPr>
-          <w:b/>
-          <w:bCs/>
-        </w:rPr>
-        <w:t>Argo CD</w:t>
-      </w:r>
-      <w:r>
-        <w:t xml:space="preserve"> to manage Kubernetes resources declaratively, supporting faster and more reliable platform releases.</w:t>
-      </w:r>
-    </w:p>
-    <w:p>
-      <w:pPr>
-        <w:pStyle w:val="Heading3"/>
-      </w:pPr>
-      <w:r>
-        <w:t>Senior Associate, Nagarro | 2019 - 2020</w:t>
-      </w:r>
-    </w:p>
-    <w:p>
-      <w:pPr>
-        <w:pStyle w:val="ListParagraph"/>
-        <w:rPr>
-          <w:sz w:val="24"/>
-        </w:rPr>
-      </w:pPr>
-      <w:r>
-        <w:t xml:space="preserve">Developed enterprise applications using a </w:t>
-      </w:r>
-      <w:r>
-        <w:rPr>
-          <w:rStyle w:val="s1"/>
-          <w:b/>
-          <w:bCs/>
-        </w:rPr>
-        <w:t>hybrid microservices stack</w:t>
-      </w:r>
-      <w:r>
-        <w:t>—</w:t>
-      </w:r>
-      <w:r>
-        <w:rPr>
-          <w:rStyle w:val="s1"/>
-          <w:b/>
-          <w:bCs/>
-        </w:rPr>
-        <w:t>Node.js</w:t>
-      </w:r>
-      <w:r>
-        <w:t xml:space="preserve"> for lightweight APIs and </w:t>
-      </w:r>
-      <w:r>
-        <w:rPr>
-          <w:rStyle w:val="s1"/>
-          <w:b/>
-          <w:bCs/>
-        </w:rPr>
-        <w:t>Kotlin</w:t>
-      </w:r>
-      <w:r>
-        <w:rPr>
-          <w:rStyle w:val="s1"/>
-          <w:b/>
-          <w:bCs/>
-        </w:rPr>
-        <w:t xml:space="preserve"> and Java</w:t>
-      </w:r>
-      <w:r>
-        <w:rPr>
-          <w:rStyle w:val="s1"/>
-          <w:b/>
-          <w:bCs/>
-        </w:rPr>
-        <w:t xml:space="preserve"> with Spring Boot</w:t>
+        <w:t>LAZSA – Product Platform-as-a-Service</w:t>
       </w:r>
       <w:r>
         <w:t xml:space="preserve"> </w:t>
       </w:r>
-      <w:r>
-        <w:t xml:space="preserve">on </w:t>
-      </w:r>
-      <w:r>
-        <w:rPr>
-          <w:b/>
-          <w:bCs/>
-        </w:rPr>
-        <w:t>AWS (Lambda</w:t>
-      </w:r>
-      <w:r>
-        <w:rPr>
-          <w:b/>
-          <w:bCs/>
-        </w:rPr>
-        <w:t xml:space="preserve">, EKS </w:t>
-      </w:r>
-      <w:r>
-        <w:rPr>
-          <w:b/>
-          <w:bCs/>
-        </w:rPr>
-        <w:t>etc)</w:t>
-      </w:r>
-      <w:r>
-        <w:t>.</w:t>
-      </w:r>
-    </w:p>
-    <w:p>
-      <w:pPr>
-        <w:pStyle w:val="ListParagraph"/>
-        <w:rPr>
-          <w:sz w:val="24"/>
-        </w:rPr>
-      </w:pPr>
-      <w:r>
-        <w:t>Led a small team of engineers in designing, developing, and maintaining microservices.</w:t>
-      </w:r>
-    </w:p>
-    <w:p>
-      <w:pPr>
-        <w:pStyle w:val="ListParagraph"/>
-      </w:pPr>
-      <w:r>
-        <w:t xml:space="preserve">Designed and developed scalable web applications using </w:t>
-      </w:r>
-      <w:r>
-        <w:rPr>
-          <w:b/>
-          <w:bCs/>
-        </w:rPr>
-        <w:t>Kotlin</w:t>
-      </w:r>
-      <w:r>
-        <w:t xml:space="preserve">, </w:t>
-      </w:r>
-      <w:r>
-        <w:rPr>
-          <w:b/>
-          <w:bCs/>
-        </w:rPr>
-        <w:t>Spring Boot</w:t>
-      </w:r>
-      <w:r>
-        <w:t xml:space="preserve">, </w:t>
-      </w:r>
-      <w:r>
-        <w:rPr>
-          <w:b/>
-          <w:bCs/>
-        </w:rPr>
-        <w:t>RabbitMQ</w:t>
-      </w:r>
-      <w:r>
-        <w:t xml:space="preserve">, </w:t>
-      </w:r>
-      <w:r>
-        <w:rPr>
-          <w:b/>
-          <w:bCs/>
-        </w:rPr>
-        <w:t>Angular 8</w:t>
-      </w:r>
-      <w:r>
-        <w:rPr>
-          <w:b/>
-          <w:bCs/>
-        </w:rPr>
-        <w:t xml:space="preserve"> </w:t>
-      </w:r>
-      <w:r>
-        <w:t>with</w:t>
-      </w:r>
-      <w:r>
-        <w:rPr>
-          <w:b/>
-          <w:bCs/>
-        </w:rPr>
-        <w:t xml:space="preserve"> typescript</w:t>
-      </w:r>
-      <w:r>
-        <w:t xml:space="preserve">, and </w:t>
-      </w:r>
-      <w:r>
-        <w:rPr>
-          <w:b/>
-          <w:bCs/>
-        </w:rPr>
-        <w:t>PostgreSQL</w:t>
-      </w:r>
-      <w:r>
-        <w:t xml:space="preserve">. </w:t>
-      </w:r>
-    </w:p>
-    <w:p>
-      <w:pPr>
-        <w:pStyle w:val="ListParagraph"/>
-      </w:pPr>
-      <w:r>
-        <w:t>A</w:t>
-      </w:r>
-      <w:r>
-        <w:t>ctively participated in agile development processes, including sprint planning, daily stand-ups, and retrospective meetings.</w:t>
-      </w:r>
-    </w:p>
-    <w:p>
-      <w:pPr>
-        <w:pStyle w:val="Heading3"/>
-      </w:pPr>
-      <w:r>
-        <w:t xml:space="preserve">Senior Software Engineer, </w:t>
-      </w:r>
-      <w:proofErr w:type="spellStart"/>
-      <w:r>
-        <w:t>Enbraun</w:t>
-      </w:r>
-      <w:proofErr w:type="spellEnd"/>
-      <w:r>
-        <w:t xml:space="preserve"> | 2015 </w:t>
-      </w:r>
-      <w:r>
-        <w:t>–</w:t>
-      </w:r>
-      <w:r>
-        <w:t xml:space="preserve"> 2019</w:t>
-      </w:r>
-    </w:p>
-    <w:p>
-      <w:r>
-        <w:t>data not available</w:t>
-      </w:r>
-    </w:p>
-    <w:p>
-      <w:pPr>
-        <w:pStyle w:val="Heading2"/>
-      </w:pPr>
-      <w:r>
-        <w:t>Project Profile</w:t>
-      </w:r>
-    </w:p>
-    <w:p>
-      <w:pPr>
-        <w:pStyle w:val="Heading3"/>
-      </w:pPr>
-      <w:r>
-        <w:t xml:space="preserve">Liberty Mutual - </w:t>
-      </w:r>
-      <w:proofErr w:type="spellStart"/>
-      <w:r>
-        <w:t>OneRule</w:t>
-      </w:r>
-      <w:proofErr w:type="spellEnd"/>
-      <w:r>
-        <w:t xml:space="preserve"> SDK – AI Inference Platform for Insurance Claims</w:t>
-      </w:r>
-    </w:p>
-    <w:p>
-      <w:r>
-        <w:t xml:space="preserve">An enterprise-grade SDK built to simplify and standardize the use of </w:t>
-      </w:r>
-      <w:proofErr w:type="spellStart"/>
-      <w:r>
-        <w:t>Sapient's</w:t>
-      </w:r>
-      <w:proofErr w:type="spellEnd"/>
-      <w:r>
-        <w:t xml:space="preserve"> AI-driven insurance claim inference engine. The SDK acted as a middleware abstraction layer, enabling client systems to integrate seamlessly without dealing with data preparation, complex dependencies, or cloud-specific configurations. </w:t>
-      </w:r>
-    </w:p>
-    <w:p>
-      <w:r>
-        <w:t>Key Contributions:</w:t>
-      </w:r>
-    </w:p>
-    <w:p>
-      <w:pPr>
-        <w:pStyle w:val="ListParagraph"/>
-        <w:rPr>
-          <w:sz w:val="24"/>
-        </w:rPr>
-      </w:pPr>
-      <w:r>
-        <w:rPr>
-          <w:rStyle w:val="s1"/>
-          <w:b/>
-          <w:bCs/>
-        </w:rPr>
-        <w:t xml:space="preserve">Designed and built the core </w:t>
-      </w:r>
-      <w:proofErr w:type="spellStart"/>
-      <w:r>
-        <w:rPr>
-          <w:rStyle w:val="s1"/>
-          <w:b/>
-          <w:bCs/>
-        </w:rPr>
-        <w:t>OneRule</w:t>
-      </w:r>
-      <w:proofErr w:type="spellEnd"/>
-      <w:r>
-        <w:rPr>
-          <w:rStyle w:val="s1"/>
-          <w:b/>
-          <w:bCs/>
-        </w:rPr>
-        <w:t xml:space="preserve"> SDK</w:t>
-      </w:r>
-      <w:r>
-        <w:t xml:space="preserve"> using </w:t>
-      </w:r>
-      <w:r>
-        <w:rPr>
-          <w:rStyle w:val="s1"/>
-          <w:b/>
-          <w:bCs/>
-        </w:rPr>
-        <w:t>Java 17 + Spring Boot</w:t>
-      </w:r>
-      <w:r>
-        <w:t>, exposing an intuitive API layer for secure and scalable AI inference integration.</w:t>
-      </w:r>
-    </w:p>
-    <w:p>
-      <w:pPr>
-        <w:pStyle w:val="ListParagraph"/>
-      </w:pPr>
-      <w:r>
-        <w:t xml:space="preserve">Developed reusable infrastructure kits, including </w:t>
-      </w:r>
-      <w:r>
-        <w:rPr>
-          <w:rStyle w:val="s1"/>
-          <w:b/>
-          <w:bCs/>
-        </w:rPr>
-        <w:t>Spring Boot Starters</w:t>
-      </w:r>
-      <w:r>
-        <w:rPr>
-          <w:rStyle w:val="s1"/>
-          <w:b/>
-          <w:bCs/>
-        </w:rPr>
-        <w:t xml:space="preserve">, Spring </w:t>
-      </w:r>
-      <w:proofErr w:type="spellStart"/>
-      <w:r>
-        <w:rPr>
-          <w:rStyle w:val="s1"/>
-          <w:b/>
-          <w:bCs/>
-        </w:rPr>
-        <w:t>Webflux</w:t>
-      </w:r>
-      <w:proofErr w:type="spellEnd"/>
-      <w:r>
-        <w:t xml:space="preserve">, </w:t>
-      </w:r>
-      <w:r>
-        <w:rPr>
-          <w:rStyle w:val="s1"/>
-          <w:b/>
-          <w:bCs/>
-        </w:rPr>
-        <w:t>Helm charts</w:t>
-      </w:r>
-      <w:r>
-        <w:t xml:space="preserve">, and </w:t>
-      </w:r>
-      <w:r>
-        <w:rPr>
-          <w:rStyle w:val="s1"/>
-          <w:b/>
-          <w:bCs/>
-        </w:rPr>
-        <w:t>EKS-ready deployment templates</w:t>
-      </w:r>
-      <w:r>
-        <w:t xml:space="preserve"> to support rapid onboarding and consistent rollout.</w:t>
-      </w:r>
-    </w:p>
-    <w:p>
-      <w:pPr>
-        <w:pStyle w:val="ListParagraph"/>
-      </w:pPr>
-      <w:r>
-        <w:t xml:space="preserve">Built </w:t>
-      </w:r>
-      <w:r>
-        <w:rPr>
-          <w:rStyle w:val="s1"/>
-          <w:b/>
-          <w:bCs/>
-        </w:rPr>
-        <w:t>cloud-native automation pipelines</w:t>
-      </w:r>
-      <w:r>
-        <w:t xml:space="preserve"> using </w:t>
-      </w:r>
-      <w:r>
-        <w:rPr>
-          <w:b/>
-          <w:bCs/>
-        </w:rPr>
-        <w:t>EKS</w:t>
-      </w:r>
-      <w:r>
-        <w:t xml:space="preserve">, </w:t>
-      </w:r>
-      <w:r>
-        <w:rPr>
-          <w:rStyle w:val="s1"/>
-          <w:b/>
-          <w:bCs/>
-        </w:rPr>
-        <w:t>AWS Lambda, Step Functions, S3, CloudWatch</w:t>
-      </w:r>
-      <w:r>
-        <w:t>.</w:t>
-      </w:r>
-    </w:p>
-    <w:p>
-      <w:pPr>
-        <w:pStyle w:val="ListParagraph"/>
-        <w:rPr>
-          <w:sz w:val="24"/>
-        </w:rPr>
-      </w:pPr>
-      <w:r>
-        <w:t xml:space="preserve">Built a voice-driven Customer Care Assistant Bot for IVR System with </w:t>
-      </w:r>
-      <w:proofErr w:type="spellStart"/>
-      <w:r>
-        <w:rPr>
-          <w:b/>
-          <w:bCs/>
-        </w:rPr>
-        <w:t>LangChain</w:t>
-      </w:r>
-      <w:proofErr w:type="spellEnd"/>
-      <w:r>
-        <w:t xml:space="preserve">, GPT API, </w:t>
-      </w:r>
-      <w:r>
-        <w:rPr>
-          <w:b/>
-          <w:bCs/>
-        </w:rPr>
-        <w:t>Whisper ASR</w:t>
-      </w:r>
-      <w:r>
-        <w:t xml:space="preserve">, and </w:t>
-      </w:r>
-      <w:r>
-        <w:rPr>
-          <w:b/>
-          <w:bCs/>
-        </w:rPr>
-        <w:t>Coqui TTS</w:t>
-      </w:r>
-      <w:r>
-        <w:t xml:space="preserve"> for real-time conversational AI in Python.</w:t>
-      </w:r>
-    </w:p>
-    <w:p>
-      <w:pPr>
-        <w:pStyle w:val="ListParagraph"/>
-      </w:pPr>
-      <w:r>
-        <w:t xml:space="preserve">Migrated repositories from Bitbucket to GitHub, and implemented </w:t>
-      </w:r>
-      <w:r>
-        <w:rPr>
-          <w:rStyle w:val="s1"/>
-          <w:b/>
-          <w:bCs/>
-        </w:rPr>
-        <w:t>GitHub Actions</w:t>
-      </w:r>
-      <w:r>
-        <w:t xml:space="preserve"> for CI/CD, integrated with </w:t>
-      </w:r>
-      <w:r>
-        <w:rPr>
-          <w:rStyle w:val="s1"/>
-          <w:b/>
-          <w:bCs/>
-        </w:rPr>
-        <w:t>Codacy</w:t>
-      </w:r>
-      <w:r>
-        <w:t xml:space="preserve"> and </w:t>
-      </w:r>
-      <w:r>
-        <w:rPr>
-          <w:rStyle w:val="s1"/>
-          <w:b/>
-          <w:bCs/>
-        </w:rPr>
-        <w:t>Datadog</w:t>
-      </w:r>
-      <w:r>
-        <w:t xml:space="preserve"> for real-time observability and alerting</w:t>
-      </w:r>
-      <w:r>
-        <w:t>.</w:t>
-      </w:r>
-    </w:p>
-    <w:p>
-      <w:pPr>
-        <w:pStyle w:val="ListParagraph"/>
-      </w:pPr>
-      <w:r>
-        <w:t xml:space="preserve">Integrated enterprise tools such as </w:t>
-      </w:r>
-      <w:r>
-        <w:rPr>
-          <w:rStyle w:val="s1"/>
-          <w:b/>
-          <w:bCs/>
-        </w:rPr>
-        <w:t>Microsoft Graph API</w:t>
-      </w:r>
-      <w:r>
-        <w:t xml:space="preserve"> (email/calendar automation), </w:t>
-      </w:r>
-      <w:r>
-        <w:rPr>
-          <w:rStyle w:val="s1"/>
-          <w:b/>
-          <w:bCs/>
-        </w:rPr>
-        <w:t>Slack bots</w:t>
-      </w:r>
-      <w:r>
-        <w:t xml:space="preserve">, </w:t>
-      </w:r>
-      <w:r>
-        <w:rPr>
-          <w:rStyle w:val="s1"/>
-          <w:b/>
-          <w:bCs/>
-        </w:rPr>
-        <w:t>OpenAI APIs</w:t>
-      </w:r>
-      <w:r>
-        <w:t xml:space="preserve">, and </w:t>
-      </w:r>
-      <w:r>
-        <w:rPr>
-          <w:rStyle w:val="s1"/>
-          <w:b/>
-          <w:bCs/>
-        </w:rPr>
-        <w:t>custom email pipelines</w:t>
-      </w:r>
-      <w:r>
-        <w:t>, enhancing internal workflows and communication automation.</w:t>
-      </w:r>
-    </w:p>
-    <w:p>
-      <w:pPr>
-        <w:pStyle w:val="Heading3"/>
-      </w:pPr>
-      <w:r>
-        <w:lastRenderedPageBreak/>
-        <w:t>LAZSA – Product Platform-as-a-Service</w:t>
-      </w:r>
-      <w:r>
-        <w:t xml:space="preserve"> </w:t>
-      </w:r>
-    </w:p>
-    <w:p>
-      <w:r>
-        <w:t>Industry-first Product Platform-as-a-Service (</w:t>
-      </w:r>
-      <w:proofErr w:type="spellStart"/>
-      <w:r>
-        <w:t>pPaaS</w:t>
-      </w:r>
-      <w:proofErr w:type="spellEnd"/>
-      <w:r>
-        <w:t xml:space="preserve">) to redefine digital innovation and drive competitive advantage through digital business. The platform provides a comprehensive set of tools and technology </w:t>
+    </w:p>
+    <w:p>
+      <w:r>
+        <w:t xml:space="preserve">Industry-first Product Platform-as-a-Service (pPaaS) to redefine digital innovation and drive competitive advantage through digital business. The platform provides a comprehensive set of tools and technology </w:t>
       </w:r>
       <w:r>
         <w:t>stack to efficiently manage, define, design, develop, and deploy phases of product development.</w:t>
@@ -1611,7 +1397,7 @@
       <w:r>
         <w:t xml:space="preserve">Link : </w:t>
       </w:r>
-      <w:hyperlink r:id="rId9" w:history="1">
+      <w:hyperlink r:id="rId11" w:history="1">
         <w:r>
           <w:rPr>
             <w:rStyle w:val="Hyperlink"/>
@@ -1698,23 +1484,13 @@
       <w:r>
         <w:t xml:space="preserve">Built a secure and scalable </w:t>
       </w:r>
-      <w:proofErr w:type="spellStart"/>
-      <w:r>
-        <w:rPr>
-          <w:rStyle w:val="s1"/>
-          <w:b/>
-          <w:bCs/>
-        </w:rPr>
-        <w:t>DevSecOps</w:t>
-      </w:r>
-      <w:proofErr w:type="spellEnd"/>
-      <w:r>
-        <w:rPr>
-          <w:rStyle w:val="s1"/>
-          <w:b/>
-          <w:bCs/>
-        </w:rPr>
-        <w:t xml:space="preserve"> pipeline</w:t>
+      <w:r>
+        <w:rPr>
+          <w:rStyle w:val="s1"/>
+          <w:b/>
+          <w:bCs/>
+        </w:rPr>
+        <w:t>DevSecOps pipeline</w:t>
       </w:r>
       <w:r>
         <w:t xml:space="preserve"> using </w:t>
@@ -1763,13 +1539,8 @@
         <w:t>Terraform</w:t>
       </w:r>
       <w:r>
-        <w:t xml:space="preserve"> for infrastructure as code (</w:t>
-      </w:r>
-      <w:proofErr w:type="spellStart"/>
-      <w:r>
-        <w:t>IaC</w:t>
-      </w:r>
-      <w:proofErr w:type="spellEnd"/>
+        <w:t xml:space="preserve"> for infrastructure as code (IaC</w:t>
+      </w:r>
       <w:r>
         <w:t>)</w:t>
       </w:r>
@@ -1806,7 +1577,6 @@
       <w:r>
         <w:t xml:space="preserve">, </w:t>
       </w:r>
-      <w:proofErr w:type="spellStart"/>
       <w:r>
         <w:rPr>
           <w:rStyle w:val="s1"/>
@@ -1815,11 +1585,9 @@
         </w:rPr>
         <w:t>MLflow</w:t>
       </w:r>
-      <w:proofErr w:type="spellEnd"/>
       <w:r>
         <w:t xml:space="preserve">, </w:t>
       </w:r>
-      <w:proofErr w:type="spellStart"/>
       <w:r>
         <w:rPr>
           <w:rStyle w:val="s1"/>
@@ -1828,7 +1596,6 @@
         </w:rPr>
         <w:t>Kedro</w:t>
       </w:r>
-      <w:proofErr w:type="spellEnd"/>
       <w:r>
         <w:t>,</w:t>
       </w:r>
@@ -1871,7 +1638,6 @@
       <w:r>
         <w:t xml:space="preserve"> for ETL workflows and </w:t>
       </w:r>
-      <w:proofErr w:type="spellStart"/>
       <w:r>
         <w:rPr>
           <w:rStyle w:val="s1"/>
@@ -1880,7 +1646,6 @@
         </w:rPr>
         <w:t>JupyterLab</w:t>
       </w:r>
-      <w:proofErr w:type="spellEnd"/>
       <w:r>
         <w:t xml:space="preserve"> for EDA, ML experimentation, and interactive reporting.</w:t>
       </w:r>
@@ -1889,13 +1654,8 @@
       <w:pPr>
         <w:pStyle w:val="Heading3"/>
       </w:pPr>
-      <w:proofErr w:type="spellStart"/>
-      <w:r>
-        <w:t>DiPEC</w:t>
-      </w:r>
-      <w:proofErr w:type="spellEnd"/>
-      <w:r>
-        <w:t xml:space="preserve"> (Digitalized Project Execution</w:t>
+      <w:r>
+        <w:t>DiPEC (Digitalized Project Execution</w:t>
       </w:r>
       <w:r>
         <w:t xml:space="preserve"> Cycle</w:t>
@@ -1913,7 +1673,7 @@
       <w:r>
         <w:t xml:space="preserve">Link : </w:t>
       </w:r>
-      <w:hyperlink r:id="rId10" w:history="1">
+      <w:hyperlink r:id="rId12" w:history="1">
         <w:r>
           <w:rPr>
             <w:rStyle w:val="Hyperlink"/>
@@ -2047,38 +1807,20 @@
       <w:pPr>
         <w:pStyle w:val="Heading3"/>
       </w:pPr>
-      <w:proofErr w:type="spellStart"/>
-      <w:r>
-        <w:t>eResource</w:t>
-      </w:r>
-      <w:proofErr w:type="spellEnd"/>
-      <w:r>
-        <w:t xml:space="preserve"> Scheduler</w:t>
-      </w:r>
-    </w:p>
-    <w:p>
-      <w:proofErr w:type="spellStart"/>
-      <w:r>
-        <w:t>Enbraun's</w:t>
-      </w:r>
-      <w:proofErr w:type="spellEnd"/>
-      <w:r>
-        <w:t xml:space="preserve"> </w:t>
-      </w:r>
-      <w:proofErr w:type="spellStart"/>
-      <w:r>
-        <w:t>eResource</w:t>
-      </w:r>
-      <w:proofErr w:type="spellEnd"/>
-      <w:r>
-        <w:t xml:space="preserve"> Scheduler is a multi-user feature-rich software for resource management and scheduling. The application enables organizations to efficiently schedule, plan, and manage employees, equipment, and other resources.</w:t>
+      <w:r>
+        <w:t>eResource Scheduler</w:t>
+      </w:r>
+    </w:p>
+    <w:p>
+      <w:r>
+        <w:t>Enbraun's eResource Scheduler is a multi-user feature-rich software for resource management and scheduling. The application enables organizations to efficiently schedule, plan, and manage employees, equipment, and other resources.</w:t>
       </w:r>
     </w:p>
     <w:p>
       <w:r>
         <w:t xml:space="preserve">Link : </w:t>
       </w:r>
-      <w:hyperlink r:id="rId11" w:history="1">
+      <w:hyperlink r:id="rId13" w:history="1">
         <w:r>
           <w:rPr>
             <w:rStyle w:val="Hyperlink"/>
@@ -2113,7 +1855,6 @@
       <w:r>
         <w:t xml:space="preserve"> and interactive frontend modules using </w:t>
       </w:r>
-      <w:proofErr w:type="spellStart"/>
       <w:r>
         <w:rPr>
           <w:rStyle w:val="s1"/>
@@ -2122,7 +1863,6 @@
         </w:rPr>
         <w:t>JavaEE</w:t>
       </w:r>
-      <w:proofErr w:type="spellEnd"/>
       <w:r>
         <w:t xml:space="preserve">, </w:t>
       </w:r>
@@ -2226,13 +1966,8 @@
       <w:pPr>
         <w:pStyle w:val="Heading3"/>
       </w:pPr>
-      <w:proofErr w:type="spellStart"/>
-      <w:r>
-        <w:t>ExamChi</w:t>
-      </w:r>
-      <w:proofErr w:type="spellEnd"/>
-      <w:r>
-        <w:t xml:space="preserve"> – Online Exam Practice Platform</w:t>
+      <w:r>
+        <w:t>ExamChi – Online Exam Practice Platform</w:t>
       </w:r>
     </w:p>
     <w:p>
@@ -2244,7 +1979,7 @@
       <w:r>
         <w:t xml:space="preserve">Link : </w:t>
       </w:r>
-      <w:hyperlink r:id="rId12" w:history="1">
+      <w:hyperlink r:id="rId14" w:history="1">
         <w:r>
           <w:rPr>
             <w:rStyle w:val="Hyperlink"/>
@@ -2326,6 +2061,7 @@
         <w:pStyle w:val="Heading2"/>
       </w:pPr>
       <w:r>
+        <w:lastRenderedPageBreak/>
         <w:t>Education Detail</w:t>
       </w:r>
     </w:p>
@@ -2335,7 +2071,118 @@
       </w:r>
     </w:p>
     <w:p/>
-    <w:p/>
+    <w:p>
+      <w:r>
+        <w:rPr>
+          <w:noProof/>
+        </w:rPr>
+        <mc:AlternateContent>
+          <mc:Choice Requires="wps">
+            <w:drawing>
+              <wp:anchor distT="0" distB="0" distL="114300" distR="114300" simplePos="0" relativeHeight="251659264" behindDoc="0" locked="0" layoutInCell="1" allowOverlap="1" wp14:anchorId="10C0E4DF" wp14:editId="33303E8F">
+                <wp:simplePos x="0" y="0"/>
+                <wp:positionH relativeFrom="rightMargin">
+                  <wp:posOffset>360045</wp:posOffset>
+                </wp:positionH>
+                <wp:positionV relativeFrom="bottomMargin">
+                  <wp:posOffset>626745</wp:posOffset>
+                </wp:positionV>
+                <wp:extent cx="478800" cy="237600"/>
+                <wp:effectExtent l="0" t="0" r="3810" b="3810"/>
+                <wp:wrapNone/>
+                <wp:docPr id="381683544" name="Text Box 1"/>
+                <wp:cNvGraphicFramePr/>
+                <a:graphic xmlns:a="http://schemas.openxmlformats.org/drawingml/2006/main">
+                  <a:graphicData uri="http://schemas.microsoft.com/office/word/2010/wordprocessingShape">
+                    <wps:wsp>
+                      <wps:cNvSpPr txBox="1"/>
+                      <wps:spPr>
+                        <a:xfrm>
+                          <a:off x="0" y="0"/>
+                          <a:ext cx="478800" cy="237600"/>
+                        </a:xfrm>
+                        <a:prstGeom prst="rect">
+                          <a:avLst/>
+                        </a:prstGeom>
+                        <a:solidFill>
+                          <a:schemeClr val="lt1"/>
+                        </a:solidFill>
+                        <a:ln w="6350">
+                          <a:noFill/>
+                        </a:ln>
+                      </wps:spPr>
+                      <wps:txbx>
+                        <w:txbxContent>
+                          <w:p>
+                            <w:pPr>
+                              <w:jc w:val="right"/>
+                              <w:rPr>
+                                <w:color w:val="BFBFBF" w:themeColor="background1" w:themeShade="BF"/>
+                                <w:lang w:val="en-US"/>
+                              </w:rPr>
+                            </w:pPr>
+                            <w:r>
+                              <w:rPr>
+                                <w:color w:val="BFBFBF" w:themeColor="background1" w:themeShade="BF"/>
+                                <w:lang w:val="en-US"/>
+                              </w:rPr>
+                              <w:t>v1.1</w:t>
+                            </w:r>
+                          </w:p>
+                        </w:txbxContent>
+                      </wps:txbx>
+                      <wps:bodyPr rot="0" spcFirstLastPara="0" vertOverflow="overflow" horzOverflow="overflow" vert="horz" wrap="square" lIns="91440" tIns="45720" rIns="91440" bIns="45720" numCol="1" spcCol="0" rtlCol="0" fromWordArt="0" anchor="t" anchorCtr="0" forceAA="0" compatLnSpc="1">
+                        <a:prstTxWarp prst="textNoShape">
+                          <a:avLst/>
+                        </a:prstTxWarp>
+                        <a:noAutofit/>
+                      </wps:bodyPr>
+                    </wps:wsp>
+                  </a:graphicData>
+                </a:graphic>
+                <wp14:sizeRelH relativeFrom="margin">
+                  <wp14:pctWidth>0</wp14:pctWidth>
+                </wp14:sizeRelH>
+                <wp14:sizeRelV relativeFrom="margin">
+                  <wp14:pctHeight>0</wp14:pctHeight>
+                </wp14:sizeRelV>
+              </wp:anchor>
+            </w:drawing>
+          </mc:Choice>
+          <mc:Fallback>
+            <w:pict>
+              <v:shapetype w14:anchorId="10C0E4DF" id="_x0000_t202" coordsize="21600,21600" o:spt="202" path="m,l,21600r21600,l21600,xe">
+                <v:stroke joinstyle="miter"/>
+                <v:path gradientshapeok="t" o:connecttype="rect"/>
+              </v:shapetype>
+              <v:shape id="Text Box 1" o:spid="_x0000_s1026" type="#_x0000_t202" style="position:absolute;margin-left:28.35pt;margin-top:49.35pt;width:37.7pt;height:18.7pt;z-index:251659264;visibility:visible;mso-wrap-style:square;mso-width-percent:0;mso-height-percent:0;mso-wrap-distance-left:9pt;mso-wrap-distance-top:0;mso-wrap-distance-right:9pt;mso-wrap-distance-bottom:0;mso-position-horizontal:absolute;mso-position-horizontal-relative:right-margin-area;mso-position-vertical:absolute;mso-position-vertical-relative:bottom-margin-area;mso-width-percent:0;mso-height-percent:0;mso-width-relative:margin;mso-height-relative:margin;v-text-anchor:top" o:gfxdata="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" fillcolor="white [3201]" stroked="f" strokeweight=".5pt">
+                <v:textbox>
+                  <w:txbxContent>
+                    <w:p>
+                      <w:pPr>
+                        <w:jc w:val="right"/>
+                        <w:rPr>
+                          <w:color w:val="BFBFBF" w:themeColor="background1" w:themeShade="BF"/>
+                          <w:lang w:val="en-US"/>
+                        </w:rPr>
+                      </w:pPr>
+                      <w:r>
+                        <w:rPr>
+                          <w:color w:val="BFBFBF" w:themeColor="background1" w:themeShade="BF"/>
+                          <w:lang w:val="en-US"/>
+                        </w:rPr>
+                        <w:t>v1.1</w:t>
+                      </w:r>
+                    </w:p>
+                  </w:txbxContent>
+                </v:textbox>
+                <w10:wrap anchorx="margin" anchory="margin"/>
+              </v:shape>
+            </w:pict>
+          </mc:Fallback>
+        </mc:AlternateContent>
+      </w:r>
+    </w:p>
     <w:sectPr>
       <w:pgSz w:w="11906" w:h="16838"/>
       <w:pgMar w:top="1134" w:right="1440" w:bottom="1440" w:left="1440" w:header="708" w:footer="708" w:gutter="0"/>
@@ -2346,6 +2193,44 @@
 </w:document>
 </file>
 
+<file path=word/endnotes.xml><?xml version="1.0" encoding="utf-8"?>
+<w:endnotes xmlns:wpc="http://schemas.microsoft.com/office/word/2010/wordprocessingCanvas" xmlns:cx="http://schemas.microsoft.com/office/drawing/2014/chartex" xmlns:cx1="http://schemas.microsoft.com/office/drawing/2015/9/8/chartex" xmlns:cx2="http://schemas.microsoft.com/office/drawing/2015/10/21/chartex" xmlns:cx3="http://schemas.microsoft.com/office/drawing/2016/5/9/chartex" xmlns:cx4="http://schemas.microsoft.com/office/drawing/2016/5/10/chartex" xmlns:cx5="http://schemas.microsoft.com/office/drawing/2016/5/11/chartex" xmlns:cx6="http://schemas.microsoft.com/office/drawing/2016/5/12/chartex" xmlns:cx7="http://schemas.microsoft.com/office/drawing/2016/5/13/chartex" xmlns:cx8="http://schemas.microsoft.com/office/drawing/2016/5/14/chartex" xmlns:mc="http://schemas.openxmlformats.org/markup-compatibility/2006" xmlns:aink="http://schemas.microsoft.com/office/drawing/2016/ink" xmlns:am3d="http://schemas.microsoft.com/office/drawing/2017/model3d" xmlns:o="urn:schemas-microsoft-com:office:office" xmlns:oel="http://schemas.microsoft.com/office/2019/extlst" xmlns:r="http://schemas.openxmlformats.org/officeDocument/2006/relationships" xmlns:m="http://schemas.openxmlformats.org/officeDocument/2006/math" xmlns:v="urn:schemas-microsoft-com:vml" xmlns:wp14="http://schemas.microsoft.com/office/word/2010/wordprocessingDrawing" xmlns:wp="http://schemas.openxmlformats.org/drawingml/2006/wordprocessingDrawing" xmlns:w10="urn:schemas-microsoft-com:office:word" xmlns:w="http://schemas.openxmlformats.org/wordprocessingml/2006/main" xmlns:w14="http://schemas.microsoft.com/office/word/2010/wordml" xmlns:w15="http://schemas.microsoft.com/office/word/2012/wordml" xmlns:w16cex="http://schemas.microsoft.com/office/word/2018/wordml/cex" xmlns:w16cid="http://schemas.microsoft.com/office/word/2016/wordml/cid" xmlns:w16="http://schemas.microsoft.com/office/word/2018/wordml" xmlns:w16du="http://schemas.microsoft.com/office/word/2023/wordml/word16du" xmlns:w16sdtdh="http://schemas.microsoft.com/office/word/2020/wordml/sdtdatahash" xmlns:w16sdtfl="http://schemas.microsoft.com/office/word/2024/wordml/sdtformatlock" xmlns:w16se="http://schemas.microsoft.com/office/word/2015/wordml/symex" xmlns:wpg="http://schemas.microsoft.com/office/word/2010/wordprocessingGroup" xmlns:wpi="http://schemas.microsoft.com/office/word/2010/wordprocessingInk" xmlns:wne="http://schemas.microsoft.com/office/word/2006/wordml" xmlns:wps="http://schemas.microsoft.com/office/word/2010/wordprocessingShape" mc:Ignorable="w14 w15 w16se w16cid w16 w16cex w16sdtdh w16sdtfl w16du wp14">
+  <w:endnote w:type="separator" w:id="-1">
+    <w:p>
+      <w:r>
+        <w:separator/>
+      </w:r>
+    </w:p>
+  </w:endnote>
+  <w:endnote w:type="continuationSeparator" w:id="0">
+    <w:p>
+      <w:r>
+        <w:continuationSeparator/>
+      </w:r>
+    </w:p>
+  </w:endnote>
+</w:endnotes>
+</file>
+
+<file path=word/footnotes.xml><?xml version="1.0" encoding="utf-8"?>
+<w:footnotes xmlns:wpc="http://schemas.microsoft.com/office/word/2010/wordprocessingCanvas" xmlns:cx="http://schemas.microsoft.com/office/drawing/2014/chartex" xmlns:cx1="http://schemas.microsoft.com/office/drawing/2015/9/8/chartex" xmlns:cx2="http://schemas.microsoft.com/office/drawing/2015/10/21/chartex" xmlns:cx3="http://schemas.microsoft.com/office/drawing/2016/5/9/chartex" xmlns:cx4="http://schemas.microsoft.com/office/drawing/2016/5/10/chartex" xmlns:cx5="http://schemas.microsoft.com/office/drawing/2016/5/11/chartex" xmlns:cx6="http://schemas.microsoft.com/office/drawing/2016/5/12/chartex" xmlns:cx7="http://schemas.microsoft.com/office/drawing/2016/5/13/chartex" xmlns:cx8="http://schemas.microsoft.com/office/drawing/2016/5/14/chartex" xmlns:mc="http://schemas.openxmlformats.org/markup-compatibility/2006" xmlns:aink="http://schemas.microsoft.com/office/drawing/2016/ink" xmlns:am3d="http://schemas.microsoft.com/office/drawing/2017/model3d" xmlns:o="urn:schemas-microsoft-com:office:office" xmlns:oel="http://schemas.microsoft.com/office/2019/extlst" xmlns:r="http://schemas.openxmlformats.org/officeDocument/2006/relationships" xmlns:m="http://schemas.openxmlformats.org/officeDocument/2006/math" xmlns:v="urn:schemas-microsoft-com:vml" xmlns:wp14="http://schemas.microsoft.com/office/word/2010/wordprocessingDrawing" xmlns:wp="http://schemas.openxmlformats.org/drawingml/2006/wordprocessingDrawing" xmlns:w10="urn:schemas-microsoft-com:office:word" xmlns:w="http://schemas.openxmlformats.org/wordprocessingml/2006/main" xmlns:w14="http://schemas.microsoft.com/office/word/2010/wordml" xmlns:w15="http://schemas.microsoft.com/office/word/2012/wordml" xmlns:w16cex="http://schemas.microsoft.com/office/word/2018/wordml/cex" xmlns:w16cid="http://schemas.microsoft.com/office/word/2016/wordml/cid" xmlns:w16="http://schemas.microsoft.com/office/word/2018/wordml" xmlns:w16du="http://schemas.microsoft.com/office/word/2023/wordml/word16du" xmlns:w16sdtdh="http://schemas.microsoft.com/office/word/2020/wordml/sdtdatahash" xmlns:w16sdtfl="http://schemas.microsoft.com/office/word/2024/wordml/sdtformatlock" xmlns:w16se="http://schemas.microsoft.com/office/word/2015/wordml/symex" xmlns:wpg="http://schemas.microsoft.com/office/word/2010/wordprocessingGroup" xmlns:wpi="http://schemas.microsoft.com/office/word/2010/wordprocessingInk" xmlns:wne="http://schemas.microsoft.com/office/word/2006/wordml" xmlns:wps="http://schemas.microsoft.com/office/word/2010/wordprocessingShape" mc:Ignorable="w14 w15 w16se w16cid w16 w16cex w16sdtdh w16sdtfl w16du wp14">
+  <w:footnote w:type="separator" w:id="-1">
+    <w:p>
+      <w:r>
+        <w:separator/>
+      </w:r>
+    </w:p>
+  </w:footnote>
+  <w:footnote w:type="continuationSeparator" w:id="0">
+    <w:p>
+      <w:r>
+        <w:continuationSeparator/>
+      </w:r>
+    </w:p>
+  </w:footnote>
+</w:footnotes>
+</file>
+
 <file path=word/numbering.xml><?xml version="1.0" encoding="utf-8"?>
 <w:numbering xmlns:wpc="http://schemas.microsoft.com/office/word/2010/wordprocessingCanvas" xmlns:cx="http://schemas.microsoft.com/office/drawing/2014/chartex" xmlns:cx1="http://schemas.microsoft.com/office/drawing/2015/9/8/chartex" xmlns:cx2="http://schemas.microsoft.com/office/drawing/2015/10/21/chartex" xmlns:cx3="http://schemas.microsoft.com/office/drawing/2016/5/9/chartex" xmlns:cx4="http://schemas.microsoft.com/office/drawing/2016/5/10/chartex" xmlns:cx5="http://schemas.microsoft.com/office/drawing/2016/5/11/chartex" xmlns:cx6="http://schemas.microsoft.com/office/drawing/2016/5/12/chartex" xmlns:cx7="http://schemas.microsoft.com/office/drawing/2016/5/13/chartex" xmlns:cx8="http://schemas.microsoft.com/office/drawing/2016/5/14/chartex" xmlns:mc="http://schemas.openxmlformats.org/markup-compatibility/2006" xmlns:aink="http://schemas.microsoft.com/office/drawing/2016/ink" xmlns:am3d="http://schemas.microsoft.com/office/drawing/2017/model3d" xmlns:o="urn:schemas-microsoft-com:office:office" xmlns:oel="http://schemas.microsoft.com/office/2019/extlst" xmlns:r="http://schemas.openxmlformats.org/officeDocument/2006/relationships" xmlns:m="http://schemas.openxmlformats.org/officeDocument/2006/math" xmlns:v="urn:schemas-microsoft-com:vml" xmlns:wp14="http://schemas.microsoft.com/office/word/2010/wordprocessingDrawing" xmlns:wp="http://schemas.openxmlformats.org/drawingml/2006/wordprocessingDrawing" xmlns:w10="urn:schemas-microsoft-com:office:word" xmlns:w="http://schemas.openxmlformats.org/wordprocessingml/2006/main" xmlns:w14="http://schemas.microsoft.com/office/word/2010/wordml" xmlns:w15="http://schemas.microsoft.com/office/word/2012/wordml" xmlns:w16cex="http://schemas.microsoft.com/office/word/2018/wordml/cex" xmlns:w16cid="http://schemas.microsoft.com/office/word/2016/wordml/cid" xmlns:w16="http://schemas.microsoft.com/office/word/2018/wordml" xmlns:w16du="http://schemas.microsoft.com/office/word/2023/wordml/word16du" xmlns:w16sdtdh="http://schemas.microsoft.com/office/word/2020/wordml/sdtdatahash" xmlns:w16sdtfl="http://schemas.microsoft.com/office/word/2024/wordml/sdtformatlock" xmlns:w16se="http://schemas.microsoft.com/office/word/2015/wordml/symex" xmlns:wpg="http://schemas.microsoft.com/office/word/2010/wordprocessingGroup" xmlns:wpi="http://schemas.microsoft.com/office/word/2010/wordprocessingInk" xmlns:wne="http://schemas.microsoft.com/office/word/2006/wordml" xmlns:wps="http://schemas.microsoft.com/office/word/2010/wordprocessingShape" mc:Ignorable="w14 w15 w16se w16cid w16 w16cex w16sdtdh w16sdtfl w16du wp14">
   <w:abstractNum w:abstractNumId="0" w15:restartNumberingAfterBreak="0">
@@ -6734,8 +6619,8 @@
   <w:abstractNum w:abstractNumId="33" w15:restartNumberingAfterBreak="0">
     <w:nsid w:val="7A197240"/>
     <w:multiLevelType w:val="hybridMultilevel"/>
-    <w:tmpl w:val="4408567C"/>
-    <w:lvl w:ilvl="0" w:tplc="2AD4603A">
+    <w:tmpl w:val="0F522CFC"/>
+    <w:lvl w:ilvl="0" w:tplc="3B18583C">
       <w:start w:val="1"/>
       <w:numFmt w:val="bullet"/>
       <w:pStyle w:val="ListParagraph"/>
@@ -7430,7 +7315,6 @@
   <w:style w:type="character" w:default="1" w:styleId="DefaultParagraphFont">
     <w:name w:val="Default Paragraph Font"/>
     <w:uiPriority w:val="1"/>
-    <w:semiHidden/>
     <w:unhideWhenUsed/>
   </w:style>
   <w:style w:type="table" w:default="1" w:styleId="TableNormal">
@@ -7524,7 +7408,7 @@
     <w:autoRedefine/>
     <w:uiPriority w:val="34"/>
     <w:qFormat/>
-    <w:rsid w:val="001663D3"/>
+    <w:rsid w:val="00BE74DB"/>
     <w:pPr>
       <w:numPr>
         <w:numId w:val="9"/>
@@ -7613,6 +7497,54 @@
     <w:name w:val="s1"/>
     <w:basedOn w:val="DefaultParagraphFont"/>
     <w:rsid w:val="00A7765C"/>
+  </w:style>
+  <w:style w:type="paragraph" w:styleId="Header">
+    <w:name w:val="header"/>
+    <w:basedOn w:val="Normal"/>
+    <w:link w:val="HeaderChar"/>
+    <w:uiPriority w:val="99"/>
+    <w:unhideWhenUsed/>
+    <w:rsid w:val="00F92942"/>
+    <w:pPr>
+      <w:tabs>
+        <w:tab w:val="center" w:pos="4513"/>
+        <w:tab w:val="right" w:pos="9026"/>
+      </w:tabs>
+    </w:pPr>
+  </w:style>
+  <w:style w:type="character" w:customStyle="1" w:styleId="HeaderChar">
+    <w:name w:val="Header Char"/>
+    <w:basedOn w:val="DefaultParagraphFont"/>
+    <w:link w:val="Header"/>
+    <w:uiPriority w:val="99"/>
+    <w:rsid w:val="00F92942"/>
+    <w:rPr>
+      <w:sz w:val="21"/>
+    </w:rPr>
+  </w:style>
+  <w:style w:type="paragraph" w:styleId="Footer">
+    <w:name w:val="footer"/>
+    <w:basedOn w:val="Normal"/>
+    <w:link w:val="FooterChar"/>
+    <w:uiPriority w:val="99"/>
+    <w:unhideWhenUsed/>
+    <w:rsid w:val="00F92942"/>
+    <w:pPr>
+      <w:tabs>
+        <w:tab w:val="center" w:pos="4513"/>
+        <w:tab w:val="right" w:pos="9026"/>
+      </w:tabs>
+    </w:pPr>
+  </w:style>
+  <w:style w:type="character" w:customStyle="1" w:styleId="FooterChar">
+    <w:name w:val="Footer Char"/>
+    <w:basedOn w:val="DefaultParagraphFont"/>
+    <w:link w:val="Footer"/>
+    <w:uiPriority w:val="99"/>
+    <w:rsid w:val="00F92942"/>
+    <w:rPr>
+      <w:sz w:val="21"/>
+    </w:rPr>
   </w:style>
 </w:styles>
 </file>

--- a/data/resume/docs/sde.template.docx
+++ b/data/resume/docs/sde.template.docx
@@ -226,7 +226,15 @@
         <w:t>Cloud &amp; Platform:</w:t>
       </w:r>
       <w:r>
-        <w:t xml:space="preserve"> AWS, EKS, ECS, EC2, Lambda, S3, RDS, API Gateway, EventBridge, SNS, SQS, Step Functions, IAM, CloudWatch, Azure</w:t>
+        <w:t xml:space="preserve"> AWS, EKS, ECS, EC2, Lambda, S3, RDS, API Gateway, </w:t>
+      </w:r>
+      <w:proofErr w:type="spellStart"/>
+      <w:r>
+        <w:t>EventBridge</w:t>
+      </w:r>
+      <w:proofErr w:type="spellEnd"/>
+      <w:r>
+        <w:t>, SNS, SQS, Step Functions, IAM, CloudWatch, Azure</w:t>
       </w:r>
     </w:p>
     <w:p>
@@ -241,7 +249,7 @@
         <w:t>DevOps &amp; CI/CD:</w:t>
       </w:r>
       <w:r>
-        <w:t xml:space="preserve"> Docker, Kubernetes, Helm, Terraform, Jenkins, GitHub Actions, Argo CD, Linux CLI, Nginx</w:t>
+        <w:t xml:space="preserve"> Docker, Kubernetes, Helm, Terraform, Jenkins, GitHub Actions, Linux CLI, Nginx</w:t>
       </w:r>
     </w:p>
     <w:p>
@@ -293,15 +301,40 @@
       <w:pPr>
         <w:pStyle w:val="ListParagraph"/>
       </w:pPr>
-      <w:r>
-        <w:rPr>
-          <w:b/>
-          <w:bCs/>
-        </w:rPr>
-        <w:t>MLOps &amp; Data Engineering:</w:t>
-      </w:r>
-      <w:r>
-        <w:t xml:space="preserve"> Databricks, MLflow, SageMaker, Scikit-learn, JupyterLab, Pandas</w:t>
+      <w:proofErr w:type="spellStart"/>
+      <w:r>
+        <w:rPr>
+          <w:b/>
+          <w:bCs/>
+        </w:rPr>
+        <w:t>MLOps</w:t>
+      </w:r>
+      <w:proofErr w:type="spellEnd"/>
+      <w:r>
+        <w:rPr>
+          <w:b/>
+          <w:bCs/>
+        </w:rPr>
+        <w:t xml:space="preserve"> &amp; Data Engineering:</w:t>
+      </w:r>
+      <w:r>
+        <w:t xml:space="preserve"> Databricks, </w:t>
+      </w:r>
+      <w:proofErr w:type="spellStart"/>
+      <w:r>
+        <w:t>MLflow</w:t>
+      </w:r>
+      <w:proofErr w:type="spellEnd"/>
+      <w:r>
+        <w:t xml:space="preserve">, SageMaker, Scikit-learn, </w:t>
+      </w:r>
+      <w:proofErr w:type="spellStart"/>
+      <w:r>
+        <w:t>JupyterLab</w:t>
+      </w:r>
+      <w:proofErr w:type="spellEnd"/>
+      <w:r>
+        <w:t>, Pandas</w:t>
       </w:r>
     </w:p>
     <w:p>
@@ -383,7 +416,23 @@
           <w:b/>
           <w:bCs/>
         </w:rPr>
-        <w:t>EKS, API Gateway, EventBridge, SNS, SQS, DynamoDB</w:t>
+        <w:t xml:space="preserve">EKS, API Gateway, </w:t>
+      </w:r>
+      <w:proofErr w:type="spellStart"/>
+      <w:r>
+        <w:rPr>
+          <w:b/>
+          <w:bCs/>
+        </w:rPr>
+        <w:t>EventBridge</w:t>
+      </w:r>
+      <w:proofErr w:type="spellEnd"/>
+      <w:r>
+        <w:rPr>
+          <w:b/>
+          <w:bCs/>
+        </w:rPr>
+        <w:t>, SNS, SQS, DynamoDB</w:t>
       </w:r>
       <w:r>
         <w:t>, along with Oracle and PostgreSQL for enterprise banking systems.</w:t>
@@ -410,7 +459,15 @@
         <w:pStyle w:val="Heading3"/>
       </w:pPr>
       <w:r>
-        <w:t>Lead Cloud Engineer, Liberty Mutual (via Technumen) | Mar 2024 – Jul 2025</w:t>
+        <w:t xml:space="preserve">Lead Cloud Engineer, Liberty Mutual (via </w:t>
+      </w:r>
+      <w:proofErr w:type="spellStart"/>
+      <w:r>
+        <w:t>Technumen</w:t>
+      </w:r>
+      <w:proofErr w:type="spellEnd"/>
+      <w:r>
+        <w:t>) | Mar 2024 – Jul 2025</w:t>
       </w:r>
     </w:p>
     <w:p>
@@ -425,8 +482,17 @@
           <w:b/>
           <w:bCs/>
         </w:rPr>
-        <w:t>Spring Boot SDK with Spring WebFlux</w:t>
-      </w:r>
+        <w:t xml:space="preserve">Spring Boot SDK with Spring </w:t>
+      </w:r>
+      <w:proofErr w:type="spellStart"/>
+      <w:r>
+        <w:rPr>
+          <w:b/>
+          <w:bCs/>
+        </w:rPr>
+        <w:t>WebFlux</w:t>
+      </w:r>
+      <w:proofErr w:type="spellEnd"/>
       <w:r>
         <w:t xml:space="preserve"> to expose AI-powered insurance claim inferences through scalable enterprise API interfaces.</w:t>
       </w:r>
@@ -438,12 +504,21 @@
       <w:r>
         <w:t xml:space="preserve">Led development of the </w:t>
       </w:r>
-      <w:r>
-        <w:rPr>
-          <w:b/>
-          <w:bCs/>
-        </w:rPr>
-        <w:t>OneRule SDK API layer</w:t>
+      <w:proofErr w:type="spellStart"/>
+      <w:r>
+        <w:rPr>
+          <w:b/>
+          <w:bCs/>
+        </w:rPr>
+        <w:t>OneRule</w:t>
+      </w:r>
+      <w:proofErr w:type="spellEnd"/>
+      <w:r>
+        <w:rPr>
+          <w:b/>
+          <w:bCs/>
+        </w:rPr>
+        <w:t xml:space="preserve"> SDK API layer</w:t>
       </w:r>
       <w:r>
         <w:t>, enabling third-party systems to consume inference results with high reliability, low latency, and simplified integration.</w:t>
@@ -538,13 +613,207 @@
         <w:pStyle w:val="Heading3"/>
       </w:pPr>
       <w:r>
-        <w:t>Product Development Engineer, Calibo | Oct 2020 – Jan 2024</w:t>
+        <w:t xml:space="preserve">Full Stack Developer - Northern Trust (via </w:t>
+      </w:r>
+      <w:proofErr w:type="spellStart"/>
+      <w:r>
+        <w:t>eTeams</w:t>
+      </w:r>
+      <w:proofErr w:type="spellEnd"/>
+      <w:r>
+        <w:t>)</w:t>
+      </w:r>
+      <w:r>
+        <w:t xml:space="preserve"> | </w:t>
+      </w:r>
+      <w:r>
+        <w:t>Sep</w:t>
+      </w:r>
+      <w:r>
+        <w:t xml:space="preserve"> 202</w:t>
+      </w:r>
+      <w:r>
+        <w:t>3</w:t>
+      </w:r>
+      <w:r>
+        <w:t xml:space="preserve"> – Jan 2024</w:t>
       </w:r>
     </w:p>
     <w:p>
       <w:pPr>
         <w:pStyle w:val="ListParagraph"/>
         <w:rPr>
+          <w:lang w:eastAsia="en-GB"/>
+        </w:rPr>
+      </w:pPr>
+      <w:r>
+        <w:rPr>
+          <w:lang w:eastAsia="en-GB"/>
+        </w:rPr>
+        <w:t xml:space="preserve">Played an integral role in building and maintaining a microservices architecture, including core components such as </w:t>
+      </w:r>
+      <w:r>
+        <w:rPr>
+          <w:b/>
+          <w:bCs/>
+          <w:lang w:eastAsia="en-GB"/>
+        </w:rPr>
+        <w:t>Spring Cloud Config Server</w:t>
+      </w:r>
+      <w:r>
+        <w:rPr>
+          <w:lang w:eastAsia="en-GB"/>
+        </w:rPr>
+        <w:t xml:space="preserve"> and </w:t>
+      </w:r>
+      <w:r>
+        <w:rPr>
+          <w:b/>
+          <w:bCs/>
+          <w:lang w:eastAsia="en-GB"/>
+        </w:rPr>
+        <w:t>Eureka Server</w:t>
+      </w:r>
+      <w:r>
+        <w:rPr>
+          <w:lang w:eastAsia="en-GB"/>
+        </w:rPr>
+        <w:t>.</w:t>
+      </w:r>
+    </w:p>
+    <w:p>
+      <w:pPr>
+        <w:pStyle w:val="ListParagraph"/>
+        <w:rPr>
+          <w:lang w:eastAsia="en-GB"/>
+        </w:rPr>
+      </w:pPr>
+      <w:r>
+        <w:rPr>
+          <w:lang w:eastAsia="en-GB"/>
+        </w:rPr>
+        <w:t xml:space="preserve">Led security enhancements and implemented </w:t>
+      </w:r>
+      <w:r>
+        <w:rPr>
+          <w:b/>
+          <w:bCs/>
+          <w:lang w:eastAsia="en-GB"/>
+        </w:rPr>
+        <w:t>Azure AD-based SSO</w:t>
+      </w:r>
+      <w:r>
+        <w:rPr>
+          <w:lang w:eastAsia="en-GB"/>
+        </w:rPr>
+        <w:t xml:space="preserve"> across multiple services, strengthening authentication and access control.</w:t>
+      </w:r>
+    </w:p>
+    <w:p>
+      <w:pPr>
+        <w:pStyle w:val="ListParagraph"/>
+        <w:rPr>
+          <w:lang w:eastAsia="en-GB"/>
+        </w:rPr>
+      </w:pPr>
+      <w:r>
+        <w:rPr>
+          <w:lang w:eastAsia="en-GB"/>
+        </w:rPr>
+        <w:t xml:space="preserve">Engineered </w:t>
+      </w:r>
+      <w:r>
+        <w:rPr>
+          <w:b/>
+          <w:bCs/>
+          <w:lang w:eastAsia="en-GB"/>
+        </w:rPr>
+        <w:t>CI/CD pipelines using GitHub Actions</w:t>
+      </w:r>
+      <w:r>
+        <w:rPr>
+          <w:lang w:eastAsia="en-GB"/>
+        </w:rPr>
+        <w:t>, improving development and deployment efficiency.</w:t>
+      </w:r>
+    </w:p>
+    <w:p>
+      <w:pPr>
+        <w:pStyle w:val="ListParagraph"/>
+        <w:rPr>
+          <w:lang w:eastAsia="en-GB"/>
+        </w:rPr>
+      </w:pPr>
+      <w:r>
+        <w:rPr>
+          <w:lang w:eastAsia="en-GB"/>
+        </w:rPr>
+        <w:t xml:space="preserve">Performed comprehensive unit and performance testing using </w:t>
+      </w:r>
+      <w:r>
+        <w:rPr>
+          <w:b/>
+          <w:bCs/>
+          <w:lang w:eastAsia="en-GB"/>
+        </w:rPr>
+        <w:t>JUnit and JMeter</w:t>
+      </w:r>
+      <w:r>
+        <w:rPr>
+          <w:lang w:eastAsia="en-GB"/>
+        </w:rPr>
+        <w:t>, ensuring system reliability and efficiency.</w:t>
+      </w:r>
+    </w:p>
+    <w:p>
+      <w:pPr>
+        <w:pStyle w:val="ListParagraph"/>
+        <w:rPr>
+          <w:lang w:eastAsia="en-GB"/>
+        </w:rPr>
+      </w:pPr>
+      <w:r>
+        <w:rPr>
+          <w:lang w:eastAsia="en-GB"/>
+        </w:rPr>
+        <w:t xml:space="preserve">Utilized </w:t>
+      </w:r>
+      <w:r>
+        <w:rPr>
+          <w:b/>
+          <w:bCs/>
+          <w:lang w:eastAsia="en-GB"/>
+        </w:rPr>
+        <w:t>BDD with Cucumber</w:t>
+      </w:r>
+      <w:r>
+        <w:rPr>
+          <w:lang w:eastAsia="en-GB"/>
+        </w:rPr>
+        <w:t xml:space="preserve"> to align software development with business requirements and acceptance criteria.</w:t>
+      </w:r>
+    </w:p>
+    <w:p>
+      <w:pPr>
+        <w:pStyle w:val="Heading3"/>
+      </w:pPr>
+      <w:r>
+        <w:t xml:space="preserve">Product Development Engineer, Calibo | Oct 2020 – </w:t>
+      </w:r>
+      <w:r>
+        <w:t>Sep</w:t>
+      </w:r>
+      <w:r>
+        <w:t xml:space="preserve"> 202</w:t>
+      </w:r>
+      <w:r>
+        <w:t>3</w:t>
+      </w:r>
+    </w:p>
+    <w:p>
+      <w:pPr>
+        <w:pStyle w:val="ListParagraph"/>
+        <w:rPr>
           <w:rStyle w:val="s1"/>
         </w:rPr>
       </w:pPr>
@@ -619,7 +888,10 @@
         <w:t xml:space="preserve"> Snowflake</w:t>
       </w:r>
       <w:r>
-        <w:t xml:space="preserve"> to support ETL workflows for ML Models.</w:t>
+        <w:t xml:space="preserve"> to support ETL workflows</w:t>
+      </w:r>
+      <w:r>
+        <w:t xml:space="preserve"> for ML Models.</w:t>
       </w:r>
     </w:p>
     <w:p>
@@ -635,7 +907,31 @@
           <w:b/>
           <w:bCs/>
         </w:rPr>
-        <w:t>Docker, Kubernetes (EKS) with Helm Charts, Jenkins</w:t>
+        <w:t>Docker, Kubernetes</w:t>
+      </w:r>
+      <w:r>
+        <w:rPr>
+          <w:rStyle w:val="s1"/>
+          <w:b/>
+          <w:bCs/>
+        </w:rPr>
+        <w:t xml:space="preserve"> (EKS)</w:t>
+      </w:r>
+      <w:r>
+        <w:rPr>
+          <w:rStyle w:val="s1"/>
+          <w:b/>
+          <w:bCs/>
+        </w:rPr>
+        <w:t xml:space="preserve"> with Helm Charts</w:t>
+      </w:r>
+      <w:r>
+        <w:rPr>
+          <w:rStyle w:val="s1"/>
+          <w:b/>
+          <w:bCs/>
+        </w:rPr>
+        <w:t>, Jenkins</w:t>
       </w:r>
       <w:r>
         <w:t xml:space="preserve">, and </w:t>
@@ -675,7 +971,14 @@
           <w:b/>
           <w:bCs/>
         </w:rPr>
-        <w:t>EKS, ECS, RDS</w:t>
+        <w:t>EKS, ECS</w:t>
+      </w:r>
+      <w:r>
+        <w:rPr>
+          <w:b/>
+          <w:bCs/>
+        </w:rPr>
+        <w:t>, RDS</w:t>
       </w:r>
       <w:r>
         <w:t xml:space="preserve">, and </w:t>
@@ -696,7 +999,15 @@
         <w:pStyle w:val="ListParagraph"/>
       </w:pPr>
       <w:r>
-        <w:t xml:space="preserve">Implemented GitOps-driven delivery pipelines using </w:t>
+        <w:t xml:space="preserve">Implemented </w:t>
+      </w:r>
+      <w:proofErr w:type="spellStart"/>
+      <w:r>
+        <w:t>GitOps</w:t>
+      </w:r>
+      <w:proofErr w:type="spellEnd"/>
+      <w:r>
+        <w:t xml:space="preserve">-driven delivery pipelines using </w:t>
       </w:r>
       <w:r>
         <w:rPr>
@@ -714,18 +1025,29 @@
         <w:pStyle w:val="Heading3"/>
       </w:pPr>
       <w:r>
-        <w:t>Product Development Engineer, Calibo | Oct 2020 – Jan 2024</w:t>
+        <w:t>Senior Associate, Nagarro | Mar 2019 – Oct 2020</w:t>
       </w:r>
     </w:p>
     <w:p>
       <w:pPr>
         <w:pStyle w:val="ListParagraph"/>
+      </w:pPr>
+      <w:r>
+        <w:t>Deve</w:t>
+      </w:r>
+      <w:r>
+        <w:t xml:space="preserve">loped enterprise applications using a </w:t>
+      </w:r>
+      <w:r>
         <w:rPr>
           <w:rStyle w:val="s1"/>
-        </w:rPr>
-      </w:pPr>
-      <w:r>
-        <w:t xml:space="preserve">Led the development of </w:t>
+          <w:b/>
+          <w:bCs/>
+        </w:rPr>
+        <w:t>hybrid microservices stack</w:t>
+      </w:r>
+      <w:r>
+        <w:t>—</w:t>
       </w:r>
       <w:r>
         <w:rPr>
@@ -733,25 +1055,406 @@
           <w:b/>
           <w:bCs/>
         </w:rPr>
-        <w:t>scalable microservices</w:t>
+        <w:t>Node.js</w:t>
+      </w:r>
+      <w:r>
+        <w:t xml:space="preserve"> for lightweight APIs and </w:t>
+      </w:r>
+      <w:r>
+        <w:rPr>
+          <w:rStyle w:val="s1"/>
+          <w:b/>
+          <w:bCs/>
+        </w:rPr>
+        <w:t>Kotlin and Java with Spring Boot</w:t>
+      </w:r>
+      <w:r>
+        <w:t xml:space="preserve"> on </w:t>
+      </w:r>
+      <w:r>
+        <w:rPr>
+          <w:b/>
+          <w:bCs/>
+        </w:rPr>
+        <w:t>AWS (Lambda, EKS etc)</w:t>
+      </w:r>
+      <w:r>
+        <w:t>.</w:t>
+      </w:r>
+    </w:p>
+    <w:p>
+      <w:pPr>
+        <w:pStyle w:val="ListParagraph"/>
+      </w:pPr>
+      <w:r>
+        <w:t>Led a small team of engineers in designing, developing, and maintaining microservices.</w:t>
+      </w:r>
+    </w:p>
+    <w:p>
+      <w:pPr>
+        <w:pStyle w:val="ListParagraph"/>
+      </w:pPr>
+      <w:r>
+        <w:t xml:space="preserve">Designed and developed scalable web applications using </w:t>
+      </w:r>
+      <w:r>
+        <w:rPr>
+          <w:b/>
+          <w:bCs/>
+        </w:rPr>
+        <w:t>Kotlin</w:t>
+      </w:r>
+      <w:r>
+        <w:t xml:space="preserve">, </w:t>
+      </w:r>
+      <w:r>
+        <w:rPr>
+          <w:b/>
+          <w:bCs/>
+        </w:rPr>
+        <w:t>Spring Boot</w:t>
+      </w:r>
+      <w:r>
+        <w:t xml:space="preserve">, </w:t>
+      </w:r>
+      <w:r>
+        <w:rPr>
+          <w:b/>
+          <w:bCs/>
+        </w:rPr>
+        <w:t>RabbitMQ</w:t>
+      </w:r>
+      <w:r>
+        <w:t xml:space="preserve">, </w:t>
+      </w:r>
+      <w:r>
+        <w:rPr>
+          <w:b/>
+          <w:bCs/>
+        </w:rPr>
+        <w:t>Angular 8</w:t>
+      </w:r>
+      <w:r>
+        <w:rPr>
+          <w:b/>
+          <w:bCs/>
+        </w:rPr>
+        <w:t xml:space="preserve"> </w:t>
+      </w:r>
+      <w:r>
+        <w:t>with</w:t>
+      </w:r>
+      <w:r>
+        <w:rPr>
+          <w:b/>
+          <w:bCs/>
+        </w:rPr>
+        <w:t xml:space="preserve"> typescript</w:t>
+      </w:r>
+      <w:r>
+        <w:t xml:space="preserve">, and </w:t>
+      </w:r>
+      <w:r>
+        <w:rPr>
+          <w:b/>
+          <w:bCs/>
+        </w:rPr>
+        <w:t>PostgreSQL</w:t>
+      </w:r>
+      <w:r>
+        <w:t xml:space="preserve">. </w:t>
+      </w:r>
+    </w:p>
+    <w:p>
+      <w:pPr>
+        <w:pStyle w:val="ListParagraph"/>
+      </w:pPr>
+      <w:r>
+        <w:t>A</w:t>
+      </w:r>
+      <w:r>
+        <w:t>ctively participated in agile development processes, including sprint planning, daily stand-ups, and retrospective meetings.</w:t>
+      </w:r>
+    </w:p>
+    <w:p>
+      <w:pPr>
+        <w:pStyle w:val="Heading3"/>
+      </w:pPr>
+      <w:r>
+        <w:t xml:space="preserve">Senior Software Engineer, </w:t>
+      </w:r>
+      <w:proofErr w:type="spellStart"/>
+      <w:r>
+        <w:t>Enbraun</w:t>
+      </w:r>
+      <w:proofErr w:type="spellEnd"/>
+      <w:r>
+        <w:t xml:space="preserve"> | Jul 2015 – May 2019</w:t>
+      </w:r>
+    </w:p>
+    <w:p>
+      <w:r>
+        <w:t>data not available</w:t>
+      </w:r>
+    </w:p>
+    <w:p>
+      <w:pPr>
+        <w:pStyle w:val="Heading2"/>
+      </w:pPr>
+      <w:r>
+        <w:t>Project Profile</w:t>
+      </w:r>
+    </w:p>
+    <w:p>
+      <w:pPr>
+        <w:pStyle w:val="Heading3"/>
+      </w:pPr>
+      <w:r>
+        <w:t xml:space="preserve">Liberty Mutual - </w:t>
+      </w:r>
+      <w:proofErr w:type="spellStart"/>
+      <w:r>
+        <w:t>OneRule</w:t>
+      </w:r>
+      <w:proofErr w:type="spellEnd"/>
+      <w:r>
+        <w:t xml:space="preserve"> SDK – AI Inference Platform for Insurance Claims</w:t>
+      </w:r>
+    </w:p>
+    <w:p>
+      <w:r>
+        <w:t xml:space="preserve">An enterprise-grade SDK built to simplify and standardize the use of </w:t>
+      </w:r>
+      <w:proofErr w:type="spellStart"/>
+      <w:r>
+        <w:t>Sapient's</w:t>
+      </w:r>
+      <w:proofErr w:type="spellEnd"/>
+      <w:r>
+        <w:t xml:space="preserve"> AI-driven insurance claim inference engine. The SDK acted as a middleware abstraction layer, enabling client systems to integrate seamlessly without dealing with data preparation, complex dependencies, or cloud-specific configurations. </w:t>
+      </w:r>
+    </w:p>
+    <w:p>
+      <w:r>
+        <w:t>Key Contributions:</w:t>
+      </w:r>
+    </w:p>
+    <w:p>
+      <w:pPr>
+        <w:pStyle w:val="ListParagraph"/>
+        <w:rPr>
+          <w:sz w:val="24"/>
+        </w:rPr>
+      </w:pPr>
+      <w:r>
+        <w:rPr>
+          <w:rStyle w:val="s1"/>
+          <w:b/>
+          <w:bCs/>
+        </w:rPr>
+        <w:t xml:space="preserve">Designed and built the core </w:t>
+      </w:r>
+      <w:proofErr w:type="spellStart"/>
+      <w:r>
+        <w:rPr>
+          <w:rStyle w:val="s1"/>
+          <w:b/>
+          <w:bCs/>
+        </w:rPr>
+        <w:t>OneRule</w:t>
+      </w:r>
+      <w:proofErr w:type="spellEnd"/>
+      <w:r>
+        <w:rPr>
+          <w:rStyle w:val="s1"/>
+          <w:b/>
+          <w:bCs/>
+        </w:rPr>
+        <w:t xml:space="preserve"> SDK</w:t>
       </w:r>
       <w:r>
         <w:t xml:space="preserve"> using </w:t>
       </w:r>
       <w:r>
         <w:rPr>
-          <w:b/>
-          <w:bCs/>
-        </w:rPr>
-        <w:t>Java</w:t>
-      </w:r>
-      <w:r>
-        <w:rPr>
           <w:rStyle w:val="s1"/>
           <w:b/>
           <w:bCs/>
         </w:rPr>
-        <w:t xml:space="preserve"> (Spring Boot + Hibernate)</w:t>
+        <w:t>Java 17 + Spring Boot</w:t>
+      </w:r>
+      <w:r>
+        <w:t>, exposing an intuitive API layer for secure and scalable AI inference integration.</w:t>
+      </w:r>
+    </w:p>
+    <w:p>
+      <w:pPr>
+        <w:pStyle w:val="ListParagraph"/>
+      </w:pPr>
+      <w:r>
+        <w:t xml:space="preserve">Developed reusable infrastructure kits, including </w:t>
+      </w:r>
+      <w:r>
+        <w:rPr>
+          <w:rStyle w:val="s1"/>
+          <w:b/>
+          <w:bCs/>
+        </w:rPr>
+        <w:t>Spring Boot Starters</w:t>
+      </w:r>
+      <w:r>
+        <w:rPr>
+          <w:rStyle w:val="s1"/>
+          <w:b/>
+          <w:bCs/>
+        </w:rPr>
+        <w:t xml:space="preserve">, Spring </w:t>
+      </w:r>
+      <w:proofErr w:type="spellStart"/>
+      <w:r>
+        <w:rPr>
+          <w:rStyle w:val="s1"/>
+          <w:b/>
+          <w:bCs/>
+        </w:rPr>
+        <w:t>Webflux</w:t>
+      </w:r>
+      <w:proofErr w:type="spellEnd"/>
+      <w:r>
+        <w:t xml:space="preserve">, </w:t>
+      </w:r>
+      <w:r>
+        <w:rPr>
+          <w:rStyle w:val="s1"/>
+          <w:b/>
+          <w:bCs/>
+        </w:rPr>
+        <w:t>Helm charts</w:t>
+      </w:r>
+      <w:r>
+        <w:t xml:space="preserve">, and </w:t>
+      </w:r>
+      <w:r>
+        <w:rPr>
+          <w:rStyle w:val="s1"/>
+          <w:b/>
+          <w:bCs/>
+        </w:rPr>
+        <w:t>EKS-ready deployment templates</w:t>
+      </w:r>
+      <w:r>
+        <w:t xml:space="preserve"> to support rapid onboarding and consistent rollout.</w:t>
+      </w:r>
+    </w:p>
+    <w:p>
+      <w:pPr>
+        <w:pStyle w:val="ListParagraph"/>
+      </w:pPr>
+      <w:r>
+        <w:t xml:space="preserve">Built </w:t>
+      </w:r>
+      <w:r>
+        <w:rPr>
+          <w:rStyle w:val="s1"/>
+          <w:b/>
+          <w:bCs/>
+        </w:rPr>
+        <w:t>cloud-native automation pipelines</w:t>
+      </w:r>
+      <w:r>
+        <w:t xml:space="preserve"> using </w:t>
+      </w:r>
+      <w:r>
+        <w:rPr>
+          <w:b/>
+          <w:bCs/>
+        </w:rPr>
+        <w:t>EKS</w:t>
+      </w:r>
+      <w:r>
+        <w:t xml:space="preserve">, </w:t>
+      </w:r>
+      <w:r>
+        <w:rPr>
+          <w:rStyle w:val="s1"/>
+          <w:b/>
+          <w:bCs/>
+        </w:rPr>
+        <w:t>AWS Lambda, Step Functions, S3, CloudWatch</w:t>
+      </w:r>
+      <w:r>
+        <w:t>.</w:t>
+      </w:r>
+    </w:p>
+    <w:p>
+      <w:pPr>
+        <w:pStyle w:val="ListParagraph"/>
+        <w:rPr>
+          <w:sz w:val="24"/>
+        </w:rPr>
+      </w:pPr>
+      <w:r>
+        <w:t xml:space="preserve">Built a voice-driven Customer Care Assistant Bot for IVR System with </w:t>
+      </w:r>
+      <w:proofErr w:type="spellStart"/>
+      <w:r>
+        <w:rPr>
+          <w:b/>
+          <w:bCs/>
+        </w:rPr>
+        <w:t>LangChain</w:t>
+      </w:r>
+      <w:proofErr w:type="spellEnd"/>
+      <w:r>
+        <w:t xml:space="preserve">, GPT API, </w:t>
+      </w:r>
+      <w:r>
+        <w:rPr>
+          <w:b/>
+          <w:bCs/>
+        </w:rPr>
+        <w:t>Whisper ASR</w:t>
+      </w:r>
+      <w:r>
+        <w:t xml:space="preserve">, and </w:t>
+      </w:r>
+      <w:r>
+        <w:rPr>
+          <w:b/>
+          <w:bCs/>
+        </w:rPr>
+        <w:t>Coqui TTS</w:t>
+      </w:r>
+      <w:r>
+        <w:t xml:space="preserve"> for real-time conversational AI in Python.</w:t>
+      </w:r>
+    </w:p>
+    <w:p>
+      <w:pPr>
+        <w:pStyle w:val="ListParagraph"/>
+      </w:pPr>
+      <w:r>
+        <w:lastRenderedPageBreak/>
+        <w:t xml:space="preserve">Migrated repositories from Bitbucket to GitHub, and implemented </w:t>
+      </w:r>
+      <w:r>
+        <w:rPr>
+          <w:rStyle w:val="s1"/>
+          <w:b/>
+          <w:bCs/>
+        </w:rPr>
+        <w:t>GitHub Actions</w:t>
+      </w:r>
+      <w:r>
+        <w:t xml:space="preserve"> for CI/CD, integrated with </w:t>
+      </w:r>
+      <w:r>
+        <w:rPr>
+          <w:rStyle w:val="s1"/>
+          <w:b/>
+          <w:bCs/>
+        </w:rPr>
+        <w:t>Codacy</w:t>
       </w:r>
       <w:r>
         <w:t xml:space="preserve"> and </w:t>
@@ -762,7 +1465,21 @@
           <w:b/>
           <w:bCs/>
         </w:rPr>
-        <w:t>Node.js</w:t>
+        <w:t>Datadog</w:t>
+      </w:r>
+      <w:r>
+        <w:t xml:space="preserve"> for real-time observability and alerting</w:t>
+      </w:r>
+      <w:r>
+        <w:t>.</w:t>
+      </w:r>
+    </w:p>
+    <w:p>
+      <w:pPr>
+        <w:pStyle w:val="ListParagraph"/>
+      </w:pPr>
+      <w:r>
+        <w:t xml:space="preserve">Integrated enterprise tools such as </w:t>
       </w:r>
       <w:r>
         <w:rPr>
@@ -770,21 +1487,21 @@
           <w:b/>
           <w:bCs/>
         </w:rPr>
-        <w:t>.</w:t>
-      </w:r>
-    </w:p>
-    <w:p>
-      <w:pPr>
-        <w:pStyle w:val="ListParagraph"/>
-      </w:pPr>
-      <w:r>
-        <w:t xml:space="preserve">Built and integrated </w:t>
+        <w:t>Microsoft Graph API</w:t>
+      </w:r>
+      <w:r>
+        <w:t xml:space="preserve"> (email/calendar automation), </w:t>
       </w:r>
       <w:r>
         <w:rPr>
           <w:rStyle w:val="s1"/>
-        </w:rPr>
-        <w:t>data pipelines with</w:t>
+          <w:b/>
+          <w:bCs/>
+        </w:rPr>
+        <w:t>Slack bots</w:t>
+      </w:r>
+      <w:r>
+        <w:t xml:space="preserve">, </w:t>
       </w:r>
       <w:r>
         <w:rPr>
@@ -792,21 +1509,10 @@
           <w:b/>
           <w:bCs/>
         </w:rPr>
-        <w:t xml:space="preserve"> Snowflake</w:t>
-      </w:r>
-      <w:r>
-        <w:t xml:space="preserve"> to support ETL workflows</w:t>
-      </w:r>
-      <w:r>
-        <w:t xml:space="preserve"> for ML Models.</w:t>
-      </w:r>
-    </w:p>
-    <w:p>
-      <w:pPr>
-        <w:pStyle w:val="ListParagraph"/>
-      </w:pPr>
-      <w:r>
-        <w:t xml:space="preserve">Architected and implemented DevOps practices using </w:t>
+        <w:t>OpenAI APIs</w:t>
+      </w:r>
+      <w:r>
+        <w:t xml:space="preserve">, and </w:t>
       </w:r>
       <w:r>
         <w:rPr>
@@ -814,109 +1520,10 @@
           <w:b/>
           <w:bCs/>
         </w:rPr>
-        <w:t>Docker, Kubernetes</w:t>
-      </w:r>
-      <w:r>
-        <w:rPr>
-          <w:rStyle w:val="s1"/>
-          <w:b/>
-          <w:bCs/>
-        </w:rPr>
-        <w:t xml:space="preserve"> (EKS)</w:t>
-      </w:r>
-      <w:r>
-        <w:rPr>
-          <w:rStyle w:val="s1"/>
-          <w:b/>
-          <w:bCs/>
-        </w:rPr>
-        <w:t xml:space="preserve"> with Helm Charts</w:t>
-      </w:r>
-      <w:r>
-        <w:rPr>
-          <w:rStyle w:val="s1"/>
-          <w:b/>
-          <w:bCs/>
-        </w:rPr>
-        <w:t>, Jenkins</w:t>
-      </w:r>
-      <w:r>
-        <w:t xml:space="preserve">, and </w:t>
-      </w:r>
-      <w:r>
-        <w:rPr>
-          <w:rStyle w:val="s1"/>
-          <w:b/>
-          <w:bCs/>
-        </w:rPr>
-        <w:t>Terraform</w:t>
-      </w:r>
-      <w:r>
-        <w:t xml:space="preserve"> to manage infrastructure as code and automate environment provisioning.</w:t>
-      </w:r>
-    </w:p>
-    <w:p>
-      <w:pPr>
-        <w:pStyle w:val="ListParagraph"/>
-      </w:pPr>
-      <w:r>
-        <w:t xml:space="preserve">Built cloud-native applications leveraging </w:t>
-      </w:r>
-      <w:r>
-        <w:rPr>
-          <w:rStyle w:val="s1"/>
-          <w:b/>
-          <w:bCs/>
-        </w:rPr>
-        <w:t>AWS services</w:t>
-      </w:r>
-      <w:r>
-        <w:t xml:space="preserve"> including </w:t>
-      </w:r>
-      <w:r>
-        <w:rPr>
-          <w:b/>
-          <w:bCs/>
-        </w:rPr>
-        <w:t>EKS, ECS</w:t>
-      </w:r>
-      <w:r>
-        <w:rPr>
-          <w:b/>
-          <w:bCs/>
-        </w:rPr>
-        <w:t>, RDS</w:t>
-      </w:r>
-      <w:r>
-        <w:t xml:space="preserve">, and </w:t>
-      </w:r>
-      <w:r>
-        <w:rPr>
-          <w:b/>
-          <w:bCs/>
-        </w:rPr>
-        <w:t>SageMaker</w:t>
-      </w:r>
-      <w:r>
-        <w:t>.</w:t>
-      </w:r>
-    </w:p>
-    <w:p>
-      <w:pPr>
-        <w:pStyle w:val="ListParagraph"/>
-      </w:pPr>
-      <w:r>
-        <w:t xml:space="preserve">Implemented GitOps-driven delivery pipelines using </w:t>
-      </w:r>
-      <w:r>
-        <w:rPr>
-          <w:b/>
-          <w:bCs/>
-        </w:rPr>
-        <w:t>Argo CD</w:t>
-      </w:r>
-      <w:r>
-        <w:t xml:space="preserve"> to manage Kubernetes resources declaratively, supporting faster and more reliable platform releases.</w:t>
+        <w:t>custom email pipelines</w:t>
+      </w:r>
+      <w:r>
+        <w:t>, enhancing internal workflows and communication automation.</w:t>
       </w:r>
     </w:p>
     <w:p>
@@ -924,470 +1531,23 @@
         <w:pStyle w:val="Heading3"/>
       </w:pPr>
       <w:r>
-        <w:t>Senior Associate, Nagarro | Mar 2019 – Oct 2020</w:t>
-      </w:r>
-    </w:p>
-    <w:p>
-      <w:pPr>
-        <w:pStyle w:val="ListParagraph"/>
-      </w:pPr>
-      <w:r>
-        <w:t>Deve</w:t>
-      </w:r>
-      <w:r>
-        <w:t xml:space="preserve">loped enterprise applications using a </w:t>
-      </w:r>
-      <w:r>
-        <w:rPr>
-          <w:rStyle w:val="s1"/>
-          <w:b/>
-          <w:bCs/>
-        </w:rPr>
-        <w:t>hybrid microservices stack</w:t>
-      </w:r>
-      <w:r>
-        <w:t>—</w:t>
-      </w:r>
-      <w:r>
-        <w:rPr>
-          <w:rStyle w:val="s1"/>
-          <w:b/>
-          <w:bCs/>
-        </w:rPr>
-        <w:t>Node.js</w:t>
-      </w:r>
-      <w:r>
-        <w:t xml:space="preserve"> for lightweight APIs and </w:t>
-      </w:r>
-      <w:r>
-        <w:rPr>
-          <w:rStyle w:val="s1"/>
-          <w:b/>
-          <w:bCs/>
-        </w:rPr>
-        <w:t>Kotlin and Java with Spring Boot</w:t>
-      </w:r>
-      <w:r>
-        <w:t xml:space="preserve"> on </w:t>
-      </w:r>
-      <w:r>
-        <w:rPr>
-          <w:b/>
-          <w:bCs/>
-        </w:rPr>
-        <w:t>AWS (Lambda, EKS etc)</w:t>
-      </w:r>
-      <w:r>
-        <w:t>.</w:t>
-      </w:r>
-    </w:p>
-    <w:p>
-      <w:pPr>
-        <w:pStyle w:val="ListParagraph"/>
-      </w:pPr>
-      <w:r>
-        <w:t>Led a small team of engineers in designing, developing, and maintaining microservices.</w:t>
-      </w:r>
-    </w:p>
-    <w:p>
-      <w:pPr>
-        <w:pStyle w:val="ListParagraph"/>
-      </w:pPr>
-      <w:r>
-        <w:t xml:space="preserve">Designed and developed scalable web applications using </w:t>
-      </w:r>
-      <w:r>
-        <w:rPr>
-          <w:b/>
-          <w:bCs/>
-        </w:rPr>
-        <w:t>Kotlin</w:t>
-      </w:r>
-      <w:r>
-        <w:t xml:space="preserve">, </w:t>
-      </w:r>
-      <w:r>
-        <w:rPr>
-          <w:b/>
-          <w:bCs/>
-        </w:rPr>
-        <w:t>Spring Boot</w:t>
-      </w:r>
-      <w:r>
-        <w:t xml:space="preserve">, </w:t>
-      </w:r>
-      <w:r>
-        <w:rPr>
-          <w:b/>
-          <w:bCs/>
-        </w:rPr>
-        <w:t>RabbitMQ</w:t>
-      </w:r>
-      <w:r>
-        <w:t xml:space="preserve">, </w:t>
-      </w:r>
-      <w:r>
-        <w:rPr>
-          <w:b/>
-          <w:bCs/>
-        </w:rPr>
-        <w:t>Angular 8</w:t>
-      </w:r>
-      <w:r>
-        <w:rPr>
-          <w:b/>
-          <w:bCs/>
-        </w:rPr>
+        <w:t>LAZSA – Product Platform-as-a-Service</w:t>
+      </w:r>
+      <w:r>
         <w:t xml:space="preserve"> </w:t>
       </w:r>
-      <w:r>
-        <w:t>with</w:t>
-      </w:r>
-      <w:r>
-        <w:rPr>
-          <w:b/>
-          <w:bCs/>
-        </w:rPr>
-        <w:t xml:space="preserve"> typescript</w:t>
-      </w:r>
-      <w:r>
-        <w:t xml:space="preserve">, and </w:t>
-      </w:r>
-      <w:r>
-        <w:rPr>
-          <w:b/>
-          <w:bCs/>
-        </w:rPr>
-        <w:t>PostgreSQL</w:t>
-      </w:r>
-      <w:r>
-        <w:t xml:space="preserve">. </w:t>
-      </w:r>
-    </w:p>
-    <w:p>
-      <w:pPr>
-        <w:pStyle w:val="ListParagraph"/>
-      </w:pPr>
-      <w:r>
-        <w:t>A</w:t>
-      </w:r>
-      <w:r>
-        <w:t>ctively participated in agile development processes, including sprint planning, daily stand-ups, and retrospective meetings.</w:t>
-      </w:r>
-    </w:p>
-    <w:p>
-      <w:pPr>
-        <w:pStyle w:val="Heading3"/>
-      </w:pPr>
-      <w:r>
-        <w:t>Senior Software Engineer, Enbraun | Jul 2015 – May 2019</w:t>
-      </w:r>
-    </w:p>
-    <w:p>
-      <w:r>
-        <w:t>data not available</w:t>
-      </w:r>
-    </w:p>
-    <w:p>
-      <w:pPr>
-        <w:pStyle w:val="Heading2"/>
-      </w:pPr>
-      <w:r>
-        <w:t>Project Profile</w:t>
-      </w:r>
-    </w:p>
-    <w:p>
-      <w:pPr>
-        <w:pStyle w:val="Heading3"/>
-      </w:pPr>
-      <w:r>
-        <w:t xml:space="preserve">Liberty Mutual - </w:t>
-      </w:r>
-      <w:r>
-        <w:t>OneRule SDK – AI Inference Platform for Insurance Claims</w:t>
-      </w:r>
-    </w:p>
-    <w:p>
-      <w:r>
-        <w:t xml:space="preserve">An enterprise-grade SDK built to simplify and standardize the use of Sapient's AI-driven insurance claim inference engine. The SDK acted as a middleware abstraction layer, enabling client systems to integrate seamlessly without dealing with data preparation, complex dependencies, or cloud-specific configurations. </w:t>
-      </w:r>
-    </w:p>
-    <w:p>
-      <w:r>
-        <w:t>Key Contributions:</w:t>
-      </w:r>
-    </w:p>
-    <w:p>
-      <w:pPr>
-        <w:pStyle w:val="ListParagraph"/>
-        <w:rPr>
-          <w:sz w:val="24"/>
-        </w:rPr>
-      </w:pPr>
-      <w:r>
-        <w:rPr>
-          <w:rStyle w:val="s1"/>
-          <w:b/>
-          <w:bCs/>
-        </w:rPr>
-        <w:t>Designed and built the core OneRule SDK</w:t>
-      </w:r>
-      <w:r>
-        <w:t xml:space="preserve"> using </w:t>
-      </w:r>
-      <w:r>
-        <w:rPr>
-          <w:rStyle w:val="s1"/>
-          <w:b/>
-          <w:bCs/>
-        </w:rPr>
-        <w:t>Java 17 + Spring Boot</w:t>
-      </w:r>
-      <w:r>
-        <w:t>, exposing an intuitive API layer for secure and scalable AI inference integration.</w:t>
-      </w:r>
-    </w:p>
-    <w:p>
-      <w:pPr>
-        <w:pStyle w:val="ListParagraph"/>
-      </w:pPr>
-      <w:r>
-        <w:t xml:space="preserve">Developed reusable infrastructure kits, including </w:t>
-      </w:r>
-      <w:r>
-        <w:rPr>
-          <w:rStyle w:val="s1"/>
-          <w:b/>
-          <w:bCs/>
-        </w:rPr>
-        <w:t>Spring Boot Starters</w:t>
-      </w:r>
-      <w:r>
-        <w:rPr>
-          <w:rStyle w:val="s1"/>
-          <w:b/>
-          <w:bCs/>
-        </w:rPr>
-        <w:t>, Spring Webflux</w:t>
-      </w:r>
-      <w:r>
-        <w:t xml:space="preserve">, </w:t>
-      </w:r>
-      <w:r>
-        <w:rPr>
-          <w:rStyle w:val="s1"/>
-          <w:b/>
-          <w:bCs/>
-        </w:rPr>
-        <w:t>Helm charts</w:t>
-      </w:r>
-      <w:r>
-        <w:t xml:space="preserve">, and </w:t>
-      </w:r>
-      <w:r>
-        <w:rPr>
-          <w:rStyle w:val="s1"/>
-          <w:b/>
-          <w:bCs/>
-        </w:rPr>
-        <w:t>EKS-ready deployment templates</w:t>
-      </w:r>
-      <w:r>
-        <w:t xml:space="preserve"> to support rapid onboarding and consistent rollout.</w:t>
-      </w:r>
-    </w:p>
-    <w:p>
-      <w:pPr>
-        <w:pStyle w:val="ListParagraph"/>
-      </w:pPr>
-      <w:r>
-        <w:t xml:space="preserve">Built </w:t>
-      </w:r>
-      <w:r>
-        <w:rPr>
-          <w:rStyle w:val="s1"/>
-          <w:b/>
-          <w:bCs/>
-        </w:rPr>
-        <w:t>cloud-native automation pipelines</w:t>
-      </w:r>
-      <w:r>
-        <w:t xml:space="preserve"> using </w:t>
-      </w:r>
-      <w:r>
-        <w:rPr>
-          <w:b/>
-          <w:bCs/>
-        </w:rPr>
-        <w:t>EKS</w:t>
-      </w:r>
-      <w:r>
-        <w:t xml:space="preserve">, </w:t>
-      </w:r>
-      <w:r>
-        <w:rPr>
-          <w:rStyle w:val="s1"/>
-          <w:b/>
-          <w:bCs/>
-        </w:rPr>
-        <w:t>AWS Lambda, Step Functions, S3, CloudWatch</w:t>
-      </w:r>
-      <w:r>
-        <w:t>.</w:t>
-      </w:r>
-    </w:p>
-    <w:p>
-      <w:pPr>
-        <w:pStyle w:val="ListParagraph"/>
-        <w:rPr>
-          <w:sz w:val="24"/>
-        </w:rPr>
-      </w:pPr>
-      <w:r>
-        <w:t xml:space="preserve">Built a voice-driven Customer Care Assistant Bot for IVR System with </w:t>
-      </w:r>
-      <w:r>
-        <w:rPr>
-          <w:b/>
-          <w:bCs/>
-        </w:rPr>
-        <w:t>LangChain</w:t>
-      </w:r>
-      <w:r>
-        <w:t xml:space="preserve">, GPT API, </w:t>
-      </w:r>
-      <w:r>
-        <w:rPr>
-          <w:b/>
-          <w:bCs/>
-        </w:rPr>
-        <w:t>Whisper ASR</w:t>
-      </w:r>
-      <w:r>
-        <w:t xml:space="preserve">, and </w:t>
-      </w:r>
-      <w:r>
-        <w:rPr>
-          <w:b/>
-          <w:bCs/>
-        </w:rPr>
-        <w:t>Coqui TTS</w:t>
-      </w:r>
-      <w:r>
-        <w:t xml:space="preserve"> for real-time conversational AI in Python.</w:t>
-      </w:r>
-    </w:p>
-    <w:p>
-      <w:pPr>
-        <w:pStyle w:val="ListParagraph"/>
-      </w:pPr>
-      <w:r>
-        <w:t xml:space="preserve">Migrated repositories from Bitbucket to GitHub, and implemented </w:t>
-      </w:r>
-      <w:r>
-        <w:rPr>
-          <w:rStyle w:val="s1"/>
-          <w:b/>
-          <w:bCs/>
-        </w:rPr>
-        <w:t>GitHub Actions</w:t>
-      </w:r>
-      <w:r>
-        <w:t xml:space="preserve"> for CI/CD, integrated with </w:t>
-      </w:r>
-      <w:r>
-        <w:rPr>
-          <w:rStyle w:val="s1"/>
-          <w:b/>
-          <w:bCs/>
-        </w:rPr>
-        <w:t>Codacy</w:t>
-      </w:r>
-      <w:r>
-        <w:t xml:space="preserve"> and </w:t>
-      </w:r>
-      <w:r>
-        <w:rPr>
-          <w:rStyle w:val="s1"/>
-          <w:b/>
-          <w:bCs/>
-        </w:rPr>
-        <w:t>Datadog</w:t>
-      </w:r>
-      <w:r>
-        <w:t xml:space="preserve"> for real-time observability and alerting</w:t>
-      </w:r>
-      <w:r>
-        <w:t>.</w:t>
-      </w:r>
-    </w:p>
-    <w:p>
-      <w:pPr>
-        <w:pStyle w:val="ListParagraph"/>
-      </w:pPr>
-      <w:r>
-        <w:lastRenderedPageBreak/>
-        <w:t xml:space="preserve">Integrated enterprise tools such as </w:t>
-      </w:r>
-      <w:r>
-        <w:rPr>
-          <w:rStyle w:val="s1"/>
-          <w:b/>
-          <w:bCs/>
-        </w:rPr>
-        <w:t>Microsoft Graph API</w:t>
-      </w:r>
-      <w:r>
-        <w:t xml:space="preserve"> (email/calendar automation), </w:t>
-      </w:r>
-      <w:r>
-        <w:rPr>
-          <w:rStyle w:val="s1"/>
-          <w:b/>
-          <w:bCs/>
-        </w:rPr>
-        <w:t>Slack bots</w:t>
-      </w:r>
-      <w:r>
-        <w:t xml:space="preserve">, </w:t>
-      </w:r>
-      <w:r>
-        <w:rPr>
-          <w:rStyle w:val="s1"/>
-          <w:b/>
-          <w:bCs/>
-        </w:rPr>
-        <w:t>OpenAI APIs</w:t>
-      </w:r>
-      <w:r>
-        <w:t xml:space="preserve">, and </w:t>
-      </w:r>
-      <w:r>
-        <w:rPr>
-          <w:rStyle w:val="s1"/>
-          <w:b/>
-          <w:bCs/>
-        </w:rPr>
-        <w:t>custom email pipelines</w:t>
-      </w:r>
-      <w:r>
-        <w:t>, enhancing internal workflows and communication automation.</w:t>
-      </w:r>
-    </w:p>
-    <w:p>
-      <w:pPr>
-        <w:pStyle w:val="Heading3"/>
-      </w:pPr>
-      <w:r>
-        <w:t>LAZSA – Product Platform-as-a-Service</w:t>
-      </w:r>
-      <w:r>
-        <w:t xml:space="preserve"> </w:t>
-      </w:r>
-    </w:p>
-    <w:p>
-      <w:r>
-        <w:t xml:space="preserve">Industry-first Product Platform-as-a-Service (pPaaS) to redefine digital innovation and drive competitive advantage through digital business. The platform provides a comprehensive set of tools and technology </w:t>
+    </w:p>
+    <w:p>
+      <w:r>
+        <w:t>Industry-first Product Platform-as-a-Service (</w:t>
+      </w:r>
+      <w:proofErr w:type="spellStart"/>
+      <w:r>
+        <w:t>pPaaS</w:t>
+      </w:r>
+      <w:proofErr w:type="spellEnd"/>
+      <w:r>
+        <w:t xml:space="preserve">) to redefine digital innovation and drive competitive advantage through digital business. The platform provides a comprehensive set of tools and technology </w:t>
       </w:r>
       <w:r>
         <w:t>stack to efficiently manage, define, design, develop, and deploy phases of product development.</w:t>
@@ -1484,13 +1644,23 @@
       <w:r>
         <w:t xml:space="preserve">Built a secure and scalable </w:t>
       </w:r>
+      <w:proofErr w:type="spellStart"/>
       <w:r>
         <w:rPr>
           <w:rStyle w:val="s1"/>
           <w:b/>
           <w:bCs/>
         </w:rPr>
-        <w:t>DevSecOps pipeline</w:t>
+        <w:t>DevSecOps</w:t>
+      </w:r>
+      <w:proofErr w:type="spellEnd"/>
+      <w:r>
+        <w:rPr>
+          <w:rStyle w:val="s1"/>
+          <w:b/>
+          <w:bCs/>
+        </w:rPr>
+        <w:t xml:space="preserve"> pipeline</w:t>
       </w:r>
       <w:r>
         <w:t xml:space="preserve"> using </w:t>
@@ -1539,8 +1709,13 @@
         <w:t>Terraform</w:t>
       </w:r>
       <w:r>
-        <w:t xml:space="preserve"> for infrastructure as code (IaC</w:t>
-      </w:r>
+        <w:t xml:space="preserve"> for infrastructure as code (</w:t>
+      </w:r>
+      <w:proofErr w:type="spellStart"/>
+      <w:r>
+        <w:t>IaC</w:t>
+      </w:r>
+      <w:proofErr w:type="spellEnd"/>
       <w:r>
         <w:t>)</w:t>
       </w:r>
@@ -1577,6 +1752,7 @@
       <w:r>
         <w:t xml:space="preserve">, </w:t>
       </w:r>
+      <w:proofErr w:type="spellStart"/>
       <w:r>
         <w:rPr>
           <w:rStyle w:val="s1"/>
@@ -1585,9 +1761,11 @@
         </w:rPr>
         <w:t>MLflow</w:t>
       </w:r>
+      <w:proofErr w:type="spellEnd"/>
       <w:r>
         <w:t xml:space="preserve">, </w:t>
       </w:r>
+      <w:proofErr w:type="spellStart"/>
       <w:r>
         <w:rPr>
           <w:rStyle w:val="s1"/>
@@ -1596,6 +1774,7 @@
         </w:rPr>
         <w:t>Kedro</w:t>
       </w:r>
+      <w:proofErr w:type="spellEnd"/>
       <w:r>
         <w:t>,</w:t>
       </w:r>
@@ -1638,6 +1817,7 @@
       <w:r>
         <w:t xml:space="preserve"> for ETL workflows and </w:t>
       </w:r>
+      <w:proofErr w:type="spellStart"/>
       <w:r>
         <w:rPr>
           <w:rStyle w:val="s1"/>
@@ -1646,6 +1826,7 @@
         </w:rPr>
         <w:t>JupyterLab</w:t>
       </w:r>
+      <w:proofErr w:type="spellEnd"/>
       <w:r>
         <w:t xml:space="preserve"> for EDA, ML experimentation, and interactive reporting.</w:t>
       </w:r>
@@ -1654,8 +1835,13 @@
       <w:pPr>
         <w:pStyle w:val="Heading3"/>
       </w:pPr>
-      <w:r>
-        <w:t>DiPEC (Digitalized Project Execution</w:t>
+      <w:proofErr w:type="spellStart"/>
+      <w:r>
+        <w:t>DiPEC</w:t>
+      </w:r>
+      <w:proofErr w:type="spellEnd"/>
+      <w:r>
+        <w:t xml:space="preserve"> (Digitalized Project Execution</w:t>
       </w:r>
       <w:r>
         <w:t xml:space="preserve"> Cycle</w:t>
@@ -1807,13 +1993,31 @@
       <w:pPr>
         <w:pStyle w:val="Heading3"/>
       </w:pPr>
-      <w:r>
-        <w:t>eResource Scheduler</w:t>
-      </w:r>
-    </w:p>
-    <w:p>
-      <w:r>
-        <w:t>Enbraun's eResource Scheduler is a multi-user feature-rich software for resource management and scheduling. The application enables organizations to efficiently schedule, plan, and manage employees, equipment, and other resources.</w:t>
+      <w:proofErr w:type="spellStart"/>
+      <w:r>
+        <w:t>eResource</w:t>
+      </w:r>
+      <w:proofErr w:type="spellEnd"/>
+      <w:r>
+        <w:t xml:space="preserve"> Scheduler</w:t>
+      </w:r>
+    </w:p>
+    <w:p>
+      <w:proofErr w:type="spellStart"/>
+      <w:r>
+        <w:t>Enbraun's</w:t>
+      </w:r>
+      <w:proofErr w:type="spellEnd"/>
+      <w:r>
+        <w:t xml:space="preserve"> </w:t>
+      </w:r>
+      <w:proofErr w:type="spellStart"/>
+      <w:r>
+        <w:t>eResource</w:t>
+      </w:r>
+      <w:proofErr w:type="spellEnd"/>
+      <w:r>
+        <w:t xml:space="preserve"> Scheduler is a multi-user feature-rich software for resource management and scheduling. The application enables organizations to efficiently schedule, plan, and manage employees, equipment, and other resources.</w:t>
       </w:r>
     </w:p>
     <w:p>
@@ -1855,6 +2059,7 @@
       <w:r>
         <w:t xml:space="preserve"> and interactive frontend modules using </w:t>
       </w:r>
+      <w:proofErr w:type="spellStart"/>
       <w:r>
         <w:rPr>
           <w:rStyle w:val="s1"/>
@@ -1863,6 +2068,7 @@
         </w:rPr>
         <w:t>JavaEE</w:t>
       </w:r>
+      <w:proofErr w:type="spellEnd"/>
       <w:r>
         <w:t xml:space="preserve">, </w:t>
       </w:r>
@@ -1966,8 +2172,13 @@
       <w:pPr>
         <w:pStyle w:val="Heading3"/>
       </w:pPr>
-      <w:r>
-        <w:t>ExamChi – Online Exam Practice Platform</w:t>
+      <w:proofErr w:type="spellStart"/>
+      <w:r>
+        <w:t>ExamChi</w:t>
+      </w:r>
+      <w:proofErr w:type="spellEnd"/>
+      <w:r>
+        <w:t xml:space="preserve"> – Online Exam Practice Platform</w:t>
       </w:r>
     </w:p>
     <w:p>
@@ -6056,6 +6267,155 @@
     </w:lvl>
   </w:abstractNum>
   <w:abstractNum w:abstractNumId="29" w15:restartNumberingAfterBreak="0">
+    <w:nsid w:val="71121E67"/>
+    <w:multiLevelType w:val="multilevel"/>
+    <w:tmpl w:val="F5AC49BE"/>
+    <w:lvl w:ilvl="0">
+      <w:start w:val="1"/>
+      <w:numFmt w:val="bullet"/>
+      <w:lvlText w:val=""/>
+      <w:lvlJc w:val="left"/>
+      <w:pPr>
+        <w:tabs>
+          <w:tab w:val="num" w:pos="720"/>
+        </w:tabs>
+        <w:ind w:left="720" w:hanging="360"/>
+      </w:pPr>
+      <w:rPr>
+        <w:rFonts w:ascii="Symbol" w:hAnsi="Symbol" w:hint="default"/>
+        <w:sz w:val="20"/>
+      </w:rPr>
+    </w:lvl>
+    <w:lvl w:ilvl="1" w:tentative="1">
+      <w:start w:val="1"/>
+      <w:numFmt w:val="bullet"/>
+      <w:lvlText w:val="o"/>
+      <w:lvlJc w:val="left"/>
+      <w:pPr>
+        <w:tabs>
+          <w:tab w:val="num" w:pos="1440"/>
+        </w:tabs>
+        <w:ind w:left="1440" w:hanging="360"/>
+      </w:pPr>
+      <w:rPr>
+        <w:rFonts w:ascii="Courier New" w:hAnsi="Courier New" w:hint="default"/>
+        <w:sz w:val="20"/>
+      </w:rPr>
+    </w:lvl>
+    <w:lvl w:ilvl="2" w:tentative="1">
+      <w:start w:val="1"/>
+      <w:numFmt w:val="bullet"/>
+      <w:lvlText w:val=""/>
+      <w:lvlJc w:val="left"/>
+      <w:pPr>
+        <w:tabs>
+          <w:tab w:val="num" w:pos="2160"/>
+        </w:tabs>
+        <w:ind w:left="2160" w:hanging="360"/>
+      </w:pPr>
+      <w:rPr>
+        <w:rFonts w:ascii="Wingdings" w:hAnsi="Wingdings" w:hint="default"/>
+        <w:sz w:val="20"/>
+      </w:rPr>
+    </w:lvl>
+    <w:lvl w:ilvl="3" w:tentative="1">
+      <w:start w:val="1"/>
+      <w:numFmt w:val="bullet"/>
+      <w:lvlText w:val=""/>
+      <w:lvlJc w:val="left"/>
+      <w:pPr>
+        <w:tabs>
+          <w:tab w:val="num" w:pos="2880"/>
+        </w:tabs>
+        <w:ind w:left="2880" w:hanging="360"/>
+      </w:pPr>
+      <w:rPr>
+        <w:rFonts w:ascii="Wingdings" w:hAnsi="Wingdings" w:hint="default"/>
+        <w:sz w:val="20"/>
+      </w:rPr>
+    </w:lvl>
+    <w:lvl w:ilvl="4" w:tentative="1">
+      <w:start w:val="1"/>
+      <w:numFmt w:val="bullet"/>
+      <w:lvlText w:val=""/>
+      <w:lvlJc w:val="left"/>
+      <w:pPr>
+        <w:tabs>
+          <w:tab w:val="num" w:pos="3600"/>
+        </w:tabs>
+        <w:ind w:left="3600" w:hanging="360"/>
+      </w:pPr>
+      <w:rPr>
+        <w:rFonts w:ascii="Wingdings" w:hAnsi="Wingdings" w:hint="default"/>
+        <w:sz w:val="20"/>
+      </w:rPr>
+    </w:lvl>
+    <w:lvl w:ilvl="5" w:tentative="1">
+      <w:start w:val="1"/>
+      <w:numFmt w:val="bullet"/>
+      <w:lvlText w:val=""/>
+      <w:lvlJc w:val="left"/>
+      <w:pPr>
+        <w:tabs>
+          <w:tab w:val="num" w:pos="4320"/>
+        </w:tabs>
+        <w:ind w:left="4320" w:hanging="360"/>
+      </w:pPr>
+      <w:rPr>
+        <w:rFonts w:ascii="Wingdings" w:hAnsi="Wingdings" w:hint="default"/>
+        <w:sz w:val="20"/>
+      </w:rPr>
+    </w:lvl>
+    <w:lvl w:ilvl="6" w:tentative="1">
+      <w:start w:val="1"/>
+      <w:numFmt w:val="bullet"/>
+      <w:lvlText w:val=""/>
+      <w:lvlJc w:val="left"/>
+      <w:pPr>
+        <w:tabs>
+          <w:tab w:val="num" w:pos="5040"/>
+        </w:tabs>
+        <w:ind w:left="5040" w:hanging="360"/>
+      </w:pPr>
+      <w:rPr>
+        <w:rFonts w:ascii="Wingdings" w:hAnsi="Wingdings" w:hint="default"/>
+        <w:sz w:val="20"/>
+      </w:rPr>
+    </w:lvl>
+    <w:lvl w:ilvl="7" w:tentative="1">
+      <w:start w:val="1"/>
+      <w:numFmt w:val="bullet"/>
+      <w:lvlText w:val=""/>
+      <w:lvlJc w:val="left"/>
+      <w:pPr>
+        <w:tabs>
+          <w:tab w:val="num" w:pos="5760"/>
+        </w:tabs>
+        <w:ind w:left="5760" w:hanging="360"/>
+      </w:pPr>
+      <w:rPr>
+        <w:rFonts w:ascii="Wingdings" w:hAnsi="Wingdings" w:hint="default"/>
+        <w:sz w:val="20"/>
+      </w:rPr>
+    </w:lvl>
+    <w:lvl w:ilvl="8" w:tentative="1">
+      <w:start w:val="1"/>
+      <w:numFmt w:val="bullet"/>
+      <w:lvlText w:val=""/>
+      <w:lvlJc w:val="left"/>
+      <w:pPr>
+        <w:tabs>
+          <w:tab w:val="num" w:pos="6480"/>
+        </w:tabs>
+        <w:ind w:left="6480" w:hanging="360"/>
+      </w:pPr>
+      <w:rPr>
+        <w:rFonts w:ascii="Wingdings" w:hAnsi="Wingdings" w:hint="default"/>
+        <w:sz w:val="20"/>
+      </w:rPr>
+    </w:lvl>
+  </w:abstractNum>
+  <w:abstractNum w:abstractNumId="30" w15:restartNumberingAfterBreak="0">
     <w:nsid w:val="7350195D"/>
     <w:multiLevelType w:val="multilevel"/>
     <w:tmpl w:val="8D92BEDC"/>
@@ -6204,7 +6564,7 @@
       </w:rPr>
     </w:lvl>
   </w:abstractNum>
-  <w:abstractNum w:abstractNumId="30" w15:restartNumberingAfterBreak="0">
+  <w:abstractNum w:abstractNumId="31" w15:restartNumberingAfterBreak="0">
     <w:nsid w:val="77886B01"/>
     <w:multiLevelType w:val="multilevel"/>
     <w:tmpl w:val="A7307848"/>
@@ -6353,7 +6713,7 @@
       </w:rPr>
     </w:lvl>
   </w:abstractNum>
-  <w:abstractNum w:abstractNumId="31" w15:restartNumberingAfterBreak="0">
+  <w:abstractNum w:abstractNumId="32" w15:restartNumberingAfterBreak="0">
     <w:nsid w:val="79410EA9"/>
     <w:multiLevelType w:val="multilevel"/>
     <w:tmpl w:val="B2064420"/>
@@ -6467,7 +6827,7 @@
       </w:rPr>
     </w:lvl>
   </w:abstractNum>
-  <w:abstractNum w:abstractNumId="32" w15:restartNumberingAfterBreak="0">
+  <w:abstractNum w:abstractNumId="33" w15:restartNumberingAfterBreak="0">
     <w:nsid w:val="79737FDB"/>
     <w:multiLevelType w:val="multilevel"/>
     <w:tmpl w:val="9BBAB3BC"/>
@@ -6616,7 +6976,7 @@
       </w:rPr>
     </w:lvl>
   </w:abstractNum>
-  <w:abstractNum w:abstractNumId="33" w15:restartNumberingAfterBreak="0">
+  <w:abstractNum w:abstractNumId="34" w15:restartNumberingAfterBreak="0">
     <w:nsid w:val="7A197240"/>
     <w:multiLevelType w:val="hybridMultilevel"/>
     <w:tmpl w:val="0F522CFC"/>
@@ -6755,13 +7115,13 @@
     <w:abstractNumId w:val="10"/>
   </w:num>
   <w:num w:numId="9" w16cid:durableId="1776704470">
-    <w:abstractNumId w:val="33"/>
+    <w:abstractNumId w:val="34"/>
   </w:num>
   <w:num w:numId="10" w16cid:durableId="1383558193">
     <w:abstractNumId w:val="13"/>
   </w:num>
   <w:num w:numId="11" w16cid:durableId="177891573">
-    <w:abstractNumId w:val="31"/>
+    <w:abstractNumId w:val="32"/>
   </w:num>
   <w:num w:numId="12" w16cid:durableId="1051224317">
     <w:abstractNumId w:val="9"/>
@@ -6785,16 +7145,16 @@
     <w:abstractNumId w:val="27"/>
   </w:num>
   <w:num w:numId="19" w16cid:durableId="1461529355">
-    <w:abstractNumId w:val="32"/>
+    <w:abstractNumId w:val="33"/>
   </w:num>
   <w:num w:numId="20" w16cid:durableId="1974631606">
-    <w:abstractNumId w:val="30"/>
+    <w:abstractNumId w:val="31"/>
   </w:num>
   <w:num w:numId="21" w16cid:durableId="497619308">
     <w:abstractNumId w:val="1"/>
   </w:num>
   <w:num w:numId="22" w16cid:durableId="1062479839">
-    <w:abstractNumId w:val="29"/>
+    <w:abstractNumId w:val="30"/>
   </w:num>
   <w:num w:numId="23" w16cid:durableId="1076973069">
     <w:abstractNumId w:val="7"/>
@@ -6831,6 +7191,9 @@
   </w:num>
   <w:num w:numId="34" w16cid:durableId="1716083136">
     <w:abstractNumId w:val="17"/>
+  </w:num>
+  <w:num w:numId="35" w16cid:durableId="667711855">
+    <w:abstractNumId w:val="29"/>
   </w:num>
 </w:numbering>
 </file>
@@ -7315,6 +7678,7 @@
   <w:style w:type="character" w:default="1" w:styleId="DefaultParagraphFont">
     <w:name w:val="Default Paragraph Font"/>
     <w:uiPriority w:val="1"/>
+    <w:semiHidden/>
     <w:unhideWhenUsed/>
   </w:style>
   <w:style w:type="table" w:default="1" w:styleId="TableNormal">
@@ -7544,6 +7908,24 @@
     <w:rsid w:val="00F92942"/>
     <w:rPr>
       <w:sz w:val="21"/>
+    </w:rPr>
+  </w:style>
+  <w:style w:type="paragraph" w:styleId="NormalWeb">
+    <w:name w:val="Normal (Web)"/>
+    <w:basedOn w:val="Normal"/>
+    <w:uiPriority w:val="99"/>
+    <w:semiHidden/>
+    <w:unhideWhenUsed/>
+    <w:rsid w:val="00B90D89"/>
+    <w:pPr>
+      <w:spacing w:before="100" w:beforeAutospacing="1" w:after="100" w:afterAutospacing="1"/>
+    </w:pPr>
+    <w:rPr>
+      <w:rFonts w:ascii="Times New Roman" w:eastAsia="Times New Roman" w:hAnsi="Times New Roman" w:cs="Times New Roman"/>
+      <w:kern w:val="0"/>
+      <w:sz w:val="24"/>
+      <w:lang w:eastAsia="en-GB"/>
+      <w14:ligatures w14:val="none"/>
     </w:rPr>
   </w:style>
 </w:styles>
